--- a/shinmok1/pack/2510/H1MOGO25-10_20_SET.docx
+++ b/shinmok1/pack/2510/H1MOGO25-10_20_SET.docx
@@ -58,7 +58,7 @@
           <w:sz w:val="16"/>
           <w:u w:val="none"/>
         </w:rPr>
-        <w:t>(   )반 (   )번 이름(            )  CHECK ___/35  전용 ___/29.2점</w:t>
+        <w:t>(   )반 (   )번 이름(            )  CHECK ___/35  전용 ___/30.0점</w:t>
       </w:r>
     </w:p>
     <w:p>
@@ -1449,7 +1449,7 @@
           <w:sz w:val="18"/>
           <w:u w:val="none"/>
         </w:rPr>
-        <w:t>PART 2 · 전용문제  (선택형 8 · 서답형 2 · 29.2점)</w:t>
+        <w:t>PART 2 · 전용문제  (선택형 8 · 서답형 2 · 30.0점)</w:t>
       </w:r>
     </w:p>
     <w:p>
@@ -1474,7 +1474,25 @@
           <w:sz w:val="17"/>
           <w:u w:val="none"/>
         </w:rPr>
-        <w:t xml:space="preserve"> 다음 빈칸에 들어갈 말로 가장 적절한 것은? [2.7점]</w:t>
+        <w:t xml:space="preserve"> 다음 글에 대한 &lt;보기&gt;의 설명 중 </w:t>
+      </w:r>
+      <w:r>
+        <w:rPr>
+          <w:rFonts w:ascii="맑은 고딕" w:hAnsi="맑은 고딕" w:eastAsia="맑은 고딕"/>
+          <w:b w:val="0"/>
+          <w:sz w:val="17"/>
+          <w:u w:val="single"/>
+        </w:rPr>
+        <w:t>틀린</w:t>
+      </w:r>
+      <w:r>
+        <w:rPr>
+          <w:rFonts w:ascii="맑은 고딕" w:hAnsi="맑은 고딕" w:eastAsia="맑은 고딕"/>
+          <w:b w:val="0"/>
+          <w:sz w:val="17"/>
+          <w:u w:val="none"/>
+        </w:rPr>
+        <w:t xml:space="preserve"> 것만을 있는 대로 고른 것은? [3.3점]</w:t>
       </w:r>
     </w:p>
     <w:p>
@@ -1497,14 +1515,80 @@
           <w:sz w:val="17"/>
           <w:u w:val="none"/>
         </w:rPr>
-        <w:t>One of the most important aspects of sustaining long-term relationships is communication. It’s easy to connect with someone and then let the relationship get stuck because nobody follows up. To keep the connection alive, ______________________________. This doesn’t mean constantly reaching out with requests or updates but rather maintaining a friendly and consistent line of communication. A simple message to check in or share something of value can go a long way in reinforcing your relationship. For example, if you come across an article that you think might interest a connection, share it with them, even if you haven’t spoken in a while.</w:t>
+        <w:t>One of the most important aspects of sustaining long-term relationships is communication. It’s easy to connect with someone and then let the relationship ⓐ</w:t>
+      </w:r>
+      <w:r>
+        <w:rPr>
+          <w:rFonts w:ascii="맑은 고딕" w:hAnsi="맑은 고딕" w:eastAsia="맑은 고딕"/>
+          <w:b w:val="0"/>
+          <w:sz w:val="17"/>
+          <w:u w:val="single"/>
+        </w:rPr>
+        <w:t>get</w:t>
+      </w:r>
+      <w:r>
+        <w:rPr>
+          <w:rFonts w:ascii="맑은 고딕" w:hAnsi="맑은 고딕" w:eastAsia="맑은 고딕"/>
+          <w:b w:val="0"/>
+          <w:sz w:val="17"/>
+          <w:u w:val="none"/>
+        </w:rPr>
+        <w:t xml:space="preserve"> stuck due to a lack of follow-up. To keep the connection alive, make a conscious effort to stay in touch. This doesn’t mean constantly reaching out with requests or updates but rather maintaining a friendly and consistent line of communication. A simple message to check in or share something of value can go a long way in ⓑ</w:t>
+      </w:r>
+      <w:r>
+        <w:rPr>
+          <w:rFonts w:ascii="맑은 고딕" w:hAnsi="맑은 고딕" w:eastAsia="맑은 고딕"/>
+          <w:b w:val="0"/>
+          <w:sz w:val="17"/>
+          <w:u w:val="single"/>
+        </w:rPr>
+        <w:t>reinforcing</w:t>
+      </w:r>
+      <w:r>
+        <w:rPr>
+          <w:rFonts w:ascii="맑은 고딕" w:hAnsi="맑은 고딕" w:eastAsia="맑은 고딕"/>
+          <w:b w:val="0"/>
+          <w:sz w:val="17"/>
+          <w:u w:val="none"/>
+        </w:rPr>
+        <w:t xml:space="preserve"> your relationship. (A) ________, if you come across an article or resource that you think might interest a connection, share it with them, even if you haven’t spoken in a while. This shows that you’re thinking of them and are invested in maintaining the relationship.</w:t>
       </w:r>
     </w:p>
     <w:p>
       <w:pPr>
-        <w:spacing w:before="0" w:after="0" w:line="269" w:lineRule="auto"/>
-        <w:ind w:left="180" w:hanging="180"/>
+        <w:spacing w:before="0" w:after="0" w:line="288" w:lineRule="auto"/>
+        <w:ind w:left="40"/>
         <w:snapToGrid w:val="0"/>
+        <w:pBdr>
+          <w:top w:val="single" w:sz="4" w:space="2" w:color="9B6BD0"/>
+          <w:left w:val="single" w:sz="4" w:space="2" w:color="9B6BD0"/>
+          <w:bottom w:val="single" w:sz="4" w:space="2" w:color="9B6BD0"/>
+          <w:right w:val="single" w:sz="4" w:space="2" w:color="9B6BD0"/>
+        </w:pBdr>
+        <w:shd w:val="clear" w:color="auto" w:fill="FAF5FF"/>
+      </w:pPr>
+      <w:r>
+        <w:rPr>
+          <w:rFonts w:ascii="맑은 고딕" w:hAnsi="맑은 고딕" w:eastAsia="맑은 고딕"/>
+          <w:b/>
+          <w:sz w:val="17"/>
+          <w:u w:val="none"/>
+        </w:rPr>
+        <w:t>&lt;보 기&gt;</w:t>
+      </w:r>
+    </w:p>
+    <w:p>
+      <w:pPr>
+        <w:spacing w:before="0" w:after="0" w:line="288" w:lineRule="auto"/>
+        <w:ind w:left="40"/>
+        <w:snapToGrid w:val="0"/>
+        <w:pBdr>
+          <w:top w:val="single" w:sz="4" w:space="2" w:color="9B6BD0"/>
+          <w:left w:val="single" w:sz="4" w:space="2" w:color="9B6BD0"/>
+          <w:bottom w:val="single" w:sz="4" w:space="2" w:color="9B6BD0"/>
+          <w:right w:val="single" w:sz="4" w:space="2" w:color="9B6BD0"/>
+        </w:pBdr>
+        <w:shd w:val="clear" w:color="auto" w:fill="FAF5FF"/>
       </w:pPr>
       <w:r>
         <w:rPr>
@@ -1513,14 +1597,21 @@
           <w:sz w:val="17"/>
           <w:u w:val="none"/>
         </w:rPr>
-        <w:t>① make a deliberate habit of keeping in contact</w:t>
+        <w:t>(a) The writer suggests that a relationship can stall when nobody follows up.</w:t>
       </w:r>
     </w:p>
     <w:p>
       <w:pPr>
-        <w:spacing w:before="0" w:after="0" w:line="269" w:lineRule="auto"/>
-        <w:ind w:left="180" w:hanging="180"/>
+        <w:spacing w:before="0" w:after="0" w:line="288" w:lineRule="auto"/>
+        <w:ind w:left="40"/>
         <w:snapToGrid w:val="0"/>
+        <w:pBdr>
+          <w:top w:val="single" w:sz="4" w:space="2" w:color="9B6BD0"/>
+          <w:left w:val="single" w:sz="4" w:space="2" w:color="9B6BD0"/>
+          <w:bottom w:val="single" w:sz="4" w:space="2" w:color="9B6BD0"/>
+          <w:right w:val="single" w:sz="4" w:space="2" w:color="9B6BD0"/>
+        </w:pBdr>
+        <w:shd w:val="clear" w:color="auto" w:fill="FAF5FF"/>
       </w:pPr>
       <w:r>
         <w:rPr>
@@ -1529,14 +1620,21 @@
           <w:sz w:val="17"/>
           <w:u w:val="none"/>
         </w:rPr>
-        <w:t>② ask for help whenever a real need arises</w:t>
+        <w:t>(b) The appropriate expression for (A) is ‘In contrast’.</w:t>
       </w:r>
     </w:p>
     <w:p>
       <w:pPr>
-        <w:spacing w:before="0" w:after="0" w:line="269" w:lineRule="auto"/>
-        <w:ind w:left="180" w:hanging="180"/>
+        <w:spacing w:before="0" w:after="0" w:line="288" w:lineRule="auto"/>
+        <w:ind w:left="40"/>
         <w:snapToGrid w:val="0"/>
+        <w:pBdr>
+          <w:top w:val="single" w:sz="4" w:space="2" w:color="9B6BD0"/>
+          <w:left w:val="single" w:sz="4" w:space="2" w:color="9B6BD0"/>
+          <w:bottom w:val="single" w:sz="4" w:space="2" w:color="9B6BD0"/>
+          <w:right w:val="single" w:sz="4" w:space="2" w:color="9B6BD0"/>
+        </w:pBdr>
+        <w:shd w:val="clear" w:color="auto" w:fill="FAF5FF"/>
       </w:pPr>
       <w:r>
         <w:rPr>
@@ -1545,14 +1643,21 @@
           <w:sz w:val="17"/>
           <w:u w:val="none"/>
         </w:rPr>
-        <w:t>③ keep your contacts informed of everything you achieve</w:t>
+        <w:t>(c) In ⓐ, ‘get’ can be replaced by ‘to get’ without making the sentence ungrammatical.</w:t>
       </w:r>
     </w:p>
     <w:p>
       <w:pPr>
-        <w:spacing w:before="0" w:after="0" w:line="269" w:lineRule="auto"/>
-        <w:ind w:left="180" w:hanging="180"/>
+        <w:spacing w:before="0" w:after="0" w:line="288" w:lineRule="auto"/>
+        <w:ind w:left="40"/>
         <w:snapToGrid w:val="0"/>
+        <w:pBdr>
+          <w:top w:val="single" w:sz="4" w:space="2" w:color="9B6BD0"/>
+          <w:left w:val="single" w:sz="4" w:space="2" w:color="9B6BD0"/>
+          <w:bottom w:val="single" w:sz="4" w:space="2" w:color="9B6BD0"/>
+          <w:right w:val="single" w:sz="4" w:space="2" w:color="9B6BD0"/>
+        </w:pBdr>
+        <w:shd w:val="clear" w:color="auto" w:fill="FAF5FF"/>
       </w:pPr>
       <w:r>
         <w:rPr>
@@ -1561,14 +1666,21 @@
           <w:sz w:val="17"/>
           <w:u w:val="none"/>
         </w:rPr>
-        <w:t>④ wait until the other person reaches out first</w:t>
+        <w:t>(d) In the context, ⓑ ‘reinforcing’ can be replaced by ‘strengthening’.</w:t>
       </w:r>
     </w:p>
     <w:p>
       <w:pPr>
-        <w:spacing w:before="0" w:after="0" w:line="269" w:lineRule="auto"/>
-        <w:ind w:left="180" w:hanging="180"/>
+        <w:spacing w:before="0" w:after="60" w:line="288" w:lineRule="auto"/>
+        <w:ind w:left="40"/>
         <w:snapToGrid w:val="0"/>
+        <w:pBdr>
+          <w:top w:val="single" w:sz="4" w:space="2" w:color="9B6BD0"/>
+          <w:left w:val="single" w:sz="4" w:space="2" w:color="9B6BD0"/>
+          <w:bottom w:val="single" w:sz="4" w:space="2" w:color="9B6BD0"/>
+          <w:right w:val="single" w:sz="4" w:space="2" w:color="9B6BD0"/>
+        </w:pBdr>
+        <w:shd w:val="clear" w:color="auto" w:fill="FAF5FF"/>
       </w:pPr>
       <w:r>
         <w:rPr>
@@ -1577,7 +1689,23 @@
           <w:sz w:val="17"/>
           <w:u w:val="none"/>
         </w:rPr>
-        <w:t>⑤ save your messages for truly important occasions</w:t>
+        <w:t>(e) According to the writer, frequent requests and updates are the best way to stay in touch.</w:t>
+      </w:r>
+    </w:p>
+    <w:p>
+      <w:pPr>
+        <w:spacing w:before="0" w:after="20" w:line="276" w:lineRule="auto"/>
+        <w:ind w:left="80"/>
+        <w:snapToGrid w:val="0"/>
+      </w:pPr>
+      <w:r>
+        <w:rPr>
+          <w:rFonts w:ascii="맑은 고딕" w:hAnsi="맑은 고딕" w:eastAsia="맑은 고딕"/>
+          <w:b w:val="0"/>
+          <w:sz w:val="17"/>
+          <w:u w:val="none"/>
+        </w:rPr>
+        <w:t>① (a), (d)    ② (b), (c), (e)    ③ (b), (e)    ④ (a), (c), (e)    ⑤ (c), (d), (e)</w:t>
       </w:r>
     </w:p>
     <w:p>
@@ -1602,7 +1730,25 @@
           <w:sz w:val="17"/>
           <w:u w:val="none"/>
         </w:rPr>
-        <w:t xml:space="preserve"> 밑줄 친 부분이 다음 글에서 의미하는 바로 가장 적절한 것은? [2.7점]</w:t>
+        <w:t xml:space="preserve"> 다음 글의 밑줄 친 ⓐ ~ ⓕ 중, 어법상 </w:t>
+      </w:r>
+      <w:r>
+        <w:rPr>
+          <w:rFonts w:ascii="맑은 고딕" w:hAnsi="맑은 고딕" w:eastAsia="맑은 고딕"/>
+          <w:b w:val="0"/>
+          <w:sz w:val="17"/>
+          <w:u w:val="single"/>
+        </w:rPr>
+        <w:t>틀린</w:t>
+      </w:r>
+      <w:r>
+        <w:rPr>
+          <w:rFonts w:ascii="맑은 고딕" w:hAnsi="맑은 고딕" w:eastAsia="맑은 고딕"/>
+          <w:b w:val="0"/>
+          <w:sz w:val="17"/>
+          <w:u w:val="none"/>
+        </w:rPr>
+        <w:t xml:space="preserve"> 것을 모두 고른 것은? [3.1점]</w:t>
       </w:r>
     </w:p>
     <w:p>
@@ -1625,7 +1771,7 @@
           <w:sz w:val="17"/>
           <w:u w:val="none"/>
         </w:rPr>
-        <w:t xml:space="preserve">To keep a connection alive, make a conscious effort to stay in touch. This doesn’t mean constantly reaching out with requests or updates but rather maintaining a friendly and consistent line of communication. A simple message to check in or share something of value can </w:t>
+        <w:t>One of the most important aspects of ⓐ</w:t>
       </w:r>
       <w:r>
         <w:rPr>
@@ -1634,7 +1780,7 @@
           <w:sz w:val="17"/>
           <w:u w:val="single"/>
         </w:rPr>
-        <w:t>go a long way</w:t>
+        <w:t>sustain</w:t>
       </w:r>
       <w:r>
         <w:rPr>
@@ -1643,13 +1789,103 @@
           <w:sz w:val="17"/>
           <w:u w:val="none"/>
         </w:rPr>
-        <w:t xml:space="preserve"> in reinforcing your relationship. For example, if you come across an article or resource that you think might interest a connection, share it with them, even if you haven’t spoken in a while. This shows that you’re thinking of them and are invested in maintaining the relationship.</w:t>
+        <w:t xml:space="preserve"> long-term relationships is communication. It’s easy to connect with someone and then let the relationship ⓑ</w:t>
+      </w:r>
+      <w:r>
+        <w:rPr>
+          <w:rFonts w:ascii="맑은 고딕" w:hAnsi="맑은 고딕" w:eastAsia="맑은 고딕"/>
+          <w:b w:val="0"/>
+          <w:sz w:val="17"/>
+          <w:u w:val="single"/>
+        </w:rPr>
+        <w:t>get</w:t>
+      </w:r>
+      <w:r>
+        <w:rPr>
+          <w:rFonts w:ascii="맑은 고딕" w:hAnsi="맑은 고딕" w:eastAsia="맑은 고딕"/>
+          <w:b w:val="0"/>
+          <w:sz w:val="17"/>
+          <w:u w:val="none"/>
+        </w:rPr>
+        <w:t xml:space="preserve"> stuck due to a lack of follow-up. ⓒ</w:t>
+      </w:r>
+      <w:r>
+        <w:rPr>
+          <w:rFonts w:ascii="맑은 고딕" w:hAnsi="맑은 고딕" w:eastAsia="맑은 고딕"/>
+          <w:b w:val="0"/>
+          <w:sz w:val="17"/>
+          <w:u w:val="single"/>
+        </w:rPr>
+        <w:t>To keep</w:t>
+      </w:r>
+      <w:r>
+        <w:rPr>
+          <w:rFonts w:ascii="맑은 고딕" w:hAnsi="맑은 고딕" w:eastAsia="맑은 고딕"/>
+          <w:b w:val="0"/>
+          <w:sz w:val="17"/>
+          <w:u w:val="none"/>
+        </w:rPr>
+        <w:t xml:space="preserve"> the connection alive, make a conscious effort to stay in touch. This doesn’t mean constantly reaching out with requests or updates but rather ⓓ</w:t>
+      </w:r>
+      <w:r>
+        <w:rPr>
+          <w:rFonts w:ascii="맑은 고딕" w:hAnsi="맑은 고딕" w:eastAsia="맑은 고딕"/>
+          <w:b w:val="0"/>
+          <w:sz w:val="17"/>
+          <w:u w:val="single"/>
+        </w:rPr>
+        <w:t>maintain</w:t>
+      </w:r>
+      <w:r>
+        <w:rPr>
+          <w:rFonts w:ascii="맑은 고딕" w:hAnsi="맑은 고딕" w:eastAsia="맑은 고딕"/>
+          <w:b w:val="0"/>
+          <w:sz w:val="17"/>
+          <w:u w:val="none"/>
+        </w:rPr>
+        <w:t xml:space="preserve"> a friendly and consistent line of communication. A simple message to check in or share something of value can go a long way in reinforcing your relationship. For example, if you come across an article or resource ⓔ</w:t>
+      </w:r>
+      <w:r>
+        <w:rPr>
+          <w:rFonts w:ascii="맑은 고딕" w:hAnsi="맑은 고딕" w:eastAsia="맑은 고딕"/>
+          <w:b w:val="0"/>
+          <w:sz w:val="17"/>
+          <w:u w:val="single"/>
+        </w:rPr>
+        <w:t>what</w:t>
+      </w:r>
+      <w:r>
+        <w:rPr>
+          <w:rFonts w:ascii="맑은 고딕" w:hAnsi="맑은 고딕" w:eastAsia="맑은 고딕"/>
+          <w:b w:val="0"/>
+          <w:sz w:val="17"/>
+          <w:u w:val="none"/>
+        </w:rPr>
+        <w:t xml:space="preserve"> you think might interest a connection, share it with them, even if you ⓕ</w:t>
+      </w:r>
+      <w:r>
+        <w:rPr>
+          <w:rFonts w:ascii="맑은 고딕" w:hAnsi="맑은 고딕" w:eastAsia="맑은 고딕"/>
+          <w:b w:val="0"/>
+          <w:sz w:val="17"/>
+          <w:u w:val="single"/>
+        </w:rPr>
+        <w:t>haven’t spoken</w:t>
+      </w:r>
+      <w:r>
+        <w:rPr>
+          <w:rFonts w:ascii="맑은 고딕" w:hAnsi="맑은 고딕" w:eastAsia="맑은 고딕"/>
+          <w:b w:val="0"/>
+          <w:sz w:val="17"/>
+          <w:u w:val="none"/>
+        </w:rPr>
+        <w:t xml:space="preserve"> in a while. This shows that you’re thinking of them and are invested in maintaining the relationship.</w:t>
       </w:r>
     </w:p>
     <w:p>
       <w:pPr>
-        <w:spacing w:before="0" w:after="0" w:line="269" w:lineRule="auto"/>
-        <w:ind w:left="180" w:hanging="180"/>
+        <w:spacing w:before="0" w:after="20" w:line="276" w:lineRule="auto"/>
+        <w:ind w:left="80"/>
         <w:snapToGrid w:val="0"/>
       </w:pPr>
       <w:r>
@@ -1659,71 +1895,7 @@
           <w:sz w:val="17"/>
           <w:u w:val="none"/>
         </w:rPr>
-        <w:t>① do a great deal to strengthen the bond between you</w:t>
-      </w:r>
-    </w:p>
-    <w:p>
-      <w:pPr>
-        <w:spacing w:before="0" w:after="0" w:line="269" w:lineRule="auto"/>
-        <w:ind w:left="180" w:hanging="180"/>
-        <w:snapToGrid w:val="0"/>
-      </w:pPr>
-      <w:r>
-        <w:rPr>
-          <w:rFonts w:ascii="맑은 고딕" w:hAnsi="맑은 고딕" w:eastAsia="맑은 고딕"/>
-          <w:b w:val="0"/>
-          <w:sz w:val="17"/>
-          <w:u w:val="none"/>
-        </w:rPr>
-        <w:t>② take a long time before it has any effect on the bond</w:t>
-      </w:r>
-    </w:p>
-    <w:p>
-      <w:pPr>
-        <w:spacing w:before="0" w:after="0" w:line="269" w:lineRule="auto"/>
-        <w:ind w:left="180" w:hanging="180"/>
-        <w:snapToGrid w:val="0"/>
-      </w:pPr>
-      <w:r>
-        <w:rPr>
-          <w:rFonts w:ascii="맑은 고딕" w:hAnsi="맑은 고딕" w:eastAsia="맑은 고딕"/>
-          <w:b w:val="0"/>
-          <w:sz w:val="17"/>
-          <w:u w:val="none"/>
-        </w:rPr>
-        <w:t>③ reach even those who now live far away from you</w:t>
-      </w:r>
-    </w:p>
-    <w:p>
-      <w:pPr>
-        <w:spacing w:before="0" w:after="0" w:line="269" w:lineRule="auto"/>
-        <w:ind w:left="180" w:hanging="180"/>
-        <w:snapToGrid w:val="0"/>
-      </w:pPr>
-      <w:r>
-        <w:rPr>
-          <w:rFonts w:ascii="맑은 고딕" w:hAnsi="맑은 고딕" w:eastAsia="맑은 고딕"/>
-          <w:b w:val="0"/>
-          <w:sz w:val="17"/>
-          <w:u w:val="none"/>
-        </w:rPr>
-        <w:t>④ keep the relationship from becoming uncomfortably close</w:t>
-      </w:r>
-    </w:p>
-    <w:p>
-      <w:pPr>
-        <w:spacing w:before="0" w:after="0" w:line="269" w:lineRule="auto"/>
-        <w:ind w:left="180" w:hanging="180"/>
-        <w:snapToGrid w:val="0"/>
-      </w:pPr>
-      <w:r>
-        <w:rPr>
-          <w:rFonts w:ascii="맑은 고딕" w:hAnsi="맑은 고딕" w:eastAsia="맑은 고딕"/>
-          <w:b w:val="0"/>
-          <w:sz w:val="17"/>
-          <w:u w:val="none"/>
-        </w:rPr>
-        <w:t>⑤ make meeting the other person face to face unnecessary</w:t>
+        <w:t>① ⓐ, ⓓ    ② ⓑ, ⓒ, ⓕ    ③ ⓐ, ⓓ, ⓔ    ④ ⓒ, ⓔ    ⑤ ⓐ, ⓑ, ⓔ</w:t>
       </w:r>
     </w:p>
     <w:p>
@@ -1748,25 +1920,7 @@
           <w:sz w:val="17"/>
           <w:u w:val="none"/>
         </w:rPr>
-        <w:t xml:space="preserve"> 다음 글의 필자의 조언에 부합하는 행동을 한 사람을 </w:t>
-      </w:r>
-      <w:r>
-        <w:rPr>
-          <w:rFonts w:ascii="맑은 고딕" w:hAnsi="맑은 고딕" w:eastAsia="맑은 고딕"/>
-          <w:b/>
-          <w:sz w:val="17"/>
-          <w:u w:val="none"/>
-        </w:rPr>
-        <w:t>두 명</w:t>
-      </w:r>
-      <w:r>
-        <w:rPr>
-          <w:rFonts w:ascii="맑은 고딕" w:hAnsi="맑은 고딕" w:eastAsia="맑은 고딕"/>
-          <w:b w:val="0"/>
-          <w:sz w:val="17"/>
-          <w:u w:val="none"/>
-        </w:rPr>
-        <w:t xml:space="preserve"> 고르면? [3.1점]</w:t>
+        <w:t xml:space="preserve"> 다음 글의 (A), (B), (C)의 각 괄호 안에서 문맥과 어법에 맞는 표현으로 가장 적절한 것은? [3.0점]</w:t>
       </w:r>
     </w:p>
     <w:p>
@@ -1789,7 +1943,7 @@
           <w:sz w:val="17"/>
           <w:u w:val="none"/>
         </w:rPr>
-        <w:t>Staying in touch takes a conscious effort. It doesn’t mean constantly reaching out with requests or updates but rather maintaining a friendly and consistent line of communication. A simple message to check in or share something of value can go a long way, even if you haven’t spoken in a while, because it shows that you’re thinking of the other person and are invested in maintaining the relationship.</w:t>
+        <w:t>One of the most important aspects of sustaining long-term relationships is communication. It’s easy to connect with someone and then let the relationship get stuck due to a lack of follow-up. To keep the connection alive, make a (A) [conscious / careless] effort to stay in touch. This doesn’t mean constantly reaching out with requests or updates but rather maintaining a friendly and (B) [consistent / sporadic] line of communication. A simple message to check in or share something of value can go a long way in reinforcing your relationship. For example, if you come across an article or resource that you think might (C) [interest / be interested] a connection, share it with them, even if you haven’t spoken in a while. This shows that you’re thinking of them and are invested in maintaining the relationship.</w:t>
       </w:r>
     </w:p>
     <w:p>
@@ -1805,7 +1959,7 @@
           <w:sz w:val="17"/>
           <w:u w:val="none"/>
         </w:rPr>
-        <w:t>① Jisu sends a former teammate a link to a podcast about his hobby, though they last talked a year ago.</w:t>
+        <w:t>① (A) careless  (B) consistent  (C) interest</w:t>
       </w:r>
     </w:p>
     <w:p>
@@ -1821,7 +1975,7 @@
           <w:sz w:val="17"/>
           <w:u w:val="none"/>
         </w:rPr>
-        <w:t>② Minho messages his old classmates only when he needs a favour from them.</w:t>
+        <w:t>② (A) conscious  (B) sporadic  (C) be interested</w:t>
       </w:r>
     </w:p>
     <w:p>
@@ -1837,7 +1991,7 @@
           <w:sz w:val="17"/>
           <w:u w:val="none"/>
         </w:rPr>
-        <w:t>③ Sora texts a friend every few hours with the details of her own day.</w:t>
+        <w:t>③ (A) conscious  (B) consistent  (C) interest</w:t>
       </w:r>
     </w:p>
     <w:p>
@@ -1853,7 +2007,7 @@
           <w:sz w:val="17"/>
           <w:u w:val="none"/>
         </w:rPr>
-        <w:t>④ Dan drops his old mentor a short note every couple of months just to ask how she is doing.</w:t>
+        <w:t>④ (A) conscious  (B) consistent  (C) be interested</w:t>
       </w:r>
     </w:p>
     <w:p>
@@ -1869,7 +2023,7 @@
           <w:sz w:val="17"/>
           <w:u w:val="none"/>
         </w:rPr>
-        <w:t>⑤ Yuna waits for her former colleagues to contact her so that she will not bother them.</w:t>
+        <w:t>⑤ (A) careless  (B) sporadic  (C) interest</w:t>
       </w:r>
     </w:p>
     <w:p>
@@ -1894,25 +2048,25 @@
           <w:sz w:val="17"/>
           <w:u w:val="none"/>
         </w:rPr>
-        <w:t xml:space="preserve"> 다음 글의 밑줄 친 부분 중, 문맥상 낱말의 쓰임이 적절하지 </w:t>
-      </w:r>
-      <w:r>
-        <w:rPr>
-          <w:rFonts w:ascii="맑은 고딕" w:hAnsi="맑은 고딕" w:eastAsia="맑은 고딕"/>
-          <w:b/>
-          <w:sz w:val="17"/>
-          <w:u w:val="none"/>
-        </w:rPr>
-        <w:t>않은</w:t>
+        <w:t xml:space="preserve"> According to the passage, which of the following is </w:t>
       </w:r>
       <w:r>
         <w:rPr>
           <w:rFonts w:ascii="맑은 고딕" w:hAnsi="맑은 고딕" w:eastAsia="맑은 고딕"/>
           <w:b w:val="0"/>
           <w:sz w:val="17"/>
-          <w:u w:val="none"/>
-        </w:rPr>
-        <w:t xml:space="preserve"> 것은? [3.0점]</w:t>
+          <w:u w:val="single"/>
+        </w:rPr>
+        <w:t>NOT</w:t>
+      </w:r>
+      <w:r>
+        <w:rPr>
+          <w:rFonts w:ascii="맑은 고딕" w:hAnsi="맑은 고딕" w:eastAsia="맑은 고딕"/>
+          <w:b w:val="0"/>
+          <w:sz w:val="17"/>
+          <w:u w:val="none"/>
+        </w:rPr>
+        <w:t xml:space="preserve"> true? [2.8점]</w:t>
       </w:r>
     </w:p>
     <w:p>
@@ -1935,17 +2089,31 @@
           <w:sz w:val="17"/>
           <w:u w:val="none"/>
         </w:rPr>
-        <w:t>One of the most important aspects of ①</w:t>
-      </w:r>
+        <w:t>One of the most important aspects of sustaining long-term relationships is communication. It’s easy to connect with someone and then let the relationship get stuck due to a lack of follow-up. To keep the connection alive, make a conscious effort to stay in touch. This doesn’t mean constantly reaching out with requests or updates but rather maintaining a friendly and consistent line of communication. A simple message to check in or share something of value can go a long way in reinforcing your relationship. For example, if you come across an article or resource that you think might interest a connection, share it with them, even if you haven’t spoken in a while. This shows that you’re thinking of them and are invested in maintaining the relationship.</w:t>
+      </w:r>
+    </w:p>
+    <w:p>
+      <w:pPr>
+        <w:spacing w:before="0" w:after="0" w:line="269" w:lineRule="auto"/>
+        <w:ind w:left="180" w:hanging="180"/>
+        <w:snapToGrid w:val="0"/>
+      </w:pPr>
       <w:r>
         <w:rPr>
           <w:rFonts w:ascii="맑은 고딕" w:hAnsi="맑은 고딕" w:eastAsia="맑은 고딕"/>
           <w:b w:val="0"/>
           <w:sz w:val="17"/>
-          <w:u w:val="single"/>
-        </w:rPr>
-        <w:t>sustaining</w:t>
-      </w:r>
+          <w:u w:val="none"/>
+        </w:rPr>
+        <w:t>① Communication is presented as one of the key elements in keeping a relationship going over time.</w:t>
+      </w:r>
+    </w:p>
+    <w:p>
+      <w:pPr>
+        <w:spacing w:before="0" w:after="0" w:line="269" w:lineRule="auto"/>
+        <w:ind w:left="180" w:hanging="180"/>
+        <w:snapToGrid w:val="0"/>
+      </w:pPr>
       <w:r>
         <w:rPr>
           <w:rFonts w:ascii="맑은 고딕" w:hAnsi="맑은 고딕" w:eastAsia="맑은 고딕"/>
@@ -1953,17 +2121,31 @@
           <w:sz w:val="17"/>
           <w:u w:val="none"/>
         </w:rPr>
-        <w:t xml:space="preserve"> long-term relationships is communication. It’s easy to connect with someone and then let the relationship get stuck due to an ②</w:t>
-      </w:r>
+        <w:t>② A relationship can easily stall if neither side makes the effort to follow up.</w:t>
+      </w:r>
+    </w:p>
+    <w:p>
+      <w:pPr>
+        <w:spacing w:before="0" w:after="0" w:line="269" w:lineRule="auto"/>
+        <w:ind w:left="180" w:hanging="180"/>
+        <w:snapToGrid w:val="0"/>
+      </w:pPr>
       <w:r>
         <w:rPr>
           <w:rFonts w:ascii="맑은 고딕" w:hAnsi="맑은 고딕" w:eastAsia="맑은 고딕"/>
           <w:b w:val="0"/>
           <w:sz w:val="17"/>
-          <w:u w:val="single"/>
-        </w:rPr>
-        <w:t>excess</w:t>
-      </w:r>
+          <w:u w:val="none"/>
+        </w:rPr>
+        <w:t>③ Staying in touch means contacting people mainly when you need something from them.</w:t>
+      </w:r>
+    </w:p>
+    <w:p>
+      <w:pPr>
+        <w:spacing w:before="0" w:after="0" w:line="269" w:lineRule="auto"/>
+        <w:ind w:left="180" w:hanging="180"/>
+        <w:snapToGrid w:val="0"/>
+      </w:pPr>
       <w:r>
         <w:rPr>
           <w:rFonts w:ascii="맑은 고딕" w:hAnsi="맑은 고딕" w:eastAsia="맑은 고딕"/>
@@ -1971,61 +2153,23 @@
           <w:sz w:val="17"/>
           <w:u w:val="none"/>
         </w:rPr>
-        <w:t xml:space="preserve"> of follow-up. To keep the connection alive, make a ③</w:t>
-      </w:r>
+        <w:t>④ Passing along a useful article can strengthen a bond even after a long period of silence.</w:t>
+      </w:r>
+    </w:p>
+    <w:p>
+      <w:pPr>
+        <w:spacing w:before="0" w:after="0" w:line="269" w:lineRule="auto"/>
+        <w:ind w:left="180" w:hanging="180"/>
+        <w:snapToGrid w:val="0"/>
+      </w:pPr>
       <w:r>
         <w:rPr>
           <w:rFonts w:ascii="맑은 고딕" w:hAnsi="맑은 고딕" w:eastAsia="맑은 고딕"/>
           <w:b w:val="0"/>
           <w:sz w:val="17"/>
-          <w:u w:val="single"/>
-        </w:rPr>
-        <w:t>conscious</w:t>
-      </w:r>
-      <w:r>
-        <w:rPr>
-          <w:rFonts w:ascii="맑은 고딕" w:hAnsi="맑은 고딕" w:eastAsia="맑은 고딕"/>
-          <w:b w:val="0"/>
-          <w:sz w:val="17"/>
-          <w:u w:val="none"/>
-        </w:rPr>
-        <w:t xml:space="preserve"> effort to stay in touch. This doesn’t mean constantly reaching out with requests or updates but rather maintaining a friendly and ④</w:t>
-      </w:r>
-      <w:r>
-        <w:rPr>
-          <w:rFonts w:ascii="맑은 고딕" w:hAnsi="맑은 고딕" w:eastAsia="맑은 고딕"/>
-          <w:b w:val="0"/>
-          <w:sz w:val="17"/>
-          <w:u w:val="single"/>
-        </w:rPr>
-        <w:t>consistent</w:t>
-      </w:r>
-      <w:r>
-        <w:rPr>
-          <w:rFonts w:ascii="맑은 고딕" w:hAnsi="맑은 고딕" w:eastAsia="맑은 고딕"/>
-          <w:b w:val="0"/>
-          <w:sz w:val="17"/>
-          <w:u w:val="none"/>
-        </w:rPr>
-        <w:t xml:space="preserve"> line of communication. A simple message to check in or share something of value can go a long way in ⑤</w:t>
-      </w:r>
-      <w:r>
-        <w:rPr>
-          <w:rFonts w:ascii="맑은 고딕" w:hAnsi="맑은 고딕" w:eastAsia="맑은 고딕"/>
-          <w:b w:val="0"/>
-          <w:sz w:val="17"/>
-          <w:u w:val="single"/>
-        </w:rPr>
-        <w:t>reinforcing</w:t>
-      </w:r>
-      <w:r>
-        <w:rPr>
-          <w:rFonts w:ascii="맑은 고딕" w:hAnsi="맑은 고딕" w:eastAsia="맑은 고딕"/>
-          <w:b w:val="0"/>
-          <w:sz w:val="17"/>
-          <w:u w:val="none"/>
-        </w:rPr>
-        <w:t xml:space="preserve"> your relationship. For example, if you come across an article or resource that you think might interest a connection, share it with them, even if you haven’t spoken in a while. This shows that you’re thinking of them and are invested in maintaining the relationship.</w:t>
+          <w:u w:val="none"/>
+        </w:rPr>
+        <w:t>⑤ Small gestures can signal that you value and want to keep the relationship.</w:t>
       </w:r>
     </w:p>
     <w:p>
@@ -2050,25 +2194,7 @@
           <w:sz w:val="17"/>
           <w:u w:val="none"/>
         </w:rPr>
-        <w:t xml:space="preserve"> 다음 글에 대한 &lt;보기&gt;의 설명 중 옳은 것만을 </w:t>
-      </w:r>
-      <w:r>
-        <w:rPr>
-          <w:rFonts w:ascii="맑은 고딕" w:hAnsi="맑은 고딕" w:eastAsia="맑은 고딕"/>
-          <w:b/>
-          <w:sz w:val="17"/>
-          <w:u w:val="none"/>
-        </w:rPr>
-        <w:t>있는 대로</w:t>
-      </w:r>
-      <w:r>
-        <w:rPr>
-          <w:rFonts w:ascii="맑은 고딕" w:hAnsi="맑은 고딕" w:eastAsia="맑은 고딕"/>
-          <w:b w:val="0"/>
-          <w:sz w:val="17"/>
-          <w:u w:val="none"/>
-        </w:rPr>
-        <w:t xml:space="preserve"> 고른 것은? [3.3점]</w:t>
+        <w:t xml:space="preserve"> [A]와 [B]를 읽고 이해한 것으로 가장 적절한 것은? [3.2점]</w:t>
       </w:r>
     </w:p>
     <w:p>
@@ -2091,7 +2217,135 @@
           <w:sz w:val="17"/>
           <w:u w:val="none"/>
         </w:rPr>
-        <w:t>Communication is among the most important things in sustaining a long-term relationship. Many connections stall simply because nobody follows up. Staying in touch takes conscious effort, but ⓐ</w:t>
+        <w:t>[A] It’s easy to connect with someone and then let the relationship get stuck due to a lack of follow-up. To keep the connection alive, make a conscious effort to stay in touch. This doesn’t mean constantly reaching out with requests or updates but rather maintaining a friendly and consistent line of communication. A simple message to check in or share something of value can go a long way in reinforcing your relationship.</w:t>
+      </w:r>
+    </w:p>
+    <w:p>
+      <w:pPr>
+        <w:spacing w:before="0" w:after="60" w:line="288" w:lineRule="auto"/>
+        <w:ind w:left="40"/>
+        <w:snapToGrid w:val="0"/>
+        <w:pBdr>
+          <w:top w:val="single" w:sz="4" w:space="2" w:color="6B7FB8"/>
+          <w:left w:val="single" w:sz="4" w:space="2" w:color="6B7FB8"/>
+          <w:bottom w:val="single" w:sz="4" w:space="2" w:color="6B7FB8"/>
+          <w:right w:val="single" w:sz="4" w:space="2" w:color="6B7FB8"/>
+        </w:pBdr>
+        <w:shd w:val="clear" w:color="auto" w:fill="EEF2FF"/>
+      </w:pPr>
+      <w:r>
+        <w:rPr>
+          <w:rFonts w:ascii="맑은 고딕" w:hAnsi="맑은 고딕" w:eastAsia="맑은 고딕"/>
+          <w:b w:val="0"/>
+          <w:sz w:val="17"/>
+          <w:u w:val="none"/>
+        </w:rPr>
+        <w:t>[B] Career advisers give similar advice about professional networks. Many people collect contacts at conferences and never write to them again, so the names in their phones slowly turn into strangers. Advisers suggest a small habit instead: once a month, send a short note to a few contacts — congratulations on a new job, or a link to a talk they might enjoy. Such notes ask for nothing, yet when an opportunity appears, the people who received them are far more likely to think of the sender first. The point is not to be useful every time but to be present now and then.</w:t>
+      </w:r>
+    </w:p>
+    <w:p>
+      <w:pPr>
+        <w:spacing w:before="0" w:after="0" w:line="269" w:lineRule="auto"/>
+        <w:ind w:left="180" w:hanging="180"/>
+        <w:snapToGrid w:val="0"/>
+      </w:pPr>
+      <w:r>
+        <w:rPr>
+          <w:rFonts w:ascii="맑은 고딕" w:hAnsi="맑은 고딕" w:eastAsia="맑은 고딕"/>
+          <w:b w:val="0"/>
+          <w:sz w:val="17"/>
+          <w:u w:val="none"/>
+        </w:rPr>
+        <w:t>① [A] recommends frequent requests, whereas [B] recommends staying silent until help is needed.</w:t>
+      </w:r>
+    </w:p>
+    <w:p>
+      <w:pPr>
+        <w:spacing w:before="0" w:after="0" w:line="269" w:lineRule="auto"/>
+        <w:ind w:left="180" w:hanging="180"/>
+        <w:snapToGrid w:val="0"/>
+      </w:pPr>
+      <w:r>
+        <w:rPr>
+          <w:rFonts w:ascii="맑은 고딕" w:hAnsi="맑은 고딕" w:eastAsia="맑은 고딕"/>
+          <w:b w:val="0"/>
+          <w:sz w:val="17"/>
+          <w:u w:val="none"/>
+        </w:rPr>
+        <w:t>② [A] deals only with friendships, while [B] warns against contacting colleagues without a clear purpose.</w:t>
+      </w:r>
+    </w:p>
+    <w:p>
+      <w:pPr>
+        <w:spacing w:before="0" w:after="0" w:line="269" w:lineRule="auto"/>
+        <w:ind w:left="180" w:hanging="180"/>
+        <w:snapToGrid w:val="0"/>
+      </w:pPr>
+      <w:r>
+        <w:rPr>
+          <w:rFonts w:ascii="맑은 고딕" w:hAnsi="맑은 고딕" w:eastAsia="맑은 고딕"/>
+          <w:b w:val="0"/>
+          <w:sz w:val="17"/>
+          <w:u w:val="none"/>
+        </w:rPr>
+        <w:t>③ Both texts claim that the most effective messages are detailed reports of one’s own achievements.</w:t>
+      </w:r>
+    </w:p>
+    <w:p>
+      <w:pPr>
+        <w:spacing w:before="0" w:after="0" w:line="269" w:lineRule="auto"/>
+        <w:ind w:left="180" w:hanging="180"/>
+        <w:snapToGrid w:val="0"/>
+      </w:pPr>
+      <w:r>
+        <w:rPr>
+          <w:rFonts w:ascii="맑은 고딕" w:hAnsi="맑은 고딕" w:eastAsia="맑은 고딕"/>
+          <w:b w:val="0"/>
+          <w:sz w:val="17"/>
+          <w:u w:val="none"/>
+        </w:rPr>
+        <w:t>④ Both texts suggest that occasional contact that asks for nothing helps keep a connection alive.</w:t>
+      </w:r>
+    </w:p>
+    <w:p>
+      <w:pPr>
+        <w:spacing w:before="0" w:after="0" w:line="269" w:lineRule="auto"/>
+        <w:ind w:left="180" w:hanging="180"/>
+        <w:snapToGrid w:val="0"/>
+      </w:pPr>
+      <w:r>
+        <w:rPr>
+          <w:rFonts w:ascii="맑은 고딕" w:hAnsi="맑은 고딕" w:eastAsia="맑은 고딕"/>
+          <w:b w:val="0"/>
+          <w:sz w:val="17"/>
+          <w:u w:val="none"/>
+        </w:rPr>
+        <w:t>⑤ [B] advises people to get in touch with their contacts only when an opportunity appears.</w:t>
+      </w:r>
+    </w:p>
+    <w:p>
+      <w:pPr>
+        <w:keepNext/>
+        <w:spacing w:before="80" w:after="20" w:line="276" w:lineRule="auto"/>
+        <w:snapToGrid w:val="0"/>
+      </w:pPr>
+      <w:r>
+        <w:rPr>
+          <w:rFonts w:ascii="맑은 고딕" w:hAnsi="맑은 고딕" w:eastAsia="맑은 고딕"/>
+          <w:b/>
+          <w:sz w:val="17"/>
+          <w:u w:val="none"/>
+        </w:rPr>
+        <w:t>20-6.</w:t>
+      </w:r>
+      <w:r>
+        <w:rPr>
+          <w:rFonts w:ascii="맑은 고딕" w:hAnsi="맑은 고딕" w:eastAsia="맑은 고딕"/>
+          <w:b w:val="0"/>
+          <w:sz w:val="17"/>
+          <w:u w:val="none"/>
+        </w:rPr>
+        <w:t xml:space="preserve"> 윗글의 밑줄 친 </w:t>
       </w:r>
       <w:r>
         <w:rPr>
@@ -2100,7 +2354,7 @@
           <w:sz w:val="17"/>
           <w:u w:val="single"/>
         </w:rPr>
-        <w:t>it is not a matter of contacting people all the time with requests or news</w:t>
+        <w:t>can go a long way</w:t>
       </w:r>
       <w:r>
         <w:rPr>
@@ -2109,8 +2363,136 @@
           <w:sz w:val="17"/>
           <w:u w:val="none"/>
         </w:rPr>
-        <w:t>. What counts is a friendly, steady line of communication. A brief message asking how someone is, or an article ⓑ</w:t>
-      </w:r>
+        <w:t>가 의미하는 바로 가장 적절한 것은? [2.9점]</w:t>
+      </w:r>
+    </w:p>
+    <w:p>
+      <w:pPr>
+        <w:spacing w:before="0" w:after="60" w:line="288" w:lineRule="auto"/>
+        <w:ind w:left="40"/>
+        <w:snapToGrid w:val="0"/>
+        <w:pBdr>
+          <w:top w:val="single" w:sz="4" w:space="2" w:color="999999"/>
+          <w:left w:val="single" w:sz="4" w:space="2" w:color="999999"/>
+          <w:bottom w:val="single" w:sz="4" w:space="2" w:color="999999"/>
+          <w:right w:val="single" w:sz="4" w:space="2" w:color="999999"/>
+        </w:pBdr>
+        <w:shd w:val="clear" w:color="auto" w:fill="F6F3EA"/>
+      </w:pPr>
+      <w:r>
+        <w:rPr>
+          <w:rFonts w:ascii="맑은 고딕" w:hAnsi="맑은 고딕" w:eastAsia="맑은 고딕"/>
+          <w:b w:val="0"/>
+          <w:sz w:val="17"/>
+          <w:u w:val="none"/>
+        </w:rPr>
+        <w:t xml:space="preserve">One of the most important aspects of sustaining long-term relationships is communication. It’s easy to connect with someone and then let the relationship get stuck due to a lack of follow-up. To keep the connection alive, make a conscious effort to stay in touch. This doesn’t mean constantly reaching out with requests or updates but rather maintaining a friendly and consistent line of communication. A simple message to check in or share something of value </w:t>
+      </w:r>
+      <w:r>
+        <w:rPr>
+          <w:rFonts w:ascii="맑은 고딕" w:hAnsi="맑은 고딕" w:eastAsia="맑은 고딕"/>
+          <w:b w:val="0"/>
+          <w:sz w:val="17"/>
+          <w:u w:val="single"/>
+        </w:rPr>
+        <w:t>can go a long way</w:t>
+      </w:r>
+      <w:r>
+        <w:rPr>
+          <w:rFonts w:ascii="맑은 고딕" w:hAnsi="맑은 고딕" w:eastAsia="맑은 고딕"/>
+          <w:b w:val="0"/>
+          <w:sz w:val="17"/>
+          <w:u w:val="none"/>
+        </w:rPr>
+        <w:t xml:space="preserve"> in reinforcing your relationship. For example, if you come across an article or resource that you think might interest a connection, share it with them, even if you haven’t spoken in a while. This shows that you’re thinking of them and are invested in maintaining the relationship.</w:t>
+      </w:r>
+    </w:p>
+    <w:p>
+      <w:pPr>
+        <w:spacing w:before="0" w:after="0" w:line="269" w:lineRule="auto"/>
+        <w:ind w:left="180" w:hanging="180"/>
+        <w:snapToGrid w:val="0"/>
+      </w:pPr>
+      <w:r>
+        <w:rPr>
+          <w:rFonts w:ascii="맑은 고딕" w:hAnsi="맑은 고딕" w:eastAsia="맑은 고딕"/>
+          <w:b w:val="0"/>
+          <w:sz w:val="17"/>
+          <w:u w:val="none"/>
+        </w:rPr>
+        <w:t>① can travel a great distance before reaching the other person</w:t>
+      </w:r>
+    </w:p>
+    <w:p>
+      <w:pPr>
+        <w:spacing w:before="0" w:after="0" w:line="269" w:lineRule="auto"/>
+        <w:ind w:left="180" w:hanging="180"/>
+        <w:snapToGrid w:val="0"/>
+      </w:pPr>
+      <w:r>
+        <w:rPr>
+          <w:rFonts w:ascii="맑은 고딕" w:hAnsi="맑은 고딕" w:eastAsia="맑은 고딕"/>
+          <w:b w:val="0"/>
+          <w:sz w:val="17"/>
+          <w:u w:val="none"/>
+        </w:rPr>
+        <w:t>② can be surprisingly effective</w:t>
+      </w:r>
+    </w:p>
+    <w:p>
+      <w:pPr>
+        <w:spacing w:before="0" w:after="0" w:line="269" w:lineRule="auto"/>
+        <w:ind w:left="180" w:hanging="180"/>
+        <w:snapToGrid w:val="0"/>
+      </w:pPr>
+      <w:r>
+        <w:rPr>
+          <w:rFonts w:ascii="맑은 고딕" w:hAnsi="맑은 고딕" w:eastAsia="맑은 고딕"/>
+          <w:b w:val="0"/>
+          <w:sz w:val="17"/>
+          <w:u w:val="none"/>
+        </w:rPr>
+        <w:t>③ can take a long time to be noticed</w:t>
+      </w:r>
+    </w:p>
+    <w:p>
+      <w:pPr>
+        <w:spacing w:before="0" w:after="0" w:line="269" w:lineRule="auto"/>
+        <w:ind w:left="180" w:hanging="180"/>
+        <w:snapToGrid w:val="0"/>
+      </w:pPr>
+      <w:r>
+        <w:rPr>
+          <w:rFonts w:ascii="맑은 고딕" w:hAnsi="맑은 고딕" w:eastAsia="맑은 고딕"/>
+          <w:b w:val="0"/>
+          <w:sz w:val="17"/>
+          <w:u w:val="none"/>
+        </w:rPr>
+        <w:t>④ can lead to an unexpected request in return</w:t>
+      </w:r>
+    </w:p>
+    <w:p>
+      <w:pPr>
+        <w:spacing w:before="0" w:after="0" w:line="269" w:lineRule="auto"/>
+        <w:ind w:left="180" w:hanging="180"/>
+        <w:snapToGrid w:val="0"/>
+      </w:pPr>
+      <w:r>
+        <w:rPr>
+          <w:rFonts w:ascii="맑은 고딕" w:hAnsi="맑은 고딕" w:eastAsia="맑은 고딕"/>
+          <w:b w:val="0"/>
+          <w:sz w:val="17"/>
+          <w:u w:val="none"/>
+        </w:rPr>
+        <w:t>⑤ can keep the relationship going only for a short while</w:t>
+      </w:r>
+    </w:p>
+    <w:p>
+      <w:pPr>
+        <w:keepNext/>
+        <w:spacing w:before="80" w:after="20" w:line="276" w:lineRule="auto"/>
+        <w:snapToGrid w:val="0"/>
+      </w:pPr>
       <w:r>
         <w:rPr>
           <w:rFonts w:ascii="맑은 고딕" w:hAnsi="맑은 고딕" w:eastAsia="맑은 고딕"/>
@@ -2118,7 +2500,7 @@
           <w:sz w:val="17"/>
           <w:u w:val="none"/>
         </w:rPr>
-        <w:t>[ that / what ]</w:t>
+        <w:t>20-7.</w:t>
       </w:r>
       <w:r>
         <w:rPr>
@@ -2127,7 +2509,235 @@
           <w:sz w:val="17"/>
           <w:u w:val="none"/>
         </w:rPr>
-        <w:t xml:space="preserve"> you think they would enjoy, can do a great deal for the relationship, even after a long silence. It shows the other person that he or she is on your mind.</w:t>
+        <w:t xml:space="preserve"> 다음 글을 읽고 이해한 학생의 반응으로 적절하지 </w:t>
+      </w:r>
+      <w:r>
+        <w:rPr>
+          <w:rFonts w:ascii="맑은 고딕" w:hAnsi="맑은 고딕" w:eastAsia="맑은 고딕"/>
+          <w:b w:val="0"/>
+          <w:sz w:val="17"/>
+          <w:u w:val="single"/>
+        </w:rPr>
+        <w:t>않은</w:t>
+      </w:r>
+      <w:r>
+        <w:rPr>
+          <w:rFonts w:ascii="맑은 고딕" w:hAnsi="맑은 고딕" w:eastAsia="맑은 고딕"/>
+          <w:b w:val="0"/>
+          <w:sz w:val="17"/>
+          <w:u w:val="none"/>
+        </w:rPr>
+        <w:t xml:space="preserve"> 것은? [3.0점]</w:t>
+      </w:r>
+    </w:p>
+    <w:p>
+      <w:pPr>
+        <w:spacing w:before="0" w:after="60" w:line="288" w:lineRule="auto"/>
+        <w:ind w:left="40"/>
+        <w:snapToGrid w:val="0"/>
+        <w:pBdr>
+          <w:top w:val="single" w:sz="4" w:space="2" w:color="999999"/>
+          <w:left w:val="single" w:sz="4" w:space="2" w:color="999999"/>
+          <w:bottom w:val="single" w:sz="4" w:space="2" w:color="999999"/>
+          <w:right w:val="single" w:sz="4" w:space="2" w:color="999999"/>
+        </w:pBdr>
+        <w:shd w:val="clear" w:color="auto" w:fill="F6F3EA"/>
+      </w:pPr>
+      <w:r>
+        <w:rPr>
+          <w:rFonts w:ascii="맑은 고딕" w:hAnsi="맑은 고딕" w:eastAsia="맑은 고딕"/>
+          <w:b w:val="0"/>
+          <w:sz w:val="17"/>
+          <w:u w:val="none"/>
+        </w:rPr>
+        <w:t>One of the most important aspects of sustaining long-term relationships is communication. It’s easy to connect with someone and then let the relationship get stuck due to a lack of follow-up. To keep the connection alive, make a conscious effort to stay in touch. This doesn’t mean constantly reaching out with requests or updates but rather maintaining a friendly and consistent line of communication. A simple message to check in or share something of value can go a long way in reinforcing your relationship. For example, if you come across an article or resource that you think might interest a connection, share it with them, even if you haven’t spoken in a while. This shows that you’re thinking of them and are invested in maintaining the relationship.</w:t>
+      </w:r>
+    </w:p>
+    <w:p>
+      <w:pPr>
+        <w:spacing w:before="0" w:after="0" w:line="269" w:lineRule="auto"/>
+        <w:ind w:left="180" w:hanging="180"/>
+        <w:snapToGrid w:val="0"/>
+      </w:pPr>
+      <w:r>
+        <w:rPr>
+          <w:rFonts w:ascii="맑은 고딕" w:hAnsi="맑은 고딕" w:eastAsia="맑은 고딕"/>
+          <w:b w:val="0"/>
+          <w:sz w:val="17"/>
+          <w:u w:val="none"/>
+        </w:rPr>
+        <w:t>① 민지: 연락이 끊긴 지 오래된 친구에게도 관심 있을 만한 기사를 보내 보면 되겠구나.</w:t>
+      </w:r>
+    </w:p>
+    <w:p>
+      <w:pPr>
+        <w:spacing w:before="0" w:after="0" w:line="269" w:lineRule="auto"/>
+        <w:ind w:left="180" w:hanging="180"/>
+        <w:snapToGrid w:val="0"/>
+      </w:pPr>
+      <w:r>
+        <w:rPr>
+          <w:rFonts w:ascii="맑은 고딕" w:hAnsi="맑은 고딕" w:eastAsia="맑은 고딕"/>
+          <w:b w:val="0"/>
+          <w:sz w:val="17"/>
+          <w:u w:val="none"/>
+        </w:rPr>
+        <w:t>② 준호: 관계를 유지하려면 상대가 먼저 연락할 때까지 기다리는 게 예의라는 뜻이야.</w:t>
+      </w:r>
+    </w:p>
+    <w:p>
+      <w:pPr>
+        <w:spacing w:before="0" w:after="0" w:line="269" w:lineRule="auto"/>
+        <w:ind w:left="180" w:hanging="180"/>
+        <w:snapToGrid w:val="0"/>
+      </w:pPr>
+      <w:r>
+        <w:rPr>
+          <w:rFonts w:ascii="맑은 고딕" w:hAnsi="맑은 고딕" w:eastAsia="맑은 고딕"/>
+          <w:b w:val="0"/>
+          <w:sz w:val="17"/>
+          <w:u w:val="none"/>
+        </w:rPr>
+        <w:t>③ 서연: 부탁이 있을 때만 연락하는 습관은 필자가 권하는 방식이 아니야.</w:t>
+      </w:r>
+    </w:p>
+    <w:p>
+      <w:pPr>
+        <w:spacing w:before="0" w:after="0" w:line="269" w:lineRule="auto"/>
+        <w:ind w:left="180" w:hanging="180"/>
+        <w:snapToGrid w:val="0"/>
+      </w:pPr>
+      <w:r>
+        <w:rPr>
+          <w:rFonts w:ascii="맑은 고딕" w:hAnsi="맑은 고딕" w:eastAsia="맑은 고딕"/>
+          <w:b w:val="0"/>
+          <w:sz w:val="17"/>
+          <w:u w:val="none"/>
+        </w:rPr>
+        <w:t>④ 도윤: 안부를 묻는 한 줄짜리 메시지도 관계를 강화하는 데 효과가 있다는 거네.</w:t>
+      </w:r>
+    </w:p>
+    <w:p>
+      <w:pPr>
+        <w:spacing w:before="0" w:after="0" w:line="269" w:lineRule="auto"/>
+        <w:ind w:left="180" w:hanging="180"/>
+        <w:snapToGrid w:val="0"/>
+      </w:pPr>
+      <w:r>
+        <w:rPr>
+          <w:rFonts w:ascii="맑은 고딕" w:hAnsi="맑은 고딕" w:eastAsia="맑은 고딕"/>
+          <w:b w:val="0"/>
+          <w:sz w:val="17"/>
+          <w:u w:val="none"/>
+        </w:rPr>
+        <w:t>⑤ 하은: 연락의 양보다 꾸준하고 우호적인 소통이 더 중요하다는 말이구나.</w:t>
+      </w:r>
+    </w:p>
+    <w:p>
+      <w:pPr>
+        <w:keepNext/>
+        <w:spacing w:before="80" w:after="40" w:line="276" w:lineRule="auto"/>
+        <w:snapToGrid w:val="0"/>
+        <w:shd w:val="clear" w:color="auto" w:fill="8A3A12"/>
+      </w:pPr>
+      <w:r>
+        <w:rPr>
+          <w:rFonts w:ascii="맑은 고딕" w:hAnsi="맑은 고딕" w:eastAsia="맑은 고딕"/>
+          <w:b/>
+          <w:color w:val="FFFFFF"/>
+          <w:sz w:val="17"/>
+          <w:u w:val="none"/>
+        </w:rPr>
+        <w:t>서답형  20-서1 ~ 20-서2</w:t>
+      </w:r>
+    </w:p>
+    <w:p>
+      <w:pPr>
+        <w:keepNext/>
+        <w:spacing w:before="80" w:after="20" w:line="276" w:lineRule="auto"/>
+        <w:snapToGrid w:val="0"/>
+      </w:pPr>
+      <w:r>
+        <w:rPr>
+          <w:rFonts w:ascii="맑은 고딕" w:hAnsi="맑은 고딕" w:eastAsia="맑은 고딕"/>
+          <w:b/>
+          <w:sz w:val="17"/>
+          <w:u w:val="none"/>
+        </w:rPr>
+        <w:t>20-서1.</w:t>
+      </w:r>
+      <w:r>
+        <w:rPr>
+          <w:rFonts w:ascii="맑은 고딕" w:hAnsi="맑은 고딕" w:eastAsia="맑은 고딕"/>
+          <w:b w:val="0"/>
+          <w:sz w:val="17"/>
+          <w:u w:val="none"/>
+        </w:rPr>
+        <w:t xml:space="preserve"> 다음 글의 내용을 요약하고자 한다. 빈칸 (1)~(3)에 들어갈 말을 본문에서 찾아 </w:t>
+      </w:r>
+      <w:r>
+        <w:rPr>
+          <w:rFonts w:ascii="맑은 고딕" w:hAnsi="맑은 고딕" w:eastAsia="맑은 고딕"/>
+          <w:b w:val="0"/>
+          <w:sz w:val="17"/>
+          <w:u w:val="single"/>
+        </w:rPr>
+        <w:t>반드시 변형하여</w:t>
+      </w:r>
+      <w:r>
+        <w:rPr>
+          <w:rFonts w:ascii="맑은 고딕" w:hAnsi="맑은 고딕" w:eastAsia="맑은 고딕"/>
+          <w:b w:val="0"/>
+          <w:sz w:val="17"/>
+          <w:u w:val="none"/>
+        </w:rPr>
+        <w:t xml:space="preserve"> 쓰시오. (한 칸에 한 단어) [각 1점, 총 3점] [3.0점]</w:t>
+      </w:r>
+    </w:p>
+    <w:p>
+      <w:pPr>
+        <w:spacing w:before="0" w:after="60" w:line="288" w:lineRule="auto"/>
+        <w:ind w:left="40"/>
+        <w:snapToGrid w:val="0"/>
+        <w:pBdr>
+          <w:top w:val="single" w:sz="4" w:space="2" w:color="999999"/>
+          <w:left w:val="single" w:sz="4" w:space="2" w:color="999999"/>
+          <w:bottom w:val="single" w:sz="4" w:space="2" w:color="999999"/>
+          <w:right w:val="single" w:sz="4" w:space="2" w:color="999999"/>
+        </w:pBdr>
+        <w:shd w:val="clear" w:color="auto" w:fill="F6F3EA"/>
+      </w:pPr>
+      <w:r>
+        <w:rPr>
+          <w:rFonts w:ascii="맑은 고딕" w:hAnsi="맑은 고딕" w:eastAsia="맑은 고딕"/>
+          <w:b w:val="0"/>
+          <w:sz w:val="17"/>
+          <w:u w:val="none"/>
+        </w:rPr>
+        <w:t>One of the most important aspects of sustaining long-term relationships is communication. It’s easy to connect with someone and then let the relationship get stuck due to a lack of follow-up. To keep the connection alive, make a conscious effort to stay in touch. This doesn’t mean constantly reaching out with requests or updates but rather maintaining a friendly and consistent line of communication. A simple message to check in or share something of value can go a long way in reinforcing your relationship. For example, if you come across an article or resource that you think might interest a connection, share it with them, even if you haven’t spoken in a while. This shows that you’re thinking of them and are invested in maintaining the relationship.</w:t>
+      </w:r>
+    </w:p>
+    <w:p>
+      <w:pPr>
+        <w:spacing w:before="0" w:after="60" w:line="288" w:lineRule="auto"/>
+        <w:ind w:left="40"/>
+        <w:snapToGrid w:val="0"/>
+        <w:pBdr>
+          <w:top w:val="single" w:sz="4" w:space="2" w:color="C99B4E"/>
+          <w:left w:val="single" w:sz="4" w:space="2" w:color="C99B4E"/>
+          <w:bottom w:val="single" w:sz="4" w:space="2" w:color="C99B4E"/>
+          <w:right w:val="single" w:sz="4" w:space="2" w:color="C99B4E"/>
+        </w:pBdr>
+        <w:shd w:val="clear" w:color="auto" w:fill="FFF8E1"/>
+      </w:pPr>
+      <w:r>
+        <w:rPr>
+          <w:rFonts w:ascii="맑은 고딕" w:hAnsi="맑은 고딕" w:eastAsia="맑은 고딕"/>
+          <w:b w:val="0"/>
+          <w:sz w:val="17"/>
+          <w:u w:val="none"/>
+        </w:rPr>
+        <w:t>(1) ________ of communication is essential if we are to (2) ________ long-term relationships, and even a small message of value can (3) ________ them.</w:t>
       </w:r>
     </w:p>
     <w:p>
@@ -2150,7 +2760,30 @@
           <w:sz w:val="17"/>
           <w:u w:val="none"/>
         </w:rPr>
-        <w:t>&lt;보 기&gt;</w:t>
+        <w:t>&lt;조 건&gt;</w:t>
+      </w:r>
+    </w:p>
+    <w:p>
+      <w:pPr>
+        <w:spacing w:before="0" w:after="0" w:line="288" w:lineRule="auto"/>
+        <w:ind w:left="40"/>
+        <w:snapToGrid w:val="0"/>
+        <w:pBdr>
+          <w:top w:val="single" w:sz="4" w:space="2" w:color="9B6BD0"/>
+          <w:left w:val="single" w:sz="4" w:space="2" w:color="9B6BD0"/>
+          <w:bottom w:val="single" w:sz="4" w:space="2" w:color="9B6BD0"/>
+          <w:right w:val="single" w:sz="4" w:space="2" w:color="9B6BD0"/>
+        </w:pBdr>
+        <w:shd w:val="clear" w:color="auto" w:fill="FAF5FF"/>
+      </w:pPr>
+      <w:r>
+        <w:rPr>
+          <w:rFonts w:ascii="맑은 고딕" w:hAnsi="맑은 고딕" w:eastAsia="맑은 고딕"/>
+          <w:b w:val="0"/>
+          <w:sz w:val="17"/>
+          <w:u w:val="none"/>
+        </w:rPr>
+        <w:t>1. 본문의 단어를 반드시 변형(품사·어형)하여 쓸 것 — 본문 형태 그대로 쓰면 0점</w:t>
       </w:r>
     </w:p>
     <w:p>
@@ -2173,13 +2806,12 @@
           <w:sz w:val="17"/>
           <w:u w:val="none"/>
         </w:rPr>
-        <w:t>(A) 윗글에서 ‘부탁이나 근황을 끊임없이 전하는 것’은 필자가 권하는 소통 방식의 예로 분류된다.</w:t>
+        <w:t>2. 답안지에 소문항 번호를 정확하게 기입할 것  예) 1-(1) 1-(2) 1-(3)</w:t>
       </w:r>
     </w:p>
     <w:p>
       <w:pPr>
-        <w:spacing w:before="0" w:after="20" w:line="276" w:lineRule="auto"/>
-        <w:ind w:left="80"/>
+        <w:spacing w:before="0" w:after="40" w:line="360" w:lineRule="auto"/>
         <w:snapToGrid w:val="0"/>
       </w:pPr>
       <w:r>
@@ -2189,7 +2821,7 @@
           <w:sz w:val="17"/>
           <w:u w:val="none"/>
         </w:rPr>
-        <w:t>① (A), (B)    ② (A), (D)    ③ (B), (C)    ④ (A), (B), (C)    ⑤ (B), (C), (D)</w:t>
+        <w:t>(1) ______________   (2) ______________   (3) ______________</w:t>
       </w:r>
     </w:p>
     <w:p>
@@ -2205,7 +2837,7 @@
           <w:sz w:val="17"/>
           <w:u w:val="none"/>
         </w:rPr>
-        <w:t>20-6.</w:t>
+        <w:t>20-서2.</w:t>
       </w:r>
       <w:r>
         <w:rPr>
@@ -2214,25 +2846,7 @@
           <w:sz w:val="17"/>
           <w:u w:val="none"/>
         </w:rPr>
-        <w:t xml:space="preserve"> 다음 글의 내용과 일치하지 </w:t>
-      </w:r>
-      <w:r>
-        <w:rPr>
-          <w:rFonts w:ascii="맑은 고딕" w:hAnsi="맑은 고딕" w:eastAsia="맑은 고딕"/>
-          <w:b/>
-          <w:sz w:val="17"/>
-          <w:u w:val="none"/>
-        </w:rPr>
-        <w:t>않는</w:t>
-      </w:r>
-      <w:r>
-        <w:rPr>
-          <w:rFonts w:ascii="맑은 고딕" w:hAnsi="맑은 고딕" w:eastAsia="맑은 고딕"/>
-          <w:b w:val="0"/>
-          <w:sz w:val="17"/>
-          <w:u w:val="none"/>
-        </w:rPr>
-        <w:t xml:space="preserve"> 것은? [2.7점]</w:t>
+        <w:t xml:space="preserve"> 다음 글의 밑줄 친 문장과 같은 뜻이 되도록 &lt;보기&gt;의 표현을 모두 사용하여 &lt;조건&gt;에 맞게 영작하시오. [3점] [3.0점]</w:t>
       </w:r>
     </w:p>
     <w:p>
@@ -2255,15 +2869,40 @@
           <w:sz w:val="17"/>
           <w:u w:val="none"/>
         </w:rPr>
-        <w:t>Communication is one of the most important aspects of sustaining long-term relationships. After connecting with someone, it is easy to let the relationship get stuck when there is no follow-up, so a conscious effort to stay in touch is needed. That doesn’t mean constantly reaching out with requests or updates; it means maintaining a friendly and consistent line of communication. A simple message to check in can go a long way. If you come across an article that you think might interest a connection, share it with them, even if you haven’t spoken in a while, for it shows that you are invested in maintaining the relationship.</w:t>
+        <w:t xml:space="preserve">For example, if you come across an article or resource that you think might interest a connection, share it with them, even if you haven’t spoken in a while. </w:t>
+      </w:r>
+      <w:r>
+        <w:rPr>
+          <w:rFonts w:ascii="맑은 고딕" w:hAnsi="맑은 고딕" w:eastAsia="맑은 고딕"/>
+          <w:b w:val="0"/>
+          <w:sz w:val="17"/>
+          <w:u w:val="single"/>
+        </w:rPr>
+        <w:t>This shows that you’re thinking of them and are invested in maintaining the relationship.</w:t>
       </w:r>
     </w:p>
     <w:p>
       <w:pPr>
-        <w:spacing w:before="0" w:after="0" w:line="269" w:lineRule="auto"/>
-        <w:ind w:left="180" w:hanging="180"/>
+        <w:spacing w:before="0" w:after="60" w:line="288" w:lineRule="auto"/>
+        <w:ind w:left="40"/>
         <w:snapToGrid w:val="0"/>
-      </w:pPr>
+        <w:pBdr>
+          <w:top w:val="single" w:sz="4" w:space="2" w:color="9B6BD0"/>
+          <w:left w:val="single" w:sz="4" w:space="2" w:color="9B6BD0"/>
+          <w:bottom w:val="single" w:sz="4" w:space="2" w:color="9B6BD0"/>
+          <w:right w:val="single" w:sz="4" w:space="2" w:color="9B6BD0"/>
+        </w:pBdr>
+        <w:shd w:val="clear" w:color="auto" w:fill="FAF5FF"/>
+      </w:pPr>
+      <w:r>
+        <w:rPr>
+          <w:rFonts w:ascii="맑은 고딕" w:hAnsi="맑은 고딕" w:eastAsia="맑은 고딕"/>
+          <w:b/>
+          <w:sz w:val="17"/>
+          <w:u w:val="none"/>
+        </w:rPr>
+        <w:t>&lt;보 기&gt;</w:t>
+      </w:r>
       <w:r>
         <w:rPr>
           <w:rFonts w:ascii="맑은 고딕" w:hAnsi="맑은 고딕" w:eastAsia="맑은 고딕"/>
@@ -2271,14 +2910,44 @@
           <w:sz w:val="17"/>
           <w:u w:val="none"/>
         </w:rPr>
-        <w:t>① A relationship can stall when no one follows up after the first connection.</w:t>
+        <w:t xml:space="preserve"> invest / maintain / the relationship / you / show / sharing it / in / are / that</w:t>
       </w:r>
     </w:p>
     <w:p>
       <w:pPr>
-        <w:spacing w:before="0" w:after="0" w:line="269" w:lineRule="auto"/>
-        <w:ind w:left="180" w:hanging="180"/>
+        <w:spacing w:before="0" w:after="0" w:line="288" w:lineRule="auto"/>
+        <w:ind w:left="40"/>
         <w:snapToGrid w:val="0"/>
+        <w:pBdr>
+          <w:top w:val="single" w:sz="4" w:space="2" w:color="9B6BD0"/>
+          <w:left w:val="single" w:sz="4" w:space="2" w:color="9B6BD0"/>
+          <w:bottom w:val="single" w:sz="4" w:space="2" w:color="9B6BD0"/>
+          <w:right w:val="single" w:sz="4" w:space="2" w:color="9B6BD0"/>
+        </w:pBdr>
+        <w:shd w:val="clear" w:color="auto" w:fill="FAF5FF"/>
+      </w:pPr>
+      <w:r>
+        <w:rPr>
+          <w:rFonts w:ascii="맑은 고딕" w:hAnsi="맑은 고딕" w:eastAsia="맑은 고딕"/>
+          <w:b/>
+          <w:sz w:val="17"/>
+          <w:u w:val="none"/>
+        </w:rPr>
+        <w:t>&lt;조 건&gt;</w:t>
+      </w:r>
+    </w:p>
+    <w:p>
+      <w:pPr>
+        <w:spacing w:before="0" w:after="0" w:line="288" w:lineRule="auto"/>
+        <w:ind w:left="40"/>
+        <w:snapToGrid w:val="0"/>
+        <w:pBdr>
+          <w:top w:val="single" w:sz="4" w:space="2" w:color="9B6BD0"/>
+          <w:left w:val="single" w:sz="4" w:space="2" w:color="9B6BD0"/>
+          <w:bottom w:val="single" w:sz="4" w:space="2" w:color="9B6BD0"/>
+          <w:right w:val="single" w:sz="4" w:space="2" w:color="9B6BD0"/>
+        </w:pBdr>
+        <w:shd w:val="clear" w:color="auto" w:fill="FAF5FF"/>
       </w:pPr>
       <w:r>
         <w:rPr>
@@ -2287,14 +2956,21 @@
           <w:sz w:val="17"/>
           <w:u w:val="none"/>
         </w:rPr>
-        <w:t>② Staying in touch is described as something that takes deliberate effort.</w:t>
+        <w:t>1. &lt;보기&gt;의 표현을 모두 한 번씩만 사용할 것</w:t>
       </w:r>
     </w:p>
     <w:p>
       <w:pPr>
-        <w:spacing w:before="0" w:after="0" w:line="269" w:lineRule="auto"/>
-        <w:ind w:left="180" w:hanging="180"/>
+        <w:spacing w:before="0" w:after="0" w:line="288" w:lineRule="auto"/>
+        <w:ind w:left="40"/>
         <w:snapToGrid w:val="0"/>
+        <w:pBdr>
+          <w:top w:val="single" w:sz="4" w:space="2" w:color="9B6BD0"/>
+          <w:left w:val="single" w:sz="4" w:space="2" w:color="9B6BD0"/>
+          <w:bottom w:val="single" w:sz="4" w:space="2" w:color="9B6BD0"/>
+          <w:right w:val="single" w:sz="4" w:space="2" w:color="9B6BD0"/>
+        </w:pBdr>
+        <w:shd w:val="clear" w:color="auto" w:fill="FAF5FF"/>
       </w:pPr>
       <w:r>
         <w:rPr>
@@ -2303,14 +2979,21 @@
           <w:sz w:val="17"/>
           <w:u w:val="none"/>
         </w:rPr>
-        <w:t>③ Keeping in touch does not have to involve frequent requests or updates.</w:t>
+        <w:t>2. 필요한 경우 어형을 바꿀 것(3곳) · 다른 단어를 추가하지 말 것</w:t>
       </w:r>
     </w:p>
     <w:p>
       <w:pPr>
-        <w:spacing w:before="0" w:after="0" w:line="269" w:lineRule="auto"/>
-        <w:ind w:left="180" w:hanging="180"/>
+        <w:spacing w:before="0" w:after="0" w:line="288" w:lineRule="auto"/>
+        <w:ind w:left="40"/>
         <w:snapToGrid w:val="0"/>
+        <w:pBdr>
+          <w:top w:val="single" w:sz="4" w:space="2" w:color="9B6BD0"/>
+          <w:left w:val="single" w:sz="4" w:space="2" w:color="9B6BD0"/>
+          <w:bottom w:val="single" w:sz="4" w:space="2" w:color="9B6BD0"/>
+          <w:right w:val="single" w:sz="4" w:space="2" w:color="9B6BD0"/>
+        </w:pBdr>
+        <w:shd w:val="clear" w:color="auto" w:fill="FAF5FF"/>
       </w:pPr>
       <w:r>
         <w:rPr>
@@ -2319,14 +3002,21 @@
           <w:sz w:val="17"/>
           <w:u w:val="none"/>
         </w:rPr>
-        <w:t>④ The writer advises sharing an article only with people you have spoken to recently.</w:t>
+        <w:t>3. 동명사 주어(Sharing it)로 시작할 것</w:t>
       </w:r>
     </w:p>
     <w:p>
       <w:pPr>
-        <w:spacing w:before="0" w:after="0" w:line="269" w:lineRule="auto"/>
-        <w:ind w:left="180" w:hanging="180"/>
+        <w:spacing w:before="0" w:after="0" w:line="288" w:lineRule="auto"/>
+        <w:ind w:left="40"/>
         <w:snapToGrid w:val="0"/>
+        <w:pBdr>
+          <w:top w:val="single" w:sz="4" w:space="2" w:color="9B6BD0"/>
+          <w:left w:val="single" w:sz="4" w:space="2" w:color="9B6BD0"/>
+          <w:bottom w:val="single" w:sz="4" w:space="2" w:color="9B6BD0"/>
+          <w:right w:val="single" w:sz="4" w:space="2" w:color="9B6BD0"/>
+        </w:pBdr>
+        <w:shd w:val="clear" w:color="auto" w:fill="FAF5FF"/>
       </w:pPr>
       <w:r>
         <w:rPr>
@@ -2335,7 +3025,63 @@
           <w:sz w:val="17"/>
           <w:u w:val="none"/>
         </w:rPr>
-        <w:t>⑤ Sharing something useful signals that you care about keeping the relationship.</w:t>
+        <w:t>4. 총 11단어로 쓸 것</w:t>
+      </w:r>
+    </w:p>
+    <w:p>
+      <w:pPr>
+        <w:spacing w:before="0" w:after="60" w:line="288" w:lineRule="auto"/>
+        <w:ind w:left="40"/>
+        <w:snapToGrid w:val="0"/>
+        <w:pBdr>
+          <w:top w:val="single" w:sz="4" w:space="2" w:color="9B6BD0"/>
+          <w:left w:val="single" w:sz="4" w:space="2" w:color="9B6BD0"/>
+          <w:bottom w:val="single" w:sz="4" w:space="2" w:color="9B6BD0"/>
+          <w:right w:val="single" w:sz="4" w:space="2" w:color="9B6BD0"/>
+        </w:pBdr>
+        <w:shd w:val="clear" w:color="auto" w:fill="FAF5FF"/>
+      </w:pPr>
+      <w:r>
+        <w:rPr>
+          <w:rFonts w:ascii="맑은 고딕" w:hAnsi="맑은 고딕" w:eastAsia="맑은 고딕"/>
+          <w:b w:val="0"/>
+          <w:sz w:val="17"/>
+          <w:u w:val="none"/>
+        </w:rPr>
+        <w:t>5. 답안지에 소문항 번호를 정확하게 기입할 것</w:t>
+      </w:r>
+    </w:p>
+    <w:p>
+      <w:pPr>
+        <w:spacing w:before="0" w:after="40" w:line="360" w:lineRule="auto"/>
+        <w:snapToGrid w:val="0"/>
+      </w:pPr>
+      <w:r>
+        <w:rPr>
+          <w:rFonts w:ascii="맑은 고딕" w:hAnsi="맑은 고딕" w:eastAsia="맑은 고딕"/>
+          <w:b w:val="0"/>
+          <w:sz w:val="17"/>
+          <w:u w:val="none"/>
+        </w:rPr>
+        <w:t>⇒ Sharing it ______________________________________________________________ .</w:t>
+      </w:r>
+    </w:p>
+    <w:p>
+      <w:pPr>
+        <w:keepNext/>
+        <w:spacing w:before="80" w:after="40" w:line="276" w:lineRule="auto"/>
+        <w:snapToGrid w:val="0"/>
+        <w:shd w:val="clear" w:color="auto" w:fill="6B21A8"/>
+      </w:pPr>
+      <w:r>
+        <w:rPr>
+          <w:rFonts w:ascii="맑은 고딕" w:hAnsi="맑은 고딕" w:eastAsia="맑은 고딕"/>
+          <w:b/>
+          <w:color w:val="FFFFFF"/>
+          <w:sz w:val="17"/>
+          <w:u w:val="none"/>
+        </w:rPr>
+        <w:t>[지문 구조]  ※ 앞 문항을 모두 푼 뒤에 풀 것</w:t>
       </w:r>
     </w:p>
     <w:p>
@@ -2351,7 +3097,7 @@
           <w:sz w:val="17"/>
           <w:u w:val="none"/>
         </w:rPr>
-        <w:t>20-7.</w:t>
+        <w:t>20-8.</w:t>
       </w:r>
       <w:r>
         <w:rPr>
@@ -2360,7 +3106,30 @@
           <w:sz w:val="17"/>
           <w:u w:val="none"/>
         </w:rPr>
-        <w:t xml:space="preserve"> 다음 글의 내용을 한 문장으로 요약하고자 한다. 빈칸 (A), (B)에 들어갈 말로 가장 적절한 것은? [3.0점]</w:t>
+        <w:t xml:space="preserve"> 글의 흐름으로 보아, 주어진 문장이 들어가기에 가장 적절한 곳은? [2.7점]</w:t>
+      </w:r>
+    </w:p>
+    <w:p>
+      <w:pPr>
+        <w:spacing w:before="0" w:after="60" w:line="288" w:lineRule="auto"/>
+        <w:ind w:left="40"/>
+        <w:snapToGrid w:val="0"/>
+        <w:pBdr>
+          <w:top w:val="single" w:sz="4" w:space="2" w:color="C99B4E"/>
+          <w:left w:val="single" w:sz="4" w:space="2" w:color="C99B4E"/>
+          <w:bottom w:val="single" w:sz="4" w:space="2" w:color="C99B4E"/>
+          <w:right w:val="single" w:sz="4" w:space="2" w:color="C99B4E"/>
+        </w:pBdr>
+        <w:shd w:val="clear" w:color="auto" w:fill="FFF8E1"/>
+      </w:pPr>
+      <w:r>
+        <w:rPr>
+          <w:rFonts w:ascii="맑은 고딕" w:hAnsi="맑은 고딕" w:eastAsia="맑은 고딕"/>
+          <w:b w:val="0"/>
+          <w:sz w:val="17"/>
+          <w:u w:val="none"/>
+        </w:rPr>
+        <w:t>This doesn’t mean constantly reaching out with requests or updates but rather maintaining a friendly and consistent line of communication.</w:t>
       </w:r>
     </w:p>
     <w:p>
@@ -2383,21 +3152,14 @@
           <w:sz w:val="17"/>
           <w:u w:val="none"/>
         </w:rPr>
-        <w:t>Long-term relationships depend on communication, yet it is easy to connect with someone and then let things stall. To keep a connection alive, you have to make a conscious effort to stay in touch. This is not about reaching out again and again with requests or with updates about yourself. It is about maintaining a friendly and consistent line of communication — a simple message to check in, or an article you think the other person might find interesting, sent even after a long silence. Such messages show that you are thinking of the person and are invested in the relationship.</w:t>
+        <w:t>One of the most important aspects of sustaining long-term relationships is communication. ( ① ) It’s easy to connect with someone and then let the relationship get stuck due to a lack of follow-up. ( ② ) To keep the connection alive, make a conscious effort to stay in touch. ( ③ ) A simple message to check in or share something of value can go a long way in reinforcing your relationship. ( ④ ) For example, if you come across an article or resource that you think might interest a connection, share it with them, even if you haven’t spoken in a while. ( ⑤ ) This shows that you’re thinking of them and are invested in maintaining the relationship.</w:t>
       </w:r>
     </w:p>
     <w:p>
       <w:pPr>
-        <w:spacing w:before="0" w:after="60" w:line="288" w:lineRule="auto"/>
-        <w:ind w:left="40"/>
+        <w:spacing w:before="0" w:after="20" w:line="276" w:lineRule="auto"/>
+        <w:ind w:left="80"/>
         <w:snapToGrid w:val="0"/>
-        <w:pBdr>
-          <w:top w:val="single" w:sz="4" w:space="2" w:color="C99B4E"/>
-          <w:left w:val="single" w:sz="4" w:space="2" w:color="C99B4E"/>
-          <w:bottom w:val="single" w:sz="4" w:space="2" w:color="C99B4E"/>
-          <w:right w:val="single" w:sz="4" w:space="2" w:color="C99B4E"/>
-        </w:pBdr>
-        <w:shd w:val="clear" w:color="auto" w:fill="FFF8E1"/>
       </w:pPr>
       <w:r>
         <w:rPr>
@@ -2406,583 +3168,7 @@
           <w:sz w:val="17"/>
           <w:u w:val="none"/>
         </w:rPr>
-        <w:t>Long-term relationships are best sustained not by ______(A)______ but by ______(B)______.</w:t>
-      </w:r>
-    </w:p>
-    <w:p>
-      <w:pPr>
-        <w:spacing w:before="0" w:after="0" w:line="269" w:lineRule="auto"/>
-        <w:ind w:left="180" w:hanging="180"/>
-        <w:snapToGrid w:val="0"/>
-      </w:pPr>
-      <w:r>
-        <w:rPr>
-          <w:rFonts w:ascii="맑은 고딕" w:hAnsi="맑은 고딕" w:eastAsia="맑은 고딕"/>
-          <w:b w:val="0"/>
-          <w:sz w:val="17"/>
-          <w:u w:val="none"/>
-        </w:rPr>
-        <w:t>① (A) frequent contact that serves yourself  (B) small, steady gestures of interest</w:t>
-      </w:r>
-    </w:p>
-    <w:p>
-      <w:pPr>
-        <w:spacing w:before="0" w:after="0" w:line="269" w:lineRule="auto"/>
-        <w:ind w:left="180" w:hanging="180"/>
-        <w:snapToGrid w:val="0"/>
-      </w:pPr>
-      <w:r>
-        <w:rPr>
-          <w:rFonts w:ascii="맑은 고딕" w:hAnsi="맑은 고딕" w:eastAsia="맑은 고딕"/>
-          <w:b w:val="0"/>
-          <w:sz w:val="17"/>
-          <w:u w:val="none"/>
-        </w:rPr>
-        <w:t>② (A) frequent contact that serves yourself  (B) long and detailed personal updates</w:t>
-      </w:r>
-    </w:p>
-    <w:p>
-      <w:pPr>
-        <w:spacing w:before="0" w:after="0" w:line="269" w:lineRule="auto"/>
-        <w:ind w:left="180" w:hanging="180"/>
-        <w:snapToGrid w:val="0"/>
-      </w:pPr>
-      <w:r>
-        <w:rPr>
-          <w:rFonts w:ascii="맑은 고딕" w:hAnsi="맑은 고딕" w:eastAsia="맑은 고딕"/>
-          <w:b w:val="0"/>
-          <w:sz w:val="17"/>
-          <w:u w:val="none"/>
-        </w:rPr>
-        <w:t>③ (A) occasional friendly check-ins  (B) small, steady gestures of interest</w:t>
-      </w:r>
-    </w:p>
-    <w:p>
-      <w:pPr>
-        <w:spacing w:before="0" w:after="0" w:line="269" w:lineRule="auto"/>
-        <w:ind w:left="180" w:hanging="180"/>
-        <w:snapToGrid w:val="0"/>
-      </w:pPr>
-      <w:r>
-        <w:rPr>
-          <w:rFonts w:ascii="맑은 고딕" w:hAnsi="맑은 고딕" w:eastAsia="맑은 고딕"/>
-          <w:b w:val="0"/>
-          <w:sz w:val="17"/>
-          <w:u w:val="none"/>
-        </w:rPr>
-        <w:t>④ (A) honest criticism of each other  (B) generous favours when asked</w:t>
-      </w:r>
-    </w:p>
-    <w:p>
-      <w:pPr>
-        <w:spacing w:before="0" w:after="0" w:line="269" w:lineRule="auto"/>
-        <w:ind w:left="180" w:hanging="180"/>
-        <w:snapToGrid w:val="0"/>
-      </w:pPr>
-      <w:r>
-        <w:rPr>
-          <w:rFonts w:ascii="맑은 고딕" w:hAnsi="맑은 고딕" w:eastAsia="맑은 고딕"/>
-          <w:b w:val="0"/>
-          <w:sz w:val="17"/>
-          <w:u w:val="none"/>
-        </w:rPr>
-        <w:t>⑤ (A) meeting regularly in person  (B) exchanging messages online</w:t>
-      </w:r>
-    </w:p>
-    <w:p>
-      <w:pPr>
-        <w:keepNext/>
-        <w:spacing w:before="80" w:after="40" w:line="276" w:lineRule="auto"/>
-        <w:snapToGrid w:val="0"/>
-        <w:shd w:val="clear" w:color="auto" w:fill="8A3A12"/>
-      </w:pPr>
-      <w:r>
-        <w:rPr>
-          <w:rFonts w:ascii="맑은 고딕" w:hAnsi="맑은 고딕" w:eastAsia="맑은 고딕"/>
-          <w:b/>
-          <w:color w:val="FFFFFF"/>
-          <w:sz w:val="17"/>
-          <w:u w:val="none"/>
-        </w:rPr>
-        <w:t>서답형  20-서1 ~ 20-서2</w:t>
-      </w:r>
-    </w:p>
-    <w:p>
-      <w:pPr>
-        <w:keepNext/>
-        <w:spacing w:before="80" w:after="20" w:line="276" w:lineRule="auto"/>
-        <w:snapToGrid w:val="0"/>
-      </w:pPr>
-      <w:r>
-        <w:rPr>
-          <w:rFonts w:ascii="맑은 고딕" w:hAnsi="맑은 고딕" w:eastAsia="맑은 고딕"/>
-          <w:b/>
-          <w:sz w:val="17"/>
-          <w:u w:val="none"/>
-        </w:rPr>
-        <w:t>20-서1.</w:t>
-      </w:r>
-      <w:r>
-        <w:rPr>
-          <w:rFonts w:ascii="맑은 고딕" w:hAnsi="맑은 고딕" w:eastAsia="맑은 고딕"/>
-          <w:b w:val="0"/>
-          <w:sz w:val="17"/>
-          <w:u w:val="none"/>
-        </w:rPr>
-        <w:t xml:space="preserve"> 다음 글의 밑줄 친 문장과 의미가 통하도록 &lt;조건&gt;에 맞게 아래 문장을 완성하시오. [3.0점]</w:t>
-      </w:r>
-    </w:p>
-    <w:p>
-      <w:pPr>
-        <w:spacing w:before="0" w:after="60" w:line="288" w:lineRule="auto"/>
-        <w:ind w:left="40"/>
-        <w:snapToGrid w:val="0"/>
-        <w:pBdr>
-          <w:top w:val="single" w:sz="4" w:space="2" w:color="999999"/>
-          <w:left w:val="single" w:sz="4" w:space="2" w:color="999999"/>
-          <w:bottom w:val="single" w:sz="4" w:space="2" w:color="999999"/>
-          <w:right w:val="single" w:sz="4" w:space="2" w:color="999999"/>
-        </w:pBdr>
-        <w:shd w:val="clear" w:color="auto" w:fill="F6F3EA"/>
-      </w:pPr>
-      <w:r>
-        <w:rPr>
-          <w:rFonts w:ascii="맑은 고딕" w:hAnsi="맑은 고딕" w:eastAsia="맑은 고딕"/>
-          <w:b w:val="0"/>
-          <w:sz w:val="17"/>
-          <w:u w:val="single"/>
-        </w:rPr>
-        <w:t>One of the most important aspects of sustaining long-term relationships is communication.</w:t>
-      </w:r>
-      <w:r>
-        <w:rPr>
-          <w:rFonts w:ascii="맑은 고딕" w:hAnsi="맑은 고딕" w:eastAsia="맑은 고딕"/>
-          <w:b w:val="0"/>
-          <w:sz w:val="17"/>
-          <w:u w:val="none"/>
-        </w:rPr>
-        <w:t xml:space="preserve"> It’s easy to connect with someone and then let the relationship get stuck.</w:t>
-      </w:r>
-    </w:p>
-    <w:p>
-      <w:pPr>
-        <w:spacing w:before="0" w:after="0" w:line="288" w:lineRule="auto"/>
-        <w:ind w:left="40"/>
-        <w:snapToGrid w:val="0"/>
-        <w:pBdr>
-          <w:top w:val="single" w:sz="4" w:space="2" w:color="9B6BD0"/>
-          <w:left w:val="single" w:sz="4" w:space="2" w:color="9B6BD0"/>
-          <w:bottom w:val="single" w:sz="4" w:space="2" w:color="9B6BD0"/>
-          <w:right w:val="single" w:sz="4" w:space="2" w:color="9B6BD0"/>
-        </w:pBdr>
-        <w:shd w:val="clear" w:color="auto" w:fill="FAF5FF"/>
-      </w:pPr>
-      <w:r>
-        <w:rPr>
-          <w:rFonts w:ascii="맑은 고딕" w:hAnsi="맑은 고딕" w:eastAsia="맑은 고딕"/>
-          <w:b/>
-          <w:sz w:val="17"/>
-          <w:u w:val="none"/>
-        </w:rPr>
-        <w:t>&lt;조 건&gt;</w:t>
-      </w:r>
-    </w:p>
-    <w:p>
-      <w:pPr>
-        <w:spacing w:before="0" w:after="60" w:line="288" w:lineRule="auto"/>
-        <w:ind w:left="40"/>
-        <w:snapToGrid w:val="0"/>
-        <w:pBdr>
-          <w:top w:val="single" w:sz="4" w:space="2" w:color="9B6BD0"/>
-          <w:left w:val="single" w:sz="4" w:space="2" w:color="9B6BD0"/>
-          <w:bottom w:val="single" w:sz="4" w:space="2" w:color="9B6BD0"/>
-          <w:right w:val="single" w:sz="4" w:space="2" w:color="9B6BD0"/>
-        </w:pBdr>
-        <w:shd w:val="clear" w:color="auto" w:fill="FAF5FF"/>
-      </w:pPr>
-      <w:r>
-        <w:rPr>
-          <w:rFonts w:ascii="맑은 고딕" w:hAnsi="맑은 고딕" w:eastAsia="맑은 고딕"/>
-          <w:b w:val="0"/>
-          <w:sz w:val="17"/>
-          <w:u w:val="none"/>
-        </w:rPr>
-        <w:t>1. 원급 비교 「as + 형용사 + as」를 사용할 것</w:t>
-      </w:r>
-    </w:p>
-    <w:p>
-      <w:pPr>
-        <w:spacing w:before="0" w:after="40" w:line="360" w:lineRule="auto"/>
-        <w:snapToGrid w:val="0"/>
-      </w:pPr>
-      <w:r>
-        <w:rPr>
-          <w:rFonts w:ascii="맑은 고딕" w:hAnsi="맑은 고딕" w:eastAsia="맑은 고딕"/>
-          <w:b w:val="0"/>
-          <w:sz w:val="17"/>
-          <w:u w:val="none"/>
-        </w:rPr>
-        <w:t>→ Few aspects of sustaining long-term relationships ________ ________ ________ ________ ________.</w:t>
-      </w:r>
-    </w:p>
-    <w:p>
-      <w:pPr>
-        <w:keepNext/>
-        <w:spacing w:before="80" w:after="20" w:line="276" w:lineRule="auto"/>
-        <w:snapToGrid w:val="0"/>
-      </w:pPr>
-      <w:r>
-        <w:rPr>
-          <w:rFonts w:ascii="맑은 고딕" w:hAnsi="맑은 고딕" w:eastAsia="맑은 고딕"/>
-          <w:b/>
-          <w:sz w:val="17"/>
-          <w:u w:val="none"/>
-        </w:rPr>
-        <w:t>20-서2.</w:t>
-      </w:r>
-      <w:r>
-        <w:rPr>
-          <w:rFonts w:ascii="맑은 고딕" w:hAnsi="맑은 고딕" w:eastAsia="맑은 고딕"/>
-          <w:b w:val="0"/>
-          <w:sz w:val="17"/>
-          <w:u w:val="none"/>
-        </w:rPr>
-        <w:t xml:space="preserve"> 다음 글의 내용을 요약한 문장의 빈칸 (A)~(C)에 들어갈 말을 &lt;보기&gt;에서 골라 쓰시오. (단, 필요한 경우 어형을 바꾸고, 각 빈칸에 한 단어만 쓸 것) [3.0점]</w:t>
-      </w:r>
-    </w:p>
-    <w:p>
-      <w:pPr>
-        <w:spacing w:before="0" w:after="60" w:line="288" w:lineRule="auto"/>
-        <w:ind w:left="40"/>
-        <w:snapToGrid w:val="0"/>
-        <w:pBdr>
-          <w:top w:val="single" w:sz="4" w:space="2" w:color="999999"/>
-          <w:left w:val="single" w:sz="4" w:space="2" w:color="999999"/>
-          <w:bottom w:val="single" w:sz="4" w:space="2" w:color="999999"/>
-          <w:right w:val="single" w:sz="4" w:space="2" w:color="999999"/>
-        </w:pBdr>
-        <w:shd w:val="clear" w:color="auto" w:fill="F6F3EA"/>
-      </w:pPr>
-      <w:r>
-        <w:rPr>
-          <w:rFonts w:ascii="맑은 고딕" w:hAnsi="맑은 고딕" w:eastAsia="맑은 고딕"/>
-          <w:b w:val="0"/>
-          <w:sz w:val="17"/>
-          <w:u w:val="none"/>
-        </w:rPr>
-        <w:t>It’s easy to connect with someone and then see the relationship go nowhere because nobody follows up. Make a conscious effort to remain in touch. A simple message to check in, or an article that might interest the other person, is enough. It tells them that you are thinking of them and care about the relationship.</w:t>
-      </w:r>
-    </w:p>
-    <w:p>
-      <w:pPr>
-        <w:spacing w:before="0" w:after="60" w:line="288" w:lineRule="auto"/>
-        <w:ind w:left="40"/>
-        <w:snapToGrid w:val="0"/>
-        <w:pBdr>
-          <w:top w:val="single" w:sz="4" w:space="2" w:color="C99B4E"/>
-          <w:left w:val="single" w:sz="4" w:space="2" w:color="C99B4E"/>
-          <w:bottom w:val="single" w:sz="4" w:space="2" w:color="C99B4E"/>
-          <w:right w:val="single" w:sz="4" w:space="2" w:color="C99B4E"/>
-        </w:pBdr>
-        <w:shd w:val="clear" w:color="auto" w:fill="FFF8E1"/>
-      </w:pPr>
-      <w:r>
-        <w:rPr>
-          <w:rFonts w:ascii="맑은 고딕" w:hAnsi="맑은 고딕" w:eastAsia="맑은 고딕"/>
-          <w:b w:val="0"/>
-          <w:sz w:val="17"/>
-          <w:u w:val="none"/>
-        </w:rPr>
-        <w:t>Because a relationship can easily get ___(A)___ without follow-up, the writer advises ___(B)___ in contact through small messages, which leave the other person ___(C)___ that you value the relationship.</w:t>
-      </w:r>
-    </w:p>
-    <w:p>
-      <w:pPr>
-        <w:spacing w:before="0" w:after="60" w:line="288" w:lineRule="auto"/>
-        <w:ind w:left="40"/>
-        <w:snapToGrid w:val="0"/>
-        <w:pBdr>
-          <w:top w:val="single" w:sz="4" w:space="2" w:color="9B6BD0"/>
-          <w:left w:val="single" w:sz="4" w:space="2" w:color="9B6BD0"/>
-          <w:bottom w:val="single" w:sz="4" w:space="2" w:color="9B6BD0"/>
-          <w:right w:val="single" w:sz="4" w:space="2" w:color="9B6BD0"/>
-        </w:pBdr>
-        <w:shd w:val="clear" w:color="auto" w:fill="FAF5FF"/>
-      </w:pPr>
-      <w:r>
-        <w:rPr>
-          <w:rFonts w:ascii="맑은 고딕" w:hAnsi="맑은 고딕" w:eastAsia="맑은 고딕"/>
-          <w:b/>
-          <w:sz w:val="17"/>
-          <w:u w:val="none"/>
-        </w:rPr>
-        <w:t>&lt;보 기&gt;</w:t>
-      </w:r>
-      <w:r>
-        <w:rPr>
-          <w:rFonts w:ascii="맑은 고딕" w:hAnsi="맑은 고딕" w:eastAsia="맑은 고딕"/>
-          <w:b w:val="0"/>
-          <w:sz w:val="17"/>
-          <w:u w:val="none"/>
-        </w:rPr>
-        <w:t xml:space="preserve"> reach / stick / share / sustain / stay / reinforce / lack / connect / convince / mean / invest / request</w:t>
-      </w:r>
-    </w:p>
-    <w:p>
-      <w:pPr>
-        <w:spacing w:before="0" w:after="40" w:line="360" w:lineRule="auto"/>
-        <w:snapToGrid w:val="0"/>
-      </w:pPr>
-      <w:r>
-        <w:rPr>
-          <w:rFonts w:ascii="맑은 고딕" w:hAnsi="맑은 고딕" w:eastAsia="맑은 고딕"/>
-          <w:b w:val="0"/>
-          <w:sz w:val="17"/>
-          <w:u w:val="none"/>
-        </w:rPr>
-        <w:t>(A) ______________   (B) ______________   (C) ______________</w:t>
-      </w:r>
-    </w:p>
-    <w:p>
-      <w:pPr>
-        <w:keepNext/>
-        <w:spacing w:before="80" w:after="40" w:line="276" w:lineRule="auto"/>
-        <w:snapToGrid w:val="0"/>
-        <w:shd w:val="clear" w:color="auto" w:fill="6B21A8"/>
-      </w:pPr>
-      <w:r>
-        <w:rPr>
-          <w:rFonts w:ascii="맑은 고딕" w:hAnsi="맑은 고딕" w:eastAsia="맑은 고딕"/>
-          <w:b/>
-          <w:color w:val="FFFFFF"/>
-          <w:sz w:val="17"/>
-          <w:u w:val="none"/>
-        </w:rPr>
-        <w:t>[지문 구조]  ※ 앞 문항을 모두 푼 뒤에 풀 것</w:t>
-      </w:r>
-    </w:p>
-    <w:p>
-      <w:pPr>
-        <w:keepNext/>
-        <w:spacing w:before="80" w:after="20" w:line="276" w:lineRule="auto"/>
-        <w:snapToGrid w:val="0"/>
-      </w:pPr>
-      <w:r>
-        <w:rPr>
-          <w:rFonts w:ascii="맑은 고딕" w:hAnsi="맑은 고딕" w:eastAsia="맑은 고딕"/>
-          <w:b/>
-          <w:sz w:val="17"/>
-          <w:u w:val="none"/>
-        </w:rPr>
-        <w:t>20-8.</w:t>
-      </w:r>
-      <w:r>
-        <w:rPr>
-          <w:rFonts w:ascii="맑은 고딕" w:hAnsi="맑은 고딕" w:eastAsia="맑은 고딕"/>
-          <w:b w:val="0"/>
-          <w:sz w:val="17"/>
-          <w:u w:val="none"/>
-        </w:rPr>
-        <w:t xml:space="preserve"> 주어진 글 다음에 이어질 글의 순서로 가장 적절한 것은? [2.7점]</w:t>
-      </w:r>
-    </w:p>
-    <w:p>
-      <w:pPr>
-        <w:spacing w:before="0" w:after="60" w:line="288" w:lineRule="auto"/>
-        <w:ind w:left="40"/>
-        <w:snapToGrid w:val="0"/>
-        <w:pBdr>
-          <w:top w:val="single" w:sz="4" w:space="2" w:color="C99B4E"/>
-          <w:left w:val="single" w:sz="4" w:space="2" w:color="C99B4E"/>
-          <w:bottom w:val="single" w:sz="4" w:space="2" w:color="C99B4E"/>
-          <w:right w:val="single" w:sz="4" w:space="2" w:color="C99B4E"/>
-        </w:pBdr>
-        <w:shd w:val="clear" w:color="auto" w:fill="FFF8E1"/>
-      </w:pPr>
-      <w:r>
-        <w:rPr>
-          <w:rFonts w:ascii="맑은 고딕" w:hAnsi="맑은 고딕" w:eastAsia="맑은 고딕"/>
-          <w:b w:val="0"/>
-          <w:sz w:val="17"/>
-          <w:u w:val="none"/>
-        </w:rPr>
-        <w:t>One of the most important aspects of sustaining long-term relationships is communication. It’s easy to connect with someone and then let the relationship get stuck when there is no follow-up.</w:t>
-      </w:r>
-    </w:p>
-    <w:p>
-      <w:pPr>
-        <w:spacing w:before="0" w:after="0" w:line="288" w:lineRule="auto"/>
-        <w:ind w:left="40"/>
-        <w:snapToGrid w:val="0"/>
-        <w:pBdr>
-          <w:top w:val="single" w:sz="4" w:space="2" w:color="999999"/>
-          <w:left w:val="single" w:sz="4" w:space="2" w:color="999999"/>
-          <w:bottom w:val="single" w:sz="4" w:space="2" w:color="999999"/>
-          <w:right w:val="single" w:sz="4" w:space="2" w:color="999999"/>
-        </w:pBdr>
-        <w:shd w:val="clear" w:color="auto" w:fill="F6F3EA"/>
-      </w:pPr>
-      <w:r>
-        <w:rPr>
-          <w:rFonts w:ascii="맑은 고딕" w:hAnsi="맑은 고딕" w:eastAsia="맑은 고딕"/>
-          <w:b/>
-          <w:sz w:val="17"/>
-          <w:u w:val="none"/>
-        </w:rPr>
-        <w:t>(A)</w:t>
-      </w:r>
-      <w:r>
-        <w:rPr>
-          <w:rFonts w:ascii="맑은 고딕" w:hAnsi="맑은 고딕" w:eastAsia="맑은 고딕"/>
-          <w:b w:val="0"/>
-          <w:sz w:val="17"/>
-          <w:u w:val="none"/>
-        </w:rPr>
-        <w:t xml:space="preserve"> For example, if you come across an article or resource that you think might interest a connection, share it with them, even if you haven’t spoken in a while. This shows that you’re thinking of them and are invested in maintaining the relationship.</w:t>
-      </w:r>
-    </w:p>
-    <w:p>
-      <w:pPr>
-        <w:spacing w:before="0" w:after="0" w:line="288" w:lineRule="auto"/>
-        <w:ind w:left="40"/>
-        <w:snapToGrid w:val="0"/>
-        <w:pBdr>
-          <w:top w:val="single" w:sz="4" w:space="2" w:color="999999"/>
-          <w:left w:val="single" w:sz="4" w:space="2" w:color="999999"/>
-          <w:bottom w:val="single" w:sz="4" w:space="2" w:color="999999"/>
-          <w:right w:val="single" w:sz="4" w:space="2" w:color="999999"/>
-        </w:pBdr>
-        <w:shd w:val="clear" w:color="auto" w:fill="F6F3EA"/>
-      </w:pPr>
-      <w:r>
-        <w:rPr>
-          <w:rFonts w:ascii="맑은 고딕" w:hAnsi="맑은 고딕" w:eastAsia="맑은 고딕"/>
-          <w:b/>
-          <w:sz w:val="17"/>
-          <w:u w:val="none"/>
-        </w:rPr>
-        <w:t>(B)</w:t>
-      </w:r>
-      <w:r>
-        <w:rPr>
-          <w:rFonts w:ascii="맑은 고딕" w:hAnsi="맑은 고딕" w:eastAsia="맑은 고딕"/>
-          <w:b w:val="0"/>
-          <w:sz w:val="17"/>
-          <w:u w:val="none"/>
-        </w:rPr>
-        <w:t xml:space="preserve"> To keep the connection alive, make a conscious effort to stay in touch. This doesn’t mean constantly reaching out with requests or updates but rather maintaining a friendly and consistent line of communication.</w:t>
-      </w:r>
-    </w:p>
-    <w:p>
-      <w:pPr>
-        <w:spacing w:before="0" w:after="60" w:line="288" w:lineRule="auto"/>
-        <w:ind w:left="40"/>
-        <w:snapToGrid w:val="0"/>
-        <w:pBdr>
-          <w:top w:val="single" w:sz="4" w:space="2" w:color="999999"/>
-          <w:left w:val="single" w:sz="4" w:space="2" w:color="999999"/>
-          <w:bottom w:val="single" w:sz="4" w:space="2" w:color="999999"/>
-          <w:right w:val="single" w:sz="4" w:space="2" w:color="999999"/>
-        </w:pBdr>
-        <w:shd w:val="clear" w:color="auto" w:fill="F6F3EA"/>
-      </w:pPr>
-      <w:r>
-        <w:rPr>
-          <w:rFonts w:ascii="맑은 고딕" w:hAnsi="맑은 고딕" w:eastAsia="맑은 고딕"/>
-          <w:b/>
-          <w:sz w:val="17"/>
-          <w:u w:val="none"/>
-        </w:rPr>
-        <w:t>(C)</w:t>
-      </w:r>
-      <w:r>
-        <w:rPr>
-          <w:rFonts w:ascii="맑은 고딕" w:hAnsi="맑은 고딕" w:eastAsia="맑은 고딕"/>
-          <w:b w:val="0"/>
-          <w:sz w:val="17"/>
-          <w:u w:val="none"/>
-        </w:rPr>
-        <w:t xml:space="preserve"> A simple message to check in or share something of value can go a long way in reinforcing your relationship.</w:t>
-      </w:r>
-    </w:p>
-    <w:p>
-      <w:pPr>
-        <w:spacing w:before="0" w:after="0" w:line="269" w:lineRule="auto"/>
-        <w:ind w:left="180" w:hanging="180"/>
-        <w:snapToGrid w:val="0"/>
-      </w:pPr>
-      <w:r>
-        <w:rPr>
-          <w:rFonts w:ascii="맑은 고딕" w:hAnsi="맑은 고딕" w:eastAsia="맑은 고딕"/>
-          <w:b w:val="0"/>
-          <w:sz w:val="17"/>
-          <w:u w:val="none"/>
-        </w:rPr>
-        <w:t>① (A) – (C) – (B)</w:t>
-      </w:r>
-    </w:p>
-    <w:p>
-      <w:pPr>
-        <w:spacing w:before="0" w:after="0" w:line="269" w:lineRule="auto"/>
-        <w:ind w:left="180" w:hanging="180"/>
-        <w:snapToGrid w:val="0"/>
-      </w:pPr>
-      <w:r>
-        <w:rPr>
-          <w:rFonts w:ascii="맑은 고딕" w:hAnsi="맑은 고딕" w:eastAsia="맑은 고딕"/>
-          <w:b w:val="0"/>
-          <w:sz w:val="17"/>
-          <w:u w:val="none"/>
-        </w:rPr>
-        <w:t>② (B) – (A) – (C)</w:t>
-      </w:r>
-    </w:p>
-    <w:p>
-      <w:pPr>
-        <w:spacing w:before="0" w:after="0" w:line="269" w:lineRule="auto"/>
-        <w:ind w:left="180" w:hanging="180"/>
-        <w:snapToGrid w:val="0"/>
-      </w:pPr>
-      <w:r>
-        <w:rPr>
-          <w:rFonts w:ascii="맑은 고딕" w:hAnsi="맑은 고딕" w:eastAsia="맑은 고딕"/>
-          <w:b w:val="0"/>
-          <w:sz w:val="17"/>
-          <w:u w:val="none"/>
-        </w:rPr>
-        <w:t>③ (B) – (C) – (A)</w:t>
-      </w:r>
-    </w:p>
-    <w:p>
-      <w:pPr>
-        <w:spacing w:before="0" w:after="0" w:line="269" w:lineRule="auto"/>
-        <w:ind w:left="180" w:hanging="180"/>
-        <w:snapToGrid w:val="0"/>
-      </w:pPr>
-      <w:r>
-        <w:rPr>
-          <w:rFonts w:ascii="맑은 고딕" w:hAnsi="맑은 고딕" w:eastAsia="맑은 고딕"/>
-          <w:b w:val="0"/>
-          <w:sz w:val="17"/>
-          <w:u w:val="none"/>
-        </w:rPr>
-        <w:t>④ (C) – (A) – (B)</w:t>
-      </w:r>
-    </w:p>
-    <w:p>
-      <w:pPr>
-        <w:spacing w:before="0" w:after="0" w:line="269" w:lineRule="auto"/>
-        <w:ind w:left="180" w:hanging="180"/>
-        <w:snapToGrid w:val="0"/>
-      </w:pPr>
-      <w:r>
-        <w:rPr>
-          <w:rFonts w:ascii="맑은 고딕" w:hAnsi="맑은 고딕" w:eastAsia="맑은 고딕"/>
-          <w:b w:val="0"/>
-          <w:sz w:val="17"/>
-          <w:u w:val="none"/>
-        </w:rPr>
-        <w:t>⑤ (C) – (B) – (A)</w:t>
+        <w:t>① ①    ② ②    ③ ③    ④ ④    ⑤ ⑤</w:t>
       </w:r>
     </w:p>
     <w:p>
@@ -3951,7 +4137,7 @@
           <w:sz w:val="15"/>
           <w:u w:val="none"/>
         </w:rPr>
-        <w:t xml:space="preserve"> 정답 ①</w:t>
+        <w:t xml:space="preserve"> 정답 ② — (a) ○ (b) ✕ (c) ✕ (d) ○ (e) ✕</w:t>
       </w:r>
     </w:p>
     <w:p>
@@ -3976,7 +4162,7 @@
           <w:sz w:val="15"/>
           <w:u w:val="none"/>
         </w:rPr>
-        <w:t xml:space="preserve"> 정답 ①</w:t>
+        <w:t xml:space="preserve"> 정답 ③ — ⓐ sustain → sustaining / ⓓ maintain → maintaining / ⓔ what → that</w:t>
       </w:r>
     </w:p>
     <w:p>
@@ -4001,7 +4187,7 @@
           <w:sz w:val="15"/>
           <w:u w:val="none"/>
         </w:rPr>
-        <w:t xml:space="preserve"> 정답 ①, ④</w:t>
+        <w:t xml:space="preserve"> 정답 ③ — conscious · consistent · interest</w:t>
       </w:r>
     </w:p>
     <w:p>
@@ -4026,7 +4212,7 @@
           <w:sz w:val="15"/>
           <w:u w:val="none"/>
         </w:rPr>
-        <w:t xml:space="preserve"> 정답 ② (excess → lack)</w:t>
+        <w:t xml:space="preserve"> 정답 ③</w:t>
       </w:r>
     </w:p>
     <w:p>
@@ -4051,7 +4237,7 @@
           <w:sz w:val="15"/>
           <w:u w:val="none"/>
         </w:rPr>
-        <w:t xml:space="preserve"> 정답 ③ — (A) ✕ (B) ○ (C) ○ (D) ✕</w:t>
+        <w:t xml:space="preserve"> 정답 ④</w:t>
       </w:r>
     </w:p>
     <w:p>
@@ -4076,7 +4262,7 @@
           <w:sz w:val="15"/>
           <w:u w:val="none"/>
         </w:rPr>
-        <w:t xml:space="preserve"> 정답 ④</w:t>
+        <w:t xml:space="preserve"> 정답 ②</w:t>
       </w:r>
     </w:p>
     <w:p>
@@ -4101,7 +4287,7 @@
           <w:sz w:val="15"/>
           <w:u w:val="none"/>
         </w:rPr>
-        <w:t xml:space="preserve"> 정답 ①</w:t>
+        <w:t xml:space="preserve"> 정답 ②</w:t>
       </w:r>
     </w:p>
     <w:p>
@@ -4126,7 +4312,7 @@
           <w:sz w:val="15"/>
           <w:u w:val="none"/>
         </w:rPr>
-        <w:t xml:space="preserve"> are as important as communication</w:t>
+        <w:t xml:space="preserve"> (1) Consistency  (2) sustain  (3) reinforce</w:t>
       </w:r>
     </w:p>
     <w:p>
@@ -4151,7 +4337,7 @@
           <w:sz w:val="15"/>
           <w:u w:val="none"/>
         </w:rPr>
-        <w:t xml:space="preserve"> (A) stuck  (B) staying  (C) convinced</w:t>
+        <w:t xml:space="preserve"> Sharing it shows that you are invested in maintaining the relationship.</w:t>
       </w:r>
     </w:p>
     <w:p>
@@ -4176,7 +4362,7 @@
           <w:sz w:val="15"/>
           <w:u w:val="none"/>
         </w:rPr>
-        <w:t xml:space="preserve"> 정답 ③ (B) – (C) – (A)</w:t>
+        <w:t xml:space="preserve"> 정답 ③</w:t>
       </w:r>
     </w:p>
     <w:p>
@@ -4217,7 +4403,7 @@
           <w:sz w:val="14"/>
           <w:u w:val="none"/>
         </w:rPr>
-        <w:t xml:space="preserve"> 원문 make a conscious effort to stay in touch를 conscious → deliberate, stay in touch → keeping in contact로 2단계 환언. </w:t>
+        <w:t xml:space="preserve"> </w:t>
       </w:r>
       <w:r>
         <w:rPr>
@@ -4226,7 +4412,7 @@
           <w:sz w:val="14"/>
           <w:u w:val="none"/>
         </w:rPr>
-        <w:t>②③ [뒤 문장이 부정한 내용]</w:t>
+        <w:t>(c) [어법 함정]</w:t>
       </w:r>
       <w:r>
         <w:rPr>
@@ -4235,7 +4421,7 @@
           <w:sz w:val="14"/>
           <w:u w:val="none"/>
         </w:rPr>
-        <w:t xml:space="preserve"> requests·updates는 바로 뒤에서 ‘이것을 뜻하는 게 아니다’라고 배제된다 — 본문 어휘를 그대로 써서 끌리게 한 함정. </w:t>
+        <w:t xml:space="preserve"> get stuck이 ‘to부정사로도 되는’ 것처럼 보이지만 let은 사역동사라 원형만 가능. </w:t>
       </w:r>
       <w:r>
         <w:rPr>
@@ -4244,7 +4430,7 @@
           <w:sz w:val="14"/>
           <w:u w:val="none"/>
         </w:rPr>
-        <w:t>⑤ [한 끗]</w:t>
+        <w:t>(e) [본문 어휘 재사용 함정]</w:t>
       </w:r>
       <w:r>
         <w:rPr>
@@ -4253,7 +4439,7 @@
           <w:sz w:val="14"/>
           <w:u w:val="none"/>
         </w:rPr>
-        <w:t xml:space="preserve"> ‘끊임없이 하지 말라’를 ‘드물게 하라’로 넘겨짚은 선지. 필자는 consistent(꾸준함)를 요구한다. </w:t>
+        <w:t xml:space="preserve"> requests·updates가 본문에 그대로 있어 맞는 말처럼 보이지만 바로 그 방식을 부정한 문장(This doesn’t mean …)에서 왔다. </w:t>
       </w:r>
       <w:r>
         <w:rPr>
@@ -4262,7 +4448,7 @@
           <w:sz w:val="14"/>
           <w:u w:val="none"/>
         </w:rPr>
-        <w:t>④</w:t>
+        <w:t>(b)</w:t>
       </w:r>
       <w:r>
         <w:rPr>
@@ -4271,7 +4457,7 @@
           <w:sz w:val="14"/>
           <w:u w:val="none"/>
         </w:rPr>
-        <w:t xml:space="preserve"> follow-up이 없어 막힌다는 앞 문장과 반대.</w:t>
+        <w:t xml:space="preserve"> 사례 도입 → For example. ③은 (c)를, ④는 (a)를 놓친 선지.</w:t>
       </w:r>
     </w:p>
     <w:p>
@@ -4296,7 +4482,7 @@
           <w:sz w:val="14"/>
           <w:u w:val="none"/>
         </w:rPr>
-        <w:t xml:space="preserve"> go a long way in -ing = ‘~하는 데 큰 도움이 되다’. </w:t>
+        <w:t xml:space="preserve"> </w:t>
       </w:r>
       <w:r>
         <w:rPr>
@@ -4305,7 +4491,7 @@
           <w:sz w:val="14"/>
           <w:u w:val="none"/>
         </w:rPr>
-        <w:t>② [한 끗·축자 해석]</w:t>
+        <w:t>ⓔ [삽입절 함정]</w:t>
       </w:r>
       <w:r>
         <w:rPr>
@@ -4314,7 +4500,7 @@
           <w:sz w:val="14"/>
           <w:u w:val="none"/>
         </w:rPr>
-        <w:t xml:space="preserve"> long을 ‘시간이 오래 걸림’으로 읽은 선지 — simple message와의 대비(작은 것 → 큰 효과)를 놓친 것. </w:t>
+        <w:t xml:space="preserve"> you think가 끼어 있어 what절처럼 보이지만 앞에 선행사가 있다. </w:t>
       </w:r>
       <w:r>
         <w:rPr>
@@ -4323,7 +4509,7 @@
           <w:sz w:val="14"/>
           <w:u w:val="none"/>
         </w:rPr>
-        <w:t>③ [축자 해석]</w:t>
+        <w:t>ⓑ [decoy]</w:t>
       </w:r>
       <w:r>
         <w:rPr>
@@ -4332,7 +4518,7 @@
           <w:sz w:val="14"/>
           <w:u w:val="none"/>
         </w:rPr>
-        <w:t xml:space="preserve"> way를 ‘거리’로 읽음. </w:t>
+        <w:t xml:space="preserve"> get을 to get으로 고치고 싶게 만드는 자리. </w:t>
       </w:r>
       <w:r>
         <w:rPr>
@@ -4341,7 +4527,7 @@
           <w:sz w:val="14"/>
           <w:u w:val="none"/>
         </w:rPr>
-        <w:t>④⑤</w:t>
+        <w:t>ⓕ [decoy]</w:t>
       </w:r>
       <w:r>
         <w:rPr>
@@ -4350,7 +4536,7 @@
           <w:sz w:val="14"/>
           <w:u w:val="none"/>
         </w:rPr>
-        <w:t xml:space="preserve"> 글에 근거 없음.</w:t>
+        <w:t xml:space="preserve"> didn’t speak로 바꾸면 in a while과 어울리지 않는다. ①은 ⓔ를, ⑤는 decoy ⓑ에 걸린 선지.</w:t>
       </w:r>
     </w:p>
     <w:p>
@@ -4384,7 +4570,7 @@
           <w:sz w:val="14"/>
           <w:u w:val="none"/>
         </w:rPr>
-        <w:t>①</w:t>
+        <w:t>④ [한 끗]</w:t>
       </w:r>
       <w:r>
         <w:rPr>
@@ -4393,7 +4579,7 @@
           <w:sz w:val="14"/>
           <w:u w:val="none"/>
         </w:rPr>
-        <w:t xml:space="preserve"> 상대에게 가치 있는 것 공유 + 오랜 공백 뒤(ⓒⓓ). </w:t>
+        <w:t xml:space="preserve"> (A)(B)는 맞고 (C)만 be interested — 수동 뒤에 목적어 a connection이 올 수 없고, 흥미를 느끼는 쪽은 사람. </w:t>
       </w:r>
       <w:r>
         <w:rPr>
@@ -4402,7 +4588,7 @@
           <w:sz w:val="14"/>
           <w:u w:val="none"/>
         </w:rPr>
-        <w:t>④</w:t>
+        <w:t>② [어휘 함정]</w:t>
       </w:r>
       <w:r>
         <w:rPr>
@@ -4411,61 +4597,7 @@
           <w:sz w:val="14"/>
           <w:u w:val="none"/>
         </w:rPr>
-        <w:t xml:space="preserve"> 안부 묻기 + 꾸준함(ⓒ). </w:t>
-      </w:r>
-      <w:r>
-        <w:rPr>
-          <w:rFonts w:ascii="맑은 고딕" w:hAnsi="맑은 고딕" w:eastAsia="맑은 고딕"/>
-          <w:b/>
-          <w:sz w:val="14"/>
-          <w:u w:val="none"/>
-        </w:rPr>
-        <w:t>② [requests]</w:t>
-      </w:r>
-      <w:r>
-        <w:rPr>
-          <w:rFonts w:ascii="맑은 고딕" w:hAnsi="맑은 고딕" w:eastAsia="맑은 고딕"/>
-          <w:b w:val="0"/>
-          <w:sz w:val="14"/>
-          <w:u w:val="none"/>
-        </w:rPr>
-        <w:t xml:space="preserve"> 부탁할 때만 연락 — ⓑ 위반. </w:t>
-      </w:r>
-      <w:r>
-        <w:rPr>
-          <w:rFonts w:ascii="맑은 고딕" w:hAnsi="맑은 고딕" w:eastAsia="맑은 고딕"/>
-          <w:b/>
-          <w:sz w:val="14"/>
-          <w:u w:val="none"/>
-        </w:rPr>
-        <w:t>③ [updates·constantly]</w:t>
-      </w:r>
-      <w:r>
-        <w:rPr>
-          <w:rFonts w:ascii="맑은 고딕" w:hAnsi="맑은 고딕" w:eastAsia="맑은 고딕"/>
-          <w:b w:val="0"/>
-          <w:sz w:val="14"/>
-          <w:u w:val="none"/>
-        </w:rPr>
-        <w:t xml:space="preserve"> 자주 연락하니 좋아 보이지만 ‘끊임없는 자기 근황’ — ⓑ 위반. </w:t>
-      </w:r>
-      <w:r>
-        <w:rPr>
-          <w:rFonts w:ascii="맑은 고딕" w:hAnsi="맑은 고딕" w:eastAsia="맑은 고딕"/>
-          <w:b/>
-          <w:sz w:val="14"/>
-          <w:u w:val="none"/>
-        </w:rPr>
-        <w:t>⑤</w:t>
-      </w:r>
-      <w:r>
-        <w:rPr>
-          <w:rFonts w:ascii="맑은 고딕" w:hAnsi="맑은 고딕" w:eastAsia="맑은 고딕"/>
-          <w:b w:val="0"/>
-          <w:sz w:val="14"/>
-          <w:u w:val="none"/>
-        </w:rPr>
-        <w:t xml:space="preserve"> 배려처럼 보이나 먼저 노력하지 않음 — ⓐ 위반(후속 연락이 없어 관계가 막히는 경우).</w:t>
+        <w:t xml:space="preserve"> sporadic은 ‘이따금’이라 ‘끊임없이 하지 말라’는 문장과 어울려 보이지만 필자가 요구하는 것은 consistent(일관됨).</w:t>
       </w:r>
     </w:p>
     <w:p>
@@ -4490,7 +4622,7 @@
           <w:sz w:val="14"/>
           <w:u w:val="none"/>
         </w:rPr>
-        <w:t xml:space="preserve"> 후속 연락이 ‘지나쳐서’ 막힌다면 뒤의 ‘연락을 유지하라’는 조언이 나올 수 없다 → </w:t>
+        <w:t xml:space="preserve"> </w:t>
       </w:r>
       <w:r>
         <w:rPr>
@@ -4499,7 +4631,7 @@
           <w:sz w:val="14"/>
           <w:u w:val="none"/>
         </w:rPr>
-        <w:t>lack</w:t>
+        <w:t>③ [목적 교체]</w:t>
       </w:r>
       <w:r>
         <w:rPr>
@@ -4508,7 +4640,7 @@
           <w:sz w:val="14"/>
           <w:u w:val="none"/>
         </w:rPr>
-        <w:t xml:space="preserve">. 네 번째 문장의 ‘끊임없이 연락하라는 뜻이 아니다’ 때문에 excess가 그럴듯해 보이는 것이 함정. </w:t>
+        <w:t xml:space="preserve"> requests를 ‘필요할 때 연락’으로 바꿔 넣었다 — 본문이 부정한 내용. </w:t>
       </w:r>
       <w:r>
         <w:rPr>
@@ -4517,7 +4649,7 @@
           <w:sz w:val="14"/>
           <w:u w:val="none"/>
         </w:rPr>
-        <w:t>④ [한 끗 함정]</w:t>
+        <w:t>④ [한 끗 정답지]</w:t>
       </w:r>
       <w:r>
         <w:rPr>
@@ -4526,7 +4658,7 @@
           <w:sz w:val="14"/>
           <w:u w:val="none"/>
         </w:rPr>
-        <w:t xml:space="preserve"> constantly를 부정했으니 consistent도 틀렸다고 보기 쉽지만, constantly(쉴 새 없이)와 consistent(꾸준한)는 다르다. </w:t>
+        <w:t xml:space="preserve"> even if you haven’t spoken in a while을 after a long period of silence로 환언 — 참. </w:t>
       </w:r>
       <w:r>
         <w:rPr>
@@ -4535,7 +4667,7 @@
           <w:sz w:val="14"/>
           <w:u w:val="none"/>
         </w:rPr>
-        <w:t>③</w:t>
+        <w:t>①</w:t>
       </w:r>
       <w:r>
         <w:rPr>
@@ -4544,7 +4676,7 @@
           <w:sz w:val="14"/>
           <w:u w:val="none"/>
         </w:rPr>
-        <w:t xml:space="preserve"> 저절로 되지 않으므로 ‘의식적인’ 노력.</w:t>
+        <w:t xml:space="preserve"> One of the most important aspects … is communication의 환언.</w:t>
       </w:r>
     </w:p>
     <w:p>
@@ -4578,7 +4710,7 @@
           <w:sz w:val="14"/>
           <w:u w:val="none"/>
         </w:rPr>
-        <w:t>(A) ✕</w:t>
+        <w:t>⑤ [조건 역전]</w:t>
       </w:r>
       <w:r>
         <w:rPr>
@@ -4587,7 +4719,7 @@
           <w:sz w:val="14"/>
           <w:u w:val="none"/>
         </w:rPr>
-        <w:t xml:space="preserve"> ⓐ에서 명시적으로 배제된 방식. </w:t>
+        <w:t xml:space="preserve"> [B]에서 기회(opportunity)는 연락의 ‘결과’로 등장 — 연락의 조건이 아니다. </w:t>
       </w:r>
       <w:r>
         <w:rPr>
@@ -4596,7 +4728,7 @@
           <w:sz w:val="14"/>
           <w:u w:val="none"/>
         </w:rPr>
-        <w:t>(B) ○</w:t>
+        <w:t>② [방향 역전]</w:t>
       </w:r>
       <w:r>
         <w:rPr>
@@ -4605,7 +4737,7 @@
           <w:sz w:val="14"/>
           <w:u w:val="none"/>
         </w:rPr>
-        <w:t xml:space="preserve"> 선행사 an article이 있으므로 that. you think는 삽입절이고 enjoy의 목적어가 빠져 있다. what은 선행사를 포함하므로 불가. </w:t>
+        <w:t xml:space="preserve"> [B]는 목적 없는(ask for nothing) 연락을 오히려 권한다. </w:t>
       </w:r>
       <w:r>
         <w:rPr>
@@ -4614,7 +4746,7 @@
           <w:sz w:val="14"/>
           <w:u w:val="none"/>
         </w:rPr>
-        <w:t>(C) ○</w:t>
+        <w:t>①</w:t>
       </w:r>
       <w:r>
         <w:rPr>
@@ -4623,7 +4755,7 @@
           <w:sz w:val="14"/>
           <w:u w:val="none"/>
         </w:rPr>
-        <w:t xml:space="preserve"> requests·news = 자기 목적을 위한 연락, all the time = frequent. </w:t>
+        <w:t xml:space="preserve"> 두 글 모두와 반대. </w:t>
       </w:r>
       <w:r>
         <w:rPr>
@@ -4632,7 +4764,7 @@
           <w:sz w:val="14"/>
           <w:u w:val="none"/>
         </w:rPr>
-        <w:t>(D) ✕</w:t>
+        <w:t>③</w:t>
       </w:r>
       <w:r>
         <w:rPr>
@@ -4641,7 +4773,7 @@
           <w:sz w:val="14"/>
           <w:u w:val="none"/>
         </w:rPr>
-        <w:t xml:space="preserve"> 메시지가 ‘보여 주는’ 능동이고 뒤에 목적어 that절 → showing이 옳다. → ④는 (A)를 놓친 경우, ⑤는 (D)에 속은 경우.</w:t>
+        <w:t xml:space="preserve"> updates·achievements는 [A]가 부정한 방식.</w:t>
       </w:r>
     </w:p>
     <w:p>
@@ -4675,7 +4807,7 @@
           <w:sz w:val="14"/>
           <w:u w:val="none"/>
         </w:rPr>
-        <w:t>④ [조건 반전]</w:t>
+        <w:t>①③ [직역 함정]</w:t>
       </w:r>
       <w:r>
         <w:rPr>
@@ -4684,7 +4816,7 @@
           <w:sz w:val="14"/>
           <w:u w:val="none"/>
         </w:rPr>
-        <w:t xml:space="preserve"> even if(~하더라도)의 양보를 only with … recently(최근 대화한 사람에게만)라는 제한으로 뒤집었다. </w:t>
+        <w:t xml:space="preserve"> way를 ‘거리’, long을 ‘오래’로 읽은 오답. </w:t>
       </w:r>
       <w:r>
         <w:rPr>
@@ -4693,7 +4825,7 @@
           <w:sz w:val="14"/>
           <w:u w:val="none"/>
         </w:rPr>
-        <w:t>③ [한 끗]</w:t>
+        <w:t>⑤ [방향 역전]</w:t>
       </w:r>
       <w:r>
         <w:rPr>
@@ -4702,7 +4834,7 @@
           <w:sz w:val="14"/>
           <w:u w:val="none"/>
         </w:rPr>
-        <w:t xml:space="preserve"> doesn’t mean constantly reaching out을 does not have to involve frequent로 환언한 일치 선지 — 부정어가 들어 있어 불일치로 착각하기 쉽다. </w:t>
+        <w:t xml:space="preserve"> long-term relationships가 주제인 글에서 ‘짧게만’은 반대. </w:t>
       </w:r>
       <w:r>
         <w:rPr>
@@ -4711,7 +4843,7 @@
           <w:sz w:val="14"/>
           <w:u w:val="none"/>
         </w:rPr>
-        <w:t>②</w:t>
+        <w:t>④</w:t>
       </w:r>
       <w:r>
         <w:rPr>
@@ -4720,7 +4852,7 @@
           <w:sz w:val="14"/>
           <w:u w:val="none"/>
         </w:rPr>
-        <w:t xml:space="preserve"> conscious → deliberate.</w:t>
+        <w:t xml:space="preserve"> requests는 필자가 부정한 방식.</w:t>
       </w:r>
     </w:p>
     <w:p>
@@ -4745,7 +4877,7 @@
           <w:sz w:val="14"/>
           <w:u w:val="none"/>
         </w:rPr>
-        <w:t xml:space="preserve"> (A) requests·updates about yourself, again and again → frequent contact that serves yourself. (B) simple message·consistent → small, steady gestures of interest. </w:t>
+        <w:t xml:space="preserve"> </w:t>
       </w:r>
       <w:r>
         <w:rPr>
@@ -4754,7 +4886,7 @@
           <w:sz w:val="14"/>
           <w:u w:val="none"/>
         </w:rPr>
-        <w:t>② [한 끗]</w:t>
+        <w:t>② [주체·태도 역전]</w:t>
       </w:r>
       <w:r>
         <w:rPr>
@@ -4763,7 +4895,7 @@
           <w:sz w:val="14"/>
           <w:u w:val="none"/>
         </w:rPr>
-        <w:t xml:space="preserve"> (A)는 맞지만 (B)가 본문이 배제한 updates. </w:t>
+        <w:t xml:space="preserve"> 필자는 ‘내가 먼저’ 의식적으로 연락하라고 한다. ‘예의’라는 그럴듯한 이유를 붙여 고르기 어렵게 만든 오답. </w:t>
       </w:r>
       <w:r>
         <w:rPr>
@@ -4772,7 +4904,7 @@
           <w:sz w:val="14"/>
           <w:u w:val="none"/>
         </w:rPr>
-        <w:t>③ [한 끗]</w:t>
+        <w:t>⑤</w:t>
       </w:r>
       <w:r>
         <w:rPr>
@@ -4781,43 +4913,7 @@
           <w:sz w:val="14"/>
           <w:u w:val="none"/>
         </w:rPr>
-        <w:t xml:space="preserve"> (B)는 맞지만 (A)에 필자가 </w:t>
-      </w:r>
-      <w:r>
-        <w:rPr>
-          <w:rFonts w:ascii="맑은 고딕" w:hAnsi="맑은 고딕" w:eastAsia="맑은 고딕"/>
-          <w:b/>
-          <w:sz w:val="14"/>
-          <w:u w:val="none"/>
-        </w:rPr>
-        <w:t>권하는</w:t>
-      </w:r>
-      <w:r>
-        <w:rPr>
-          <w:rFonts w:ascii="맑은 고딕" w:hAnsi="맑은 고딕" w:eastAsia="맑은 고딕"/>
-          <w:b w:val="0"/>
-          <w:sz w:val="14"/>
-          <w:u w:val="none"/>
-        </w:rPr>
-        <w:t xml:space="preserve"> 것(check-in)을 넣어 부정해 버림. </w:t>
-      </w:r>
-      <w:r>
-        <w:rPr>
-          <w:rFonts w:ascii="맑은 고딕" w:hAnsi="맑은 고딕" w:eastAsia="맑은 고딕"/>
-          <w:b/>
-          <w:sz w:val="14"/>
-          <w:u w:val="none"/>
-        </w:rPr>
-        <w:t>⑤</w:t>
-      </w:r>
-      <w:r>
-        <w:rPr>
-          <w:rFonts w:ascii="맑은 고딕" w:hAnsi="맑은 고딕" w:eastAsia="맑은 고딕"/>
-          <w:b w:val="0"/>
-          <w:sz w:val="14"/>
-          <w:u w:val="none"/>
-        </w:rPr>
-        <w:t xml:space="preserve"> 만남 대 메시지의 대비는 글에 없다.</w:t>
+        <w:t xml:space="preserve"> constantly(양)를 부정하고 consistent(일관성)를 강조한 것과 일치.</w:t>
       </w:r>
     </w:p>
     <w:p>
@@ -4842,25 +4938,7 @@
           <w:sz w:val="14"/>
           <w:u w:val="none"/>
         </w:rPr>
-        <w:t xml:space="preserve"> 원문의 동사가 is(주어 One)여서 그대로 옮기면 틀린다 — 새 주어는 복수 Few aspects이므로 </w:t>
-      </w:r>
-      <w:r>
-        <w:rPr>
-          <w:rFonts w:ascii="맑은 고딕" w:hAnsi="맑은 고딕" w:eastAsia="맑은 고딕"/>
-          <w:b/>
-          <w:sz w:val="14"/>
-          <w:u w:val="none"/>
-        </w:rPr>
-        <w:t>are</w:t>
-      </w:r>
-      <w:r>
-        <w:rPr>
-          <w:rFonts w:ascii="맑은 고딕" w:hAnsi="맑은 고딕" w:eastAsia="맑은 고딕"/>
-          <w:b w:val="0"/>
-          <w:sz w:val="14"/>
-          <w:u w:val="none"/>
-        </w:rPr>
-        <w:t>. as most important as ✕(원급 자리에 최상급 불가), more important than으로 쓰면 조건 1 위반. [채점] 수일치 are 1 · as important as 1.5 · communication 0.5.</w:t>
+        <w:t xml:space="preserve"> (1) consistent(형용사) ✕ — 주어 자리 명사, 문두 대문자. (2) sustaining ✕ — be to 용법 뒤 원형. maintain(본문 maintaining의 변형)도 문맥상 인정. (3) reinforcing ✕. [채점] 각 1점, 철자 오류 0점.</w:t>
       </w:r>
     </w:p>
     <w:p>
@@ -4894,7 +4972,7 @@
           <w:sz w:val="14"/>
           <w:u w:val="none"/>
         </w:rPr>
-        <w:t>(A)</w:t>
+        <w:t>show → shows</w:t>
       </w:r>
       <w:r>
         <w:rPr>
@@ -4903,7 +4981,7 @@
           <w:sz w:val="14"/>
           <w:u w:val="none"/>
         </w:rPr>
-        <w:t xml:space="preserve"> get + p.p., go nowhere → get </w:t>
+        <w:t xml:space="preserve">: 동명사 주어는 단수. </w:t>
       </w:r>
       <w:r>
         <w:rPr>
@@ -4912,7 +4990,7 @@
           <w:sz w:val="14"/>
           <w:u w:val="none"/>
         </w:rPr>
-        <w:t>stuck</w:t>
+        <w:t>invest → invested</w:t>
       </w:r>
       <w:r>
         <w:rPr>
@@ -4921,7 +4999,7 @@
           <w:sz w:val="14"/>
           <w:u w:val="none"/>
         </w:rPr>
-        <w:t xml:space="preserve">(stick–stuck–stuck, sticked ✕). </w:t>
+        <w:t xml:space="preserve">: be invested in ‘~에 마음을 쏟다’. </w:t>
       </w:r>
       <w:r>
         <w:rPr>
@@ -4930,7 +5008,7 @@
           <w:sz w:val="14"/>
           <w:u w:val="none"/>
         </w:rPr>
-        <w:t>(B)</w:t>
+        <w:t>maintain → maintaining</w:t>
       </w:r>
       <w:r>
         <w:rPr>
@@ -4939,61 +5017,7 @@
           <w:sz w:val="14"/>
           <w:u w:val="none"/>
         </w:rPr>
-        <w:t xml:space="preserve"> advise + 동명사, remain in touch → </w:t>
-      </w:r>
-      <w:r>
-        <w:rPr>
-          <w:rFonts w:ascii="맑은 고딕" w:hAnsi="맑은 고딕" w:eastAsia="맑은 고딕"/>
-          <w:b/>
-          <w:sz w:val="14"/>
-          <w:u w:val="none"/>
-        </w:rPr>
-        <w:t>staying</w:t>
-      </w:r>
-      <w:r>
-        <w:rPr>
-          <w:rFonts w:ascii="맑은 고딕" w:hAnsi="맑은 고딕" w:eastAsia="맑은 고딕"/>
-          <w:b w:val="0"/>
-          <w:sz w:val="14"/>
-          <w:u w:val="none"/>
-        </w:rPr>
-        <w:t xml:space="preserve"> in contact(to stay ✕). </w:t>
-      </w:r>
-      <w:r>
-        <w:rPr>
-          <w:rFonts w:ascii="맑은 고딕" w:hAnsi="맑은 고딕" w:eastAsia="맑은 고딕"/>
-          <w:b/>
-          <w:sz w:val="14"/>
-          <w:u w:val="none"/>
-        </w:rPr>
-        <w:t>(C)</w:t>
-      </w:r>
-      <w:r>
-        <w:rPr>
-          <w:rFonts w:ascii="맑은 고딕" w:hAnsi="맑은 고딕" w:eastAsia="맑은 고딕"/>
-          <w:b w:val="0"/>
-          <w:sz w:val="14"/>
-          <w:u w:val="none"/>
-        </w:rPr>
-        <w:t xml:space="preserve"> leave + O + 과거분사, 상대가 ‘확신하게 된’ 수동 → </w:t>
-      </w:r>
-      <w:r>
-        <w:rPr>
-          <w:rFonts w:ascii="맑은 고딕" w:hAnsi="맑은 고딕" w:eastAsia="맑은 고딕"/>
-          <w:b/>
-          <w:sz w:val="14"/>
-          <w:u w:val="none"/>
-        </w:rPr>
-        <w:t>convinced</w:t>
-      </w:r>
-      <w:r>
-        <w:rPr>
-          <w:rFonts w:ascii="맑은 고딕" w:hAnsi="맑은 고딕" w:eastAsia="맑은 고딕"/>
-          <w:b w:val="0"/>
-          <w:sz w:val="14"/>
-          <w:u w:val="none"/>
-        </w:rPr>
-        <w:t>(convincing ✕). [채점] 각 1점, 어형 오류 0점.</w:t>
+        <w:t>: 전치사 in 뒤 동명사. [채점] 어형 3곳 각 0.5 / 어순 1 / 단어 수·철자 0.5.</w:t>
       </w:r>
     </w:p>
     <w:p>
@@ -5018,7 +5042,7 @@
           <w:sz w:val="14"/>
           <w:u w:val="none"/>
         </w:rPr>
-        <w:t xml:space="preserve"> (A)의 예시는 (C)의 share something of value를 받으므로 (C) → (A). (C)의 ‘간단한 메시지’는 (B)의 ‘우호적이고 꾸준한 소통’을 구체화하므로 (B) → (C). </w:t>
+        <w:t xml:space="preserve"> </w:t>
       </w:r>
       <w:r>
         <w:rPr>
@@ -5036,7 +5060,7 @@
           <w:sz w:val="14"/>
           <w:u w:val="none"/>
         </w:rPr>
-        <w:t xml:space="preserve"> (B) 뒤에 바로 예시 (A)가 올 수 있어 보이지만, 그러면 (C)가 예시 뒤에 남아 일반 진술 → 예시의 흐름이 뒤집힌다.</w:t>
+        <w:t xml:space="preserve"> follow-up 부족 → This doesn’t mean …은 대상이 어긋난다(follow-up 부족을 ‘뜻한다’가 아님). 처방(stay in touch) → 오해 방지(This doesn’t mean) → 구체적 방법 순서.</w:t>
       </w:r>
     </w:p>
     <w:p>

--- a/shinmok1/pack/2510/H1MOGO25-10_20_SET.docx
+++ b/shinmok1/pack/2510/H1MOGO25-10_20_SET.docx
@@ -107,7 +107,7 @@
     </w:p>
     <w:p>
       <w:pPr>
-        <w:spacing w:before="0" w:after="20" w:line="360" w:lineRule="auto"/>
+        <w:spacing w:before="0" w:after="20" w:line="300" w:lineRule="auto"/>
         <w:jc w:val="both"/>
         <w:snapToGrid w:val="0"/>
       </w:pPr>
@@ -187,7 +187,7 @@
           <w:sz w:val="17"/>
           <w:u w:val="none"/>
         </w:rPr>
-        <w:t xml:space="preserve"> communication. It’s easy to connect with someone and then let the relationship </w:t>
+        <w:t xml:space="preserve"> </w:t>
       </w:r>
       <w:r>
         <w:rPr>
@@ -203,20 +203,11 @@
       <w:r>
         <w:rPr>
           <w:rFonts w:ascii="맑은 고딕" w:hAnsi="맑은 고딕" w:eastAsia="맑은 고딕"/>
-          <w:b/>
-          <w:sz w:val="17"/>
-          <w:u w:val="none"/>
-        </w:rPr>
-        <w:t>[ get / to get ]</w:t>
-      </w:r>
-      <w:r>
-        <w:rPr>
-          <w:rFonts w:ascii="맑은 고딕" w:hAnsi="맑은 고딕" w:eastAsia="맑은 고딕"/>
           <w:b w:val="0"/>
           <w:sz w:val="17"/>
           <w:u w:val="none"/>
         </w:rPr>
-        <w:t xml:space="preserve"> </w:t>
+        <w:t xml:space="preserve">c________. It’s easy </w:t>
       </w:r>
       <w:r>
         <w:rPr>
@@ -232,11 +223,20 @@
       <w:r>
         <w:rPr>
           <w:rFonts w:ascii="맑은 고딕" w:hAnsi="맑은 고딕" w:eastAsia="맑은 고딕"/>
+          <w:b/>
+          <w:sz w:val="17"/>
+          <w:u w:val="none"/>
+        </w:rPr>
+        <w:t>[ to connect / connecting ]</w:t>
+      </w:r>
+      <w:r>
+        <w:rPr>
+          <w:rFonts w:ascii="맑은 고딕" w:hAnsi="맑은 고딕" w:eastAsia="맑은 고딕"/>
           <w:b w:val="0"/>
           <w:sz w:val="17"/>
           <w:u w:val="none"/>
         </w:rPr>
-        <w:t xml:space="preserve">________(stick) due to a lack of </w:t>
+        <w:t xml:space="preserve"> with someone and then let the relationship </w:t>
       </w:r>
       <w:r>
         <w:rPr>
@@ -252,11 +252,20 @@
       <w:r>
         <w:rPr>
           <w:rFonts w:ascii="맑은 고딕" w:hAnsi="맑은 고딕" w:eastAsia="맑은 고딕"/>
+          <w:b/>
+          <w:sz w:val="17"/>
+          <w:u w:val="none"/>
+        </w:rPr>
+        <w:t>[ get / to get ]</w:t>
+      </w:r>
+      <w:r>
+        <w:rPr>
+          <w:rFonts w:ascii="맑은 고딕" w:hAnsi="맑은 고딕" w:eastAsia="맑은 고딕"/>
           <w:b w:val="0"/>
           <w:sz w:val="17"/>
           <w:u w:val="none"/>
         </w:rPr>
-        <w:t xml:space="preserve">f________. </w:t>
+        <w:t xml:space="preserve"> stuck due to a lack of </w:t>
       </w:r>
       <w:r>
         <w:rPr>
@@ -272,20 +281,11 @@
       <w:r>
         <w:rPr>
           <w:rFonts w:ascii="맑은 고딕" w:hAnsi="맑은 고딕" w:eastAsia="맑은 고딕"/>
-          <w:b/>
-          <w:sz w:val="17"/>
-          <w:u w:val="none"/>
-        </w:rPr>
-        <w:t>[ To keep / Keeping ]</w:t>
-      </w:r>
-      <w:r>
-        <w:rPr>
-          <w:rFonts w:ascii="맑은 고딕" w:hAnsi="맑은 고딕" w:eastAsia="맑은 고딕"/>
           <w:b w:val="0"/>
           <w:sz w:val="17"/>
           <w:u w:val="none"/>
         </w:rPr>
-        <w:t xml:space="preserve"> the connection alive, make a </w:t>
+        <w:t xml:space="preserve">f________. To keep the connection alive, make a </w:t>
       </w:r>
       <w:r>
         <w:rPr>
@@ -305,7 +305,7 @@
           <w:sz w:val="17"/>
           <w:u w:val="none"/>
         </w:rPr>
-        <w:t>[ conscious / careless ]</w:t>
+        <w:t>[ conscious / unconscious ]</w:t>
       </w:r>
       <w:r>
         <w:rPr>
@@ -354,7 +354,7 @@
           <w:sz w:val="17"/>
           <w:u w:val="none"/>
         </w:rPr>
-        <w:t>[ constant / constantly ]</w:t>
+        <w:t>[ constantly / constant ]</w:t>
       </w:r>
       <w:r>
         <w:rPr>
@@ -363,7 +363,7 @@
           <w:sz w:val="17"/>
           <w:u w:val="none"/>
         </w:rPr>
-        <w:t xml:space="preserve"> reaching out with requests or updates but rather </w:t>
+        <w:t xml:space="preserve"> </w:t>
       </w:r>
       <w:r>
         <w:rPr>
@@ -383,7 +383,7 @@
           <w:sz w:val="17"/>
           <w:u w:val="none"/>
         </w:rPr>
-        <w:t xml:space="preserve">________(maintain) a friendly and </w:t>
+        <w:t xml:space="preserve">________(reach) out with requests or updates but rather </w:t>
       </w:r>
       <w:r>
         <w:rPr>
@@ -403,7 +403,7 @@
           <w:sz w:val="17"/>
           <w:u w:val="none"/>
         </w:rPr>
-        <w:t>[ consistent / occasional ]</w:t>
+        <w:t>[ maintaining / to maintain ]</w:t>
       </w:r>
       <w:r>
         <w:rPr>
@@ -412,7 +412,7 @@
           <w:sz w:val="17"/>
           <w:u w:val="none"/>
         </w:rPr>
-        <w:t xml:space="preserve"> line of </w:t>
+        <w:t xml:space="preserve"> a </w:t>
       </w:r>
       <w:r>
         <w:rPr>
@@ -432,7 +432,7 @@
           <w:sz w:val="17"/>
           <w:u w:val="none"/>
         </w:rPr>
-        <w:t xml:space="preserve">c________. A simple message to check in or share something of </w:t>
+        <w:t xml:space="preserve">________(friend) and </w:t>
       </w:r>
       <w:r>
         <w:rPr>
@@ -448,11 +448,20 @@
       <w:r>
         <w:rPr>
           <w:rFonts w:ascii="맑은 고딕" w:hAnsi="맑은 고딕" w:eastAsia="맑은 고딕"/>
+          <w:b/>
+          <w:sz w:val="17"/>
+          <w:u w:val="none"/>
+        </w:rPr>
+        <w:t>[ consistent / inconsistent ]</w:t>
+      </w:r>
+      <w:r>
+        <w:rPr>
+          <w:rFonts w:ascii="맑은 고딕" w:hAnsi="맑은 고딕" w:eastAsia="맑은 고딕"/>
           <w:b w:val="0"/>
           <w:sz w:val="17"/>
           <w:u w:val="none"/>
         </w:rPr>
-        <w:t xml:space="preserve">v________ can go a </w:t>
+        <w:t xml:space="preserve"> line of communication. A </w:t>
       </w:r>
       <w:r>
         <w:rPr>
@@ -472,7 +481,7 @@
           <w:sz w:val="17"/>
           <w:u w:val="none"/>
         </w:rPr>
-        <w:t>[ long / short ]</w:t>
+        <w:t>[ simple / complicated ]</w:t>
       </w:r>
       <w:r>
         <w:rPr>
@@ -481,7 +490,7 @@
           <w:sz w:val="17"/>
           <w:u w:val="none"/>
         </w:rPr>
-        <w:t xml:space="preserve"> way in </w:t>
+        <w:t xml:space="preserve"> message to check in or share something of </w:t>
       </w:r>
       <w:r>
         <w:rPr>
@@ -501,7 +510,7 @@
           <w:sz w:val="17"/>
           <w:u w:val="none"/>
         </w:rPr>
-        <w:t xml:space="preserve">________(reinforce) your relationship. For example, if you come across an article or resource </w:t>
+        <w:t xml:space="preserve">v________ can go a long way in </w:t>
       </w:r>
       <w:r>
         <w:rPr>
@@ -517,20 +526,11 @@
       <w:r>
         <w:rPr>
           <w:rFonts w:ascii="맑은 고딕" w:hAnsi="맑은 고딕" w:eastAsia="맑은 고딕"/>
-          <w:b/>
-          <w:sz w:val="17"/>
-          <w:u w:val="none"/>
-        </w:rPr>
-        <w:t>[ that / what ]</w:t>
-      </w:r>
-      <w:r>
-        <w:rPr>
-          <w:rFonts w:ascii="맑은 고딕" w:hAnsi="맑은 고딕" w:eastAsia="맑은 고딕"/>
           <w:b w:val="0"/>
           <w:sz w:val="17"/>
           <w:u w:val="none"/>
         </w:rPr>
-        <w:t xml:space="preserve"> you think might </w:t>
+        <w:t xml:space="preserve">________(reinforce) your relationship. For example, if you come across an article or resource </w:t>
       </w:r>
       <w:r>
         <w:rPr>
@@ -550,7 +550,7 @@
           <w:sz w:val="17"/>
           <w:u w:val="none"/>
         </w:rPr>
-        <w:t>[ interest / be interested ]</w:t>
+        <w:t>[ that / what ]</w:t>
       </w:r>
       <w:r>
         <w:rPr>
@@ -559,7 +559,7 @@
           <w:sz w:val="17"/>
           <w:u w:val="none"/>
         </w:rPr>
-        <w:t xml:space="preserve"> a connection, share it with them, even if you </w:t>
+        <w:t xml:space="preserve"> you think might interest a connection, share it with them, even if you </w:t>
       </w:r>
       <w:r>
         <w:rPr>
@@ -698,7 +698,7 @@
           <w:sz w:val="17"/>
           <w:u w:val="none"/>
         </w:rPr>
-        <w:t xml:space="preserve">… if you come across an article or resource </w:t>
+        <w:t xml:space="preserve">It’s easy to connect with someone and then </w:t>
       </w:r>
       <w:r>
         <w:rPr>
@@ -707,7 +707,7 @@
           <w:sz w:val="17"/>
           <w:u w:val="single"/>
         </w:rPr>
-        <w:t>that</w:t>
+        <w:t>let the relationship get stuck</w:t>
       </w:r>
       <w:r>
         <w:rPr>
@@ -716,7 +716,7 @@
           <w:sz w:val="17"/>
           <w:u w:val="none"/>
         </w:rPr>
-        <w:t xml:space="preserve"> you think might interest a connection  → 제시 교정: </w:t>
+        <w:t xml:space="preserve"> due to a lack of follow-up.  → 제시 교정: </w:t>
       </w:r>
       <w:r>
         <w:rPr>
@@ -725,7 +725,7 @@
           <w:sz w:val="17"/>
           <w:u w:val="none"/>
         </w:rPr>
-        <w:t>which</w:t>
+        <w:t>allow the relationship to get stuck</w:t>
       </w:r>
       <w:r>
         <w:rPr>
@@ -760,7 +760,7 @@
           <w:sz w:val="17"/>
           <w:u w:val="none"/>
         </w:rPr>
-        <w:t xml:space="preserve">This doesn’t mean constantly reaching out … but rather </w:t>
+        <w:t xml:space="preserve">This doesn’t mean constantly reaching out with requests or updates </w:t>
       </w:r>
       <w:r>
         <w:rPr>
@@ -769,7 +769,7 @@
           <w:sz w:val="17"/>
           <w:u w:val="single"/>
         </w:rPr>
-        <w:t>maintaining</w:t>
+        <w:t>but rather</w:t>
       </w:r>
       <w:r>
         <w:rPr>
@@ -778,7 +778,7 @@
           <w:sz w:val="17"/>
           <w:u w:val="none"/>
         </w:rPr>
-        <w:t xml:space="preserve"> a friendly … line of communication.  → 제시 교정: </w:t>
+        <w:t xml:space="preserve"> maintaining a friendly and consistent line of communication.  → 제시 교정: </w:t>
       </w:r>
       <w:r>
         <w:rPr>
@@ -787,7 +787,7 @@
           <w:sz w:val="17"/>
           <w:u w:val="none"/>
         </w:rPr>
-        <w:t>to maintain</w:t>
+        <w:t>but instead</w:t>
       </w:r>
       <w:r>
         <w:rPr>
@@ -822,7 +822,7 @@
           <w:sz w:val="17"/>
           <w:u w:val="none"/>
         </w:rPr>
-        <w:t xml:space="preserve">It’s easy to connect with someone and then </w:t>
+        <w:t xml:space="preserve">… if you come across an article or resource that you think </w:t>
       </w:r>
       <w:r>
         <w:rPr>
@@ -831,7 +831,7 @@
           <w:sz w:val="17"/>
           <w:u w:val="single"/>
         </w:rPr>
-        <w:t>let the relationship get stuck</w:t>
+        <w:t>might interest</w:t>
       </w:r>
       <w:r>
         <w:rPr>
@@ -840,7 +840,7 @@
           <w:sz w:val="17"/>
           <w:u w:val="none"/>
         </w:rPr>
-        <w:t xml:space="preserve"> …  → 제시 교정: </w:t>
+        <w:t xml:space="preserve"> a connection, share it with them …  → 제시 교정: </w:t>
       </w:r>
       <w:r>
         <w:rPr>
@@ -849,7 +849,7 @@
           <w:sz w:val="17"/>
           <w:u w:val="none"/>
         </w:rPr>
-        <w:t>allow the relationship to get stuck</w:t>
+        <w:t>might be interested</w:t>
       </w:r>
       <w:r>
         <w:rPr>
@@ -910,7 +910,7 @@
           <w:sz w:val="17"/>
           <w:u w:val="none"/>
         </w:rPr>
-        <w:t>누군가와 관계를 맺고 나서 후속 연락이 없어 관계가 막히게 내버려 두기 쉽다.</w:t>
+        <w:t>안부를 묻거나 가치 있는 것을 공유하는 간단한 메시지가 관계를 강화하는 데 큰 도움이 될 수 있다.</w:t>
       </w:r>
     </w:p>
     <w:p>
@@ -927,7 +927,7 @@
           <w:sz w:val="17"/>
           <w:u w:val="none"/>
         </w:rPr>
-        <w:t>to connect / it’s / with someone / and then / let / easily / the relationship / stick / get / a lack of / due to / follow-up</w:t>
+        <w:t>share / to check in / a simple message / or / something of value / reinforce / go / can / a long way / your relationship / for</w:t>
       </w:r>
     </w:p>
     <w:p>
@@ -962,7 +962,7 @@
           <w:sz w:val="17"/>
           <w:u w:val="none"/>
         </w:rPr>
-        <w:t>이것은 당신이 그들을 생각하고 있고 그 관계를 유지하는 데 마음을 쏟고 있음을 보여 준다.</w:t>
+        <w:t>지인이 흥미로워할 것 같은 기사나 자료를 우연히 발견하면, 한동안 이야기를 나누지 않았더라도 그것을 그들과 공유하라.</w:t>
       </w:r>
     </w:p>
     <w:p>
@@ -979,7 +979,7 @@
           <w:sz w:val="17"/>
           <w:u w:val="none"/>
         </w:rPr>
-        <w:t>this / show / that / you’re / of them / think / and / invested / investing / in / maintain / the relationship</w:t>
+        <w:t>come across / you / you / an article or resource / think / might / if / interest / a connection / it / share / haven’t / with them / you / even if / what / speak / in a while</w:t>
       </w:r>
     </w:p>
     <w:p>
@@ -1040,7 +1040,7 @@
           <w:sz w:val="17"/>
           <w:u w:val="none"/>
         </w:rPr>
-        <w:t>안부를 묻거나 가치 있는 것을 공유하는 간단한 메시지가 관계를 강화하는 데 큰 도움이 될 수 있다.</w:t>
+        <w:t>이것은 부탁이나 근황을 가지고 끊임없이 연락하는 것이 아니라, 오히려 우호적이고 일관된 소통의 창구를 유지하는 것을 의미한다.</w:t>
       </w:r>
     </w:p>
     <w:p>
@@ -1057,7 +1057,7 @@
           <w:sz w:val="17"/>
           <w:u w:val="none"/>
         </w:rPr>
-        <w:t>a simple message / to check in / or / share / something of value / can / go / a long way / in / reinforce / your relationship</w:t>
+        <w:t>doesn’t mean / this / constantly / with requests or updates / but rather / reach out / maintaining / line of communication / a friendly and consistent</w:t>
       </w:r>
     </w:p>
     <w:p>
@@ -1127,7 +1127,7 @@
           <w:sz w:val="17"/>
           <w:u w:val="none"/>
         </w:rPr>
-        <w:t xml:space="preserve"> doesn’t mean constantly reaching out … — This가 가리키는 내용을 본문에서 찾아 쓰시오(8단어): ______________________________________</w:t>
+        <w:t xml:space="preserve"> doesn’t mean constantly reaching out — This가 가리키는 말을 본문에서(8단어): ____________________________________________</w:t>
       </w:r>
     </w:p>
     <w:p>
@@ -1171,7 +1171,7 @@
           <w:sz w:val="17"/>
           <w:u w:val="none"/>
         </w:rPr>
-        <w:t xml:space="preserve"> with them — it이 가리키는 것을 본문에서(4단어): ______________________</w:t>
+        <w:t xml:space="preserve"> with them — it이 가리키는 말(4단어): ______________________________</w:t>
       </w:r>
     </w:p>
     <w:p>
@@ -1215,7 +1215,7 @@
           <w:sz w:val="17"/>
           <w:u w:val="none"/>
         </w:rPr>
-        <w:t xml:space="preserve"> — them이 가리키는 말을 본문에서(2단어): ______________</w:t>
+        <w:t xml:space="preserve"> — them이 가리키는 말(2단어): ______________</w:t>
       </w:r>
     </w:p>
     <w:p>
@@ -1250,7 +1250,7 @@
           <w:sz w:val="17"/>
           <w:u w:val="none"/>
         </w:rPr>
-        <w:t xml:space="preserve"> shows that you’re thinking of them — This가 가리키는 행동을 우리말로: ______________________________________</w:t>
+        <w:t xml:space="preserve"> shows that you’re thinking of them — This가 가리키는 내용을 우리말로: ____________________________________________</w:t>
       </w:r>
     </w:p>
     <w:p>
@@ -1281,7 +1281,7 @@
     </w:p>
     <w:p>
       <w:pPr>
-        <w:spacing w:before="0" w:after="20" w:line="360" w:lineRule="auto"/>
+        <w:spacing w:before="0" w:after="20" w:line="300" w:lineRule="auto"/>
         <w:jc w:val="both"/>
         <w:snapToGrid w:val="0"/>
       </w:pPr>
@@ -1292,7 +1292,7 @@
           <w:sz w:val="17"/>
           <w:u w:val="none"/>
         </w:rPr>
-        <w:t xml:space="preserve">Gardeners know that a plant left alone for weeks rarely dies at once; it simply stops growing. Friendships behave in much the same way. You do not need grand gestures to keep one healthy — a short note, a shared photo, or a question about something your friend </w:t>
+        <w:t xml:space="preserve">The same principle applies to a garden you share with a neighbour. It is easy to plant something together in spring and then let the plot go to weeds because nobody </w:t>
       </w:r>
       <w:r>
         <w:rPr>
@@ -1312,7 +1312,7 @@
           <w:sz w:val="17"/>
           <w:u w:val="none"/>
         </w:rPr>
-        <w:t>[ mentioned / mentioning ]</w:t>
+        <w:t>[ checks / check ]</w:t>
       </w:r>
       <w:r>
         <w:rPr>
@@ -1321,7 +1321,7 @@
           <w:sz w:val="17"/>
           <w:u w:val="none"/>
         </w:rPr>
-        <w:t xml:space="preserve"> last time is often enough. What matters is not the size of each gesture but how regularly it </w:t>
+        <w:t xml:space="preserve"> on it. Keeping the garden alive does not require hours of work every day; a few minutes of watering, </w:t>
       </w:r>
       <w:r>
         <w:rPr>
@@ -1341,7 +1341,7 @@
           <w:sz w:val="17"/>
           <w:u w:val="none"/>
         </w:rPr>
-        <w:t>[ is / are ]</w:t>
+        <w:t>[ done / doing ]</w:t>
       </w:r>
       <w:r>
         <w:rPr>
@@ -1350,7 +1350,7 @@
           <w:sz w:val="17"/>
           <w:u w:val="none"/>
         </w:rPr>
-        <w:t xml:space="preserve"> made. A friend who hears from you now and then, without being asked for anything, feels </w:t>
+        <w:t xml:space="preserve"> regularly, matter more than one heroic afternoon. If you notice that the tomatoes </w:t>
       </w:r>
       <w:r>
         <w:rPr>
@@ -1370,7 +1370,7 @@
           <w:sz w:val="17"/>
           <w:u w:val="none"/>
         </w:rPr>
-        <w:t>[ valued / valuing ]</w:t>
+        <w:t>[ which / where ]</w:t>
       </w:r>
       <w:r>
         <w:rPr>
@@ -1379,7 +1379,7 @@
           <w:sz w:val="17"/>
           <w:u w:val="none"/>
         </w:rPr>
-        <w:t xml:space="preserve"> rather than used.</w:t>
+        <w:t xml:space="preserve"> your neighbour planted are ripening, send a photo. The small gesture tells them the garden is still a shared thing.</w:t>
       </w:r>
     </w:p>
     <w:p>
@@ -1431,7 +1431,7 @@
           <w:sz w:val="17"/>
           <w:u w:val="none"/>
         </w:rPr>
-        <w:t>Long-term relationships are best sustained through small but c____________ contact rather than occasional requests.</w:t>
+        <w:t>Relationships last when you keep up a light but c____________ flow of communication rather than contacting people only when you need something.</w:t>
       </w:r>
     </w:p>
     <w:p>
@@ -1474,7 +1474,7 @@
           <w:sz w:val="17"/>
           <w:u w:val="none"/>
         </w:rPr>
-        <w:t xml:space="preserve"> 다음 글에 대한 &lt;보기&gt;의 설명 중 </w:t>
+        <w:t xml:space="preserve"> 다음 글의 밑줄 친 ⓐ ~ ⓕ 중, 어법상 </w:t>
       </w:r>
       <w:r>
         <w:rPr>
@@ -1492,7 +1492,7 @@
           <w:sz w:val="17"/>
           <w:u w:val="none"/>
         </w:rPr>
-        <w:t xml:space="preserve"> 것만을 있는 대로 고른 것은? [3.3점]</w:t>
+        <w:t xml:space="preserve"> 것을 모두 고른 것은? [3.1점]</w:t>
       </w:r>
     </w:p>
     <w:p>
@@ -1515,7 +1515,7 @@
           <w:sz w:val="17"/>
           <w:u w:val="none"/>
         </w:rPr>
-        <w:t>One of the most important aspects of sustaining long-term relationships is communication. It’s easy to connect with someone and then let the relationship ⓐ</w:t>
+        <w:t>One of the most important aspects of sustaining long-term relationships is communication. It’s easy ⓐ</w:t>
       </w:r>
       <w:r>
         <w:rPr>
@@ -1524,7 +1524,7 @@
           <w:sz w:val="17"/>
           <w:u w:val="single"/>
         </w:rPr>
-        <w:t>get</w:t>
+        <w:t>to connect</w:t>
       </w:r>
       <w:r>
         <w:rPr>
@@ -1533,7 +1533,7 @@
           <w:sz w:val="17"/>
           <w:u w:val="none"/>
         </w:rPr>
-        <w:t xml:space="preserve"> stuck due to a lack of follow-up. To keep the connection alive, make a conscious effort to stay in touch. This doesn’t mean constantly reaching out with requests or updates but rather maintaining a friendly and consistent line of communication. A simple message to check in or share something of value can go a long way in ⓑ</w:t>
+        <w:t xml:space="preserve"> with someone and then let the relationship ⓑ</w:t>
       </w:r>
       <w:r>
         <w:rPr>
@@ -1542,7 +1542,7 @@
           <w:sz w:val="17"/>
           <w:u w:val="single"/>
         </w:rPr>
-        <w:t>reinforcing</w:t>
+        <w:t>to get</w:t>
       </w:r>
       <w:r>
         <w:rPr>
@@ -1551,7 +1551,161 @@
           <w:sz w:val="17"/>
           <w:u w:val="none"/>
         </w:rPr>
-        <w:t xml:space="preserve"> your relationship. (A) ________, if you come across an article or resource that you think might interest a connection, share it with them, even if you haven’t spoken in a while. This shows that you’re thinking of them and are invested in maintaining the relationship.</w:t>
+        <w:t xml:space="preserve"> stuck due to a lack of follow-up. To keep the connection alive, make a conscious effort ⓒ</w:t>
+      </w:r>
+      <w:r>
+        <w:rPr>
+          <w:rFonts w:ascii="맑은 고딕" w:hAnsi="맑은 고딕" w:eastAsia="맑은 고딕"/>
+          <w:b w:val="0"/>
+          <w:sz w:val="17"/>
+          <w:u w:val="single"/>
+        </w:rPr>
+        <w:t>to staying</w:t>
+      </w:r>
+      <w:r>
+        <w:rPr>
+          <w:rFonts w:ascii="맑은 고딕" w:hAnsi="맑은 고딕" w:eastAsia="맑은 고딕"/>
+          <w:b w:val="0"/>
+          <w:sz w:val="17"/>
+          <w:u w:val="none"/>
+        </w:rPr>
+        <w:t xml:space="preserve"> in touch. This doesn’t mean constantly reaching out with requests or updates but rather ⓓ</w:t>
+      </w:r>
+      <w:r>
+        <w:rPr>
+          <w:rFonts w:ascii="맑은 고딕" w:hAnsi="맑은 고딕" w:eastAsia="맑은 고딕"/>
+          <w:b w:val="0"/>
+          <w:sz w:val="17"/>
+          <w:u w:val="single"/>
+        </w:rPr>
+        <w:t>maintain</w:t>
+      </w:r>
+      <w:r>
+        <w:rPr>
+          <w:rFonts w:ascii="맑은 고딕" w:hAnsi="맑은 고딕" w:eastAsia="맑은 고딕"/>
+          <w:b w:val="0"/>
+          <w:sz w:val="17"/>
+          <w:u w:val="none"/>
+        </w:rPr>
+        <w:t xml:space="preserve"> a friendly and consistent line of communication. A simple message to check in or share something of value can go a long way in reinforcing your relationship. For example, if you come across an article or resource that you think might interest a connection, share it with them, even if you ⓕ</w:t>
+      </w:r>
+      <w:r>
+        <w:rPr>
+          <w:rFonts w:ascii="맑은 고딕" w:hAnsi="맑은 고딕" w:eastAsia="맑은 고딕"/>
+          <w:b w:val="0"/>
+          <w:sz w:val="17"/>
+          <w:u w:val="single"/>
+        </w:rPr>
+        <w:t>haven’t spoken</w:t>
+      </w:r>
+      <w:r>
+        <w:rPr>
+          <w:rFonts w:ascii="맑은 고딕" w:hAnsi="맑은 고딕" w:eastAsia="맑은 고딕"/>
+          <w:b w:val="0"/>
+          <w:sz w:val="17"/>
+          <w:u w:val="none"/>
+        </w:rPr>
+        <w:t xml:space="preserve"> in a while. This shows that you’re thinking of them and ⓔ</w:t>
+      </w:r>
+      <w:r>
+        <w:rPr>
+          <w:rFonts w:ascii="맑은 고딕" w:hAnsi="맑은 고딕" w:eastAsia="맑은 고딕"/>
+          <w:b w:val="0"/>
+          <w:sz w:val="17"/>
+          <w:u w:val="single"/>
+        </w:rPr>
+        <w:t>are</w:t>
+      </w:r>
+      <w:r>
+        <w:rPr>
+          <w:rFonts w:ascii="맑은 고딕" w:hAnsi="맑은 고딕" w:eastAsia="맑은 고딕"/>
+          <w:b w:val="0"/>
+          <w:sz w:val="17"/>
+          <w:u w:val="none"/>
+        </w:rPr>
+        <w:t xml:space="preserve"> invested in maintaining the relationship.</w:t>
+      </w:r>
+    </w:p>
+    <w:p>
+      <w:pPr>
+        <w:spacing w:before="0" w:after="20" w:line="276" w:lineRule="auto"/>
+        <w:ind w:left="80"/>
+        <w:snapToGrid w:val="0"/>
+      </w:pPr>
+      <w:r>
+        <w:rPr>
+          <w:rFonts w:ascii="맑은 고딕" w:hAnsi="맑은 고딕" w:eastAsia="맑은 고딕"/>
+          <w:b w:val="0"/>
+          <w:sz w:val="17"/>
+          <w:u w:val="none"/>
+        </w:rPr>
+        <w:t>① ⓐ, ⓓ    ② ⓑ, ⓒ, ⓓ    ③ ⓑ, ⓓ, ⓕ    ④ ⓒ, ⓔ    ⑤ ⓐ, ⓒ, ⓕ</w:t>
+      </w:r>
+    </w:p>
+    <w:p>
+      <w:pPr>
+        <w:keepNext/>
+        <w:spacing w:before="80" w:after="20" w:line="276" w:lineRule="auto"/>
+        <w:snapToGrid w:val="0"/>
+      </w:pPr>
+      <w:r>
+        <w:rPr>
+          <w:rFonts w:ascii="맑은 고딕" w:hAnsi="맑은 고딕" w:eastAsia="맑은 고딕"/>
+          <w:b/>
+          <w:sz w:val="17"/>
+          <w:u w:val="none"/>
+        </w:rPr>
+        <w:t>20-2.</w:t>
+      </w:r>
+      <w:r>
+        <w:rPr>
+          <w:rFonts w:ascii="맑은 고딕" w:hAnsi="맑은 고딕" w:eastAsia="맑은 고딕"/>
+          <w:b w:val="0"/>
+          <w:sz w:val="17"/>
+          <w:u w:val="none"/>
+        </w:rPr>
+        <w:t xml:space="preserve"> 다음 글의 필자가 말하는 ‘staying in touch’의 방식에 맞는 사례를 &lt;보기&gt;에서 </w:t>
+      </w:r>
+      <w:r>
+        <w:rPr>
+          <w:rFonts w:ascii="맑은 고딕" w:hAnsi="맑은 고딕" w:eastAsia="맑은 고딕"/>
+          <w:b w:val="0"/>
+          <w:sz w:val="17"/>
+          <w:u w:val="single"/>
+        </w:rPr>
+        <w:t>두 개</w:t>
+      </w:r>
+      <w:r>
+        <w:rPr>
+          <w:rFonts w:ascii="맑은 고딕" w:hAnsi="맑은 고딕" w:eastAsia="맑은 고딕"/>
+          <w:b w:val="0"/>
+          <w:sz w:val="17"/>
+          <w:u w:val="none"/>
+        </w:rPr>
+        <w:t xml:space="preserve"> 고르면? [3.3점]</w:t>
+      </w:r>
+    </w:p>
+    <w:p>
+      <w:pPr>
+        <w:spacing w:before="0" w:after="60" w:line="288" w:lineRule="auto"/>
+        <w:ind w:left="40"/>
+        <w:snapToGrid w:val="0"/>
+        <w:pBdr>
+          <w:top w:val="single" w:sz="4" w:space="2" w:color="999999"/>
+          <w:left w:val="single" w:sz="4" w:space="2" w:color="999999"/>
+          <w:bottom w:val="single" w:sz="4" w:space="2" w:color="999999"/>
+          <w:right w:val="single" w:sz="4" w:space="2" w:color="999999"/>
+        </w:pBdr>
+        <w:shd w:val="clear" w:color="auto" w:fill="F6F3EA"/>
+      </w:pPr>
+      <w:r>
+        <w:rPr>
+          <w:rFonts w:ascii="맑은 고딕" w:hAnsi="맑은 고딕" w:eastAsia="맑은 고딕"/>
+          <w:b w:val="0"/>
+          <w:sz w:val="17"/>
+          <w:u w:val="none"/>
+        </w:rPr>
+        <w:t>If you want the bond to survive, you have to decide, on purpose, to keep in contact. That does not mean bombarding the other person with favours to ask or news to report; it means keeping open a warm and regular channel between you. A short note just to say hello, or to pass along something useful, does a great deal to strengthen the tie.</w:t>
       </w:r>
     </w:p>
     <w:p>
@@ -1597,7 +1751,7 @@
           <w:sz w:val="17"/>
           <w:u w:val="none"/>
         </w:rPr>
-        <w:t>(a) The writer suggests that a relationship can stall when nobody follows up.</w:t>
+        <w:t>① Minho messages a former teammate every few weeks — but each message is a request for help with his résumé or a job referral.</w:t>
       </w:r>
     </w:p>
     <w:p>
@@ -1620,7 +1774,7 @@
           <w:sz w:val="17"/>
           <w:u w:val="none"/>
         </w:rPr>
-        <w:t>(b) The appropriate expression for (A) is ‘In contrast’.</w:t>
+        <w:t>② Sora, feeling guilty about losing contact, sends an old friend a very long email describing her entire year, then does not write again for another year.</w:t>
       </w:r>
     </w:p>
     <w:p>
@@ -1643,7 +1797,7 @@
           <w:sz w:val="17"/>
           <w:u w:val="none"/>
         </w:rPr>
-        <w:t>(c) In ⓐ, ‘get’ can be replaced by ‘to get’ without making the sentence ungrammatical.</w:t>
+        <w:t>③ Jiho sees a podcast episode on a topic his former mentor loves and forwards the link with a two-line note, though they last spoke months ago.</w:t>
       </w:r>
     </w:p>
     <w:p>
@@ -1666,7 +1820,7 @@
           <w:sz w:val="17"/>
           <w:u w:val="none"/>
         </w:rPr>
-        <w:t>(d) In the context, ⓑ ‘reinforcing’ can be replaced by ‘strengthening’.</w:t>
+        <w:t>④ Yuna sends a short ‘How have you been?’ message to a college friend every month or two, with no particular reason or request.</w:t>
       </w:r>
     </w:p>
     <w:p>
@@ -1689,7 +1843,7 @@
           <w:sz w:val="17"/>
           <w:u w:val="none"/>
         </w:rPr>
-        <w:t>(e) According to the writer, frequent requests and updates are the best way to stay in touch.</w:t>
+        <w:t>⑤ Taeyang never contacts his old colleagues, but when he needs advice on a project he calls them right away and asks for a favour.</w:t>
       </w:r>
     </w:p>
     <w:p>
@@ -1705,7 +1859,7 @@
           <w:sz w:val="17"/>
           <w:u w:val="none"/>
         </w:rPr>
-        <w:t>① (a), (d)    ② (b), (c), (e)    ③ (b), (e)    ④ (a), (c), (e)    ⑤ (c), (d), (e)</w:t>
+        <w:t>① ①, ③    ② ②, ④    ③ ③, ④    ④ ①, ⑤    ⑤ ②, ⑤</w:t>
       </w:r>
     </w:p>
     <w:p>
@@ -1721,7 +1875,7 @@
           <w:sz w:val="17"/>
           <w:u w:val="none"/>
         </w:rPr>
-        <w:t>20-2.</w:t>
+        <w:t>20-3.</w:t>
       </w:r>
       <w:r>
         <w:rPr>
@@ -1730,25 +1884,7 @@
           <w:sz w:val="17"/>
           <w:u w:val="none"/>
         </w:rPr>
-        <w:t xml:space="preserve"> 다음 글의 밑줄 친 ⓐ ~ ⓕ 중, 어법상 </w:t>
-      </w:r>
-      <w:r>
-        <w:rPr>
-          <w:rFonts w:ascii="맑은 고딕" w:hAnsi="맑은 고딕" w:eastAsia="맑은 고딕"/>
-          <w:b w:val="0"/>
-          <w:sz w:val="17"/>
-          <w:u w:val="single"/>
-        </w:rPr>
-        <w:t>틀린</w:t>
-      </w:r>
-      <w:r>
-        <w:rPr>
-          <w:rFonts w:ascii="맑은 고딕" w:hAnsi="맑은 고딕" w:eastAsia="맑은 고딕"/>
-          <w:b w:val="0"/>
-          <w:sz w:val="17"/>
-          <w:u w:val="none"/>
-        </w:rPr>
-        <w:t xml:space="preserve"> 것을 모두 고른 것은? [3.1점]</w:t>
+        <w:t xml:space="preserve"> 다음 글의 내용을 한 문장으로 요약하고자 한다. 빈칸 (A), (B)에 들어갈 말로 가장 적절한 것은? [3.0점]</w:t>
       </w:r>
     </w:p>
     <w:p>
@@ -1771,17 +1907,38 @@
           <w:sz w:val="17"/>
           <w:u w:val="none"/>
         </w:rPr>
-        <w:t>One of the most important aspects of ⓐ</w:t>
-      </w:r>
+        <w:t>Among the things that matter most in keeping a relationship going over the years, communication stands near the top. Meeting someone is the easy part; what often happens next is that the relationship stalls simply because nobody follows up. If you want the bond to survive, you have to decide, on purpose, to keep in contact. That does not mean bombarding the other person with favours to ask or news to report; it means keeping open a warm and regular channel between you. A short note just to say hello, or to pass along something useful, does a great deal to strengthen the tie. Say you run into an article or a resource that a contact would probably find interesting: send it on, even if the two of you have not talked for some time. Doing so signals that the person is on your mind and that you care about keeping the relationship alive.</w:t>
+      </w:r>
+    </w:p>
+    <w:p>
+      <w:pPr>
+        <w:spacing w:before="0" w:after="60" w:line="288" w:lineRule="auto"/>
+        <w:ind w:left="40"/>
+        <w:snapToGrid w:val="0"/>
+        <w:pBdr>
+          <w:top w:val="single" w:sz="4" w:space="2" w:color="C99B4E"/>
+          <w:left w:val="single" w:sz="4" w:space="2" w:color="C99B4E"/>
+          <w:bottom w:val="single" w:sz="4" w:space="2" w:color="C99B4E"/>
+          <w:right w:val="single" w:sz="4" w:space="2" w:color="C99B4E"/>
+        </w:pBdr>
+        <w:shd w:val="clear" w:color="auto" w:fill="FFF8E1"/>
+      </w:pPr>
       <w:r>
         <w:rPr>
           <w:rFonts w:ascii="맑은 고딕" w:hAnsi="맑은 고딕" w:eastAsia="맑은 고딕"/>
           <w:b w:val="0"/>
           <w:sz w:val="17"/>
-          <w:u w:val="single"/>
-        </w:rPr>
-        <w:t>sustain</w:t>
-      </w:r>
+          <w:u w:val="none"/>
+        </w:rPr>
+        <w:t>To keep a long-term relationship from (A) ________, you should maintain a (B) ________ line of contact, such as a brief greeting or sharing something the other person would find useful.</w:t>
+      </w:r>
+    </w:p>
+    <w:p>
+      <w:pPr>
+        <w:spacing w:before="0" w:after="0" w:line="269" w:lineRule="auto"/>
+        <w:ind w:left="180" w:hanging="180"/>
+        <w:snapToGrid w:val="0"/>
+      </w:pPr>
       <w:r>
         <w:rPr>
           <w:rFonts w:ascii="맑은 고딕" w:hAnsi="맑은 고딕" w:eastAsia="맑은 고딕"/>
@@ -1789,17 +1946,31 @@
           <w:sz w:val="17"/>
           <w:u w:val="none"/>
         </w:rPr>
-        <w:t xml:space="preserve"> long-term relationships is communication. It’s easy to connect with someone and then let the relationship ⓑ</w:t>
-      </w:r>
+        <w:t>① (A) fading  (B) friendly but regular</w:t>
+      </w:r>
+    </w:p>
+    <w:p>
+      <w:pPr>
+        <w:spacing w:before="0" w:after="0" w:line="269" w:lineRule="auto"/>
+        <w:ind w:left="180" w:hanging="180"/>
+        <w:snapToGrid w:val="0"/>
+      </w:pPr>
       <w:r>
         <w:rPr>
           <w:rFonts w:ascii="맑은 고딕" w:hAnsi="맑은 고딕" w:eastAsia="맑은 고딕"/>
           <w:b w:val="0"/>
           <w:sz w:val="17"/>
-          <w:u w:val="single"/>
-        </w:rPr>
-        <w:t>get</w:t>
-      </w:r>
+          <w:u w:val="none"/>
+        </w:rPr>
+        <w:t>② (A) deepening  (B) formal and frequent</w:t>
+      </w:r>
+    </w:p>
+    <w:p>
+      <w:pPr>
+        <w:spacing w:before="0" w:after="0" w:line="269" w:lineRule="auto"/>
+        <w:ind w:left="180" w:hanging="180"/>
+        <w:snapToGrid w:val="0"/>
+      </w:pPr>
       <w:r>
         <w:rPr>
           <w:rFonts w:ascii="맑은 고딕" w:hAnsi="맑은 고딕" w:eastAsia="맑은 고딕"/>
@@ -1807,17 +1978,31 @@
           <w:sz w:val="17"/>
           <w:u w:val="none"/>
         </w:rPr>
-        <w:t xml:space="preserve"> stuck due to a lack of follow-up. ⓒ</w:t>
-      </w:r>
+        <w:t>③ (A) fading  (B) constant and demanding</w:t>
+      </w:r>
+    </w:p>
+    <w:p>
+      <w:pPr>
+        <w:spacing w:before="0" w:after="0" w:line="269" w:lineRule="auto"/>
+        <w:ind w:left="180" w:hanging="180"/>
+        <w:snapToGrid w:val="0"/>
+      </w:pPr>
       <w:r>
         <w:rPr>
           <w:rFonts w:ascii="맑은 고딕" w:hAnsi="맑은 고딕" w:eastAsia="맑은 고딕"/>
           <w:b w:val="0"/>
           <w:sz w:val="17"/>
-          <w:u w:val="single"/>
-        </w:rPr>
-        <w:t>To keep</w:t>
-      </w:r>
+          <w:u w:val="none"/>
+        </w:rPr>
+        <w:t>④ (A) changing  (B) casual but one-sided</w:t>
+      </w:r>
+    </w:p>
+    <w:p>
+      <w:pPr>
+        <w:spacing w:before="0" w:after="0" w:line="269" w:lineRule="auto"/>
+        <w:ind w:left="180" w:hanging="180"/>
+        <w:snapToGrid w:val="0"/>
+      </w:pPr>
       <w:r>
         <w:rPr>
           <w:rFonts w:ascii="맑은 고딕" w:hAnsi="맑은 고딕" w:eastAsia="맑은 고딕"/>
@@ -1825,77 +2010,7 @@
           <w:sz w:val="17"/>
           <w:u w:val="none"/>
         </w:rPr>
-        <w:t xml:space="preserve"> the connection alive, make a conscious effort to stay in touch. This doesn’t mean constantly reaching out with requests or updates but rather ⓓ</w:t>
-      </w:r>
-      <w:r>
-        <w:rPr>
-          <w:rFonts w:ascii="맑은 고딕" w:hAnsi="맑은 고딕" w:eastAsia="맑은 고딕"/>
-          <w:b w:val="0"/>
-          <w:sz w:val="17"/>
-          <w:u w:val="single"/>
-        </w:rPr>
-        <w:t>maintain</w:t>
-      </w:r>
-      <w:r>
-        <w:rPr>
-          <w:rFonts w:ascii="맑은 고딕" w:hAnsi="맑은 고딕" w:eastAsia="맑은 고딕"/>
-          <w:b w:val="0"/>
-          <w:sz w:val="17"/>
-          <w:u w:val="none"/>
-        </w:rPr>
-        <w:t xml:space="preserve"> a friendly and consistent line of communication. A simple message to check in or share something of value can go a long way in reinforcing your relationship. For example, if you come across an article or resource ⓔ</w:t>
-      </w:r>
-      <w:r>
-        <w:rPr>
-          <w:rFonts w:ascii="맑은 고딕" w:hAnsi="맑은 고딕" w:eastAsia="맑은 고딕"/>
-          <w:b w:val="0"/>
-          <w:sz w:val="17"/>
-          <w:u w:val="single"/>
-        </w:rPr>
-        <w:t>what</w:t>
-      </w:r>
-      <w:r>
-        <w:rPr>
-          <w:rFonts w:ascii="맑은 고딕" w:hAnsi="맑은 고딕" w:eastAsia="맑은 고딕"/>
-          <w:b w:val="0"/>
-          <w:sz w:val="17"/>
-          <w:u w:val="none"/>
-        </w:rPr>
-        <w:t xml:space="preserve"> you think might interest a connection, share it with them, even if you ⓕ</w:t>
-      </w:r>
-      <w:r>
-        <w:rPr>
-          <w:rFonts w:ascii="맑은 고딕" w:hAnsi="맑은 고딕" w:eastAsia="맑은 고딕"/>
-          <w:b w:val="0"/>
-          <w:sz w:val="17"/>
-          <w:u w:val="single"/>
-        </w:rPr>
-        <w:t>haven’t spoken</w:t>
-      </w:r>
-      <w:r>
-        <w:rPr>
-          <w:rFonts w:ascii="맑은 고딕" w:hAnsi="맑은 고딕" w:eastAsia="맑은 고딕"/>
-          <w:b w:val="0"/>
-          <w:sz w:val="17"/>
-          <w:u w:val="none"/>
-        </w:rPr>
-        <w:t xml:space="preserve"> in a while. This shows that you’re thinking of them and are invested in maintaining the relationship.</w:t>
-      </w:r>
-    </w:p>
-    <w:p>
-      <w:pPr>
-        <w:spacing w:before="0" w:after="20" w:line="276" w:lineRule="auto"/>
-        <w:ind w:left="80"/>
-        <w:snapToGrid w:val="0"/>
-      </w:pPr>
-      <w:r>
-        <w:rPr>
-          <w:rFonts w:ascii="맑은 고딕" w:hAnsi="맑은 고딕" w:eastAsia="맑은 고딕"/>
-          <w:b w:val="0"/>
-          <w:sz w:val="17"/>
-          <w:u w:val="none"/>
-        </w:rPr>
-        <w:t>① ⓐ, ⓓ    ② ⓑ, ⓒ, ⓕ    ③ ⓐ, ⓓ, ⓔ    ④ ⓒ, ⓔ    ⑤ ⓐ, ⓑ, ⓔ</w:t>
+        <w:t>⑤ (A) deepening  (B) friendly but regular</w:t>
       </w:r>
     </w:p>
     <w:p>
@@ -1911,7 +2026,7 @@
           <w:sz w:val="17"/>
           <w:u w:val="none"/>
         </w:rPr>
-        <w:t>20-3.</w:t>
+        <w:t>20-4.</w:t>
       </w:r>
       <w:r>
         <w:rPr>
@@ -1920,7 +2035,7 @@
           <w:sz w:val="17"/>
           <w:u w:val="none"/>
         </w:rPr>
-        <w:t xml:space="preserve"> 다음 글의 (A), (B), (C)의 각 괄호 안에서 문맥과 어법에 맞는 표현으로 가장 적절한 것은? [3.0점]</w:t>
+        <w:t xml:space="preserve"> 다음 글의 빈칸에 들어갈 말로 가장 적절한 것은? [3.1점]</w:t>
       </w:r>
     </w:p>
     <w:p>
@@ -1943,7 +2058,7 @@
           <w:sz w:val="17"/>
           <w:u w:val="none"/>
         </w:rPr>
-        <w:t>One of the most important aspects of sustaining long-term relationships is communication. It’s easy to connect with someone and then let the relationship get stuck due to a lack of follow-up. To keep the connection alive, make a (A) [conscious / careless] effort to stay in touch. This doesn’t mean constantly reaching out with requests or updates but rather maintaining a friendly and (B) [consistent / sporadic] line of communication. A simple message to check in or share something of value can go a long way in reinforcing your relationship. For example, if you come across an article or resource that you think might (C) [interest / be interested] a connection, share it with them, even if you haven’t spoken in a while. This shows that you’re thinking of them and are invested in maintaining the relationship.</w:t>
+        <w:t>One of the most important aspects of sustaining long-term relationships is communication. It’s easy to connect with someone and then let the relationship get stuck due to a lack of follow-up. If you want the bond to survive, you have to decide, on purpose, to keep in contact. This doesn’t mean constantly reaching out with requests or updates but rather ________________________________________. A simple message to check in or share something of value can go a long way in reinforcing your relationship. For example, if you come across an article or resource that you think might interest a connection, share it with them, even if you haven’t spoken in a while. This shows that you’re thinking of them and are invested in maintaining the relationship.</w:t>
       </w:r>
     </w:p>
     <w:p>
@@ -1959,7 +2074,7 @@
           <w:sz w:val="17"/>
           <w:u w:val="none"/>
         </w:rPr>
-        <w:t>① (A) careless  (B) consistent  (C) interest</w:t>
+        <w:t>① waiting until the other person contacts you first</w:t>
       </w:r>
     </w:p>
     <w:p>
@@ -1975,7 +2090,7 @@
           <w:sz w:val="17"/>
           <w:u w:val="none"/>
         </w:rPr>
-        <w:t>② (A) conscious  (B) sporadic  (C) be interested</w:t>
+        <w:t>② meeting in person as often as your schedule allows</w:t>
       </w:r>
     </w:p>
     <w:p>
@@ -1991,7 +2106,7 @@
           <w:sz w:val="17"/>
           <w:u w:val="none"/>
         </w:rPr>
-        <w:t>③ (A) conscious  (B) consistent  (C) interest</w:t>
+        <w:t>③ sharing every detail of your life so that nothing is hidden</w:t>
       </w:r>
     </w:p>
     <w:p>
@@ -2007,7 +2122,7 @@
           <w:sz w:val="17"/>
           <w:u w:val="none"/>
         </w:rPr>
-        <w:t>④ (A) conscious  (B) consistent  (C) be interested</w:t>
+        <w:t>④ limiting your messages to important news and requests</w:t>
       </w:r>
     </w:p>
     <w:p>
@@ -2023,7 +2138,7 @@
           <w:sz w:val="17"/>
           <w:u w:val="none"/>
         </w:rPr>
-        <w:t>⑤ (A) careless  (B) sporadic  (C) interest</w:t>
+        <w:t>⑤ keeping a warm and steady channel of contact open</w:t>
       </w:r>
     </w:p>
     <w:p>
@@ -2039,7 +2154,7 @@
           <w:sz w:val="17"/>
           <w:u w:val="none"/>
         </w:rPr>
-        <w:t>20-4.</w:t>
+        <w:t>20-5.</w:t>
       </w:r>
       <w:r>
         <w:rPr>
@@ -2066,7 +2181,7 @@
           <w:sz w:val="17"/>
           <w:u w:val="none"/>
         </w:rPr>
-        <w:t xml:space="preserve"> true? [2.8점]</w:t>
+        <w:t xml:space="preserve"> true? [2.9점]</w:t>
       </w:r>
     </w:p>
     <w:p>
@@ -2089,7 +2204,7 @@
           <w:sz w:val="17"/>
           <w:u w:val="none"/>
         </w:rPr>
-        <w:t>One of the most important aspects of sustaining long-term relationships is communication. It’s easy to connect with someone and then let the relationship get stuck due to a lack of follow-up. To keep the connection alive, make a conscious effort to stay in touch. This doesn’t mean constantly reaching out with requests or updates but rather maintaining a friendly and consistent line of communication. A simple message to check in or share something of value can go a long way in reinforcing your relationship. For example, if you come across an article or resource that you think might interest a connection, share it with them, even if you haven’t spoken in a while. This shows that you’re thinking of them and are invested in maintaining the relationship.</w:t>
+        <w:t>Among the things that matter most in keeping a relationship going over the years, communication stands near the top. Meeting someone is the easy part; what often happens next is that the relationship stalls simply because nobody follows up. If you want the bond to survive, you have to decide, on purpose, to keep in contact. That does not mean bombarding the other person with favours to ask or news to report; it means keeping open a warm and regular channel between you. A short note just to say hello, or to pass along something useful, does a great deal to strengthen the tie. Say you run into an article or a resource that a contact would probably find interesting: send it on, even if the two of you have not talked for some time. Doing so signals that the person is on your mind and that you care about keeping the relationship alive.</w:t>
       </w:r>
     </w:p>
     <w:p>
@@ -2105,7 +2220,7 @@
           <w:sz w:val="17"/>
           <w:u w:val="none"/>
         </w:rPr>
-        <w:t>① Communication is presented as one of the key elements in keeping a relationship going over time.</w:t>
+        <w:t>① Relationships often stall not at the first meeting but afterwards, when no one follows up.</w:t>
       </w:r>
     </w:p>
     <w:p>
@@ -2121,7 +2236,7 @@
           <w:sz w:val="17"/>
           <w:u w:val="none"/>
         </w:rPr>
-        <w:t>② A relationship can easily stall if neither side makes the effort to follow up.</w:t>
+        <w:t>② Keeping in contact is described as something you have to decide to do deliberately.</w:t>
       </w:r>
     </w:p>
     <w:p>
@@ -2137,7 +2252,7 @@
           <w:sz w:val="17"/>
           <w:u w:val="none"/>
         </w:rPr>
-        <w:t>③ Staying in touch means contacting people mainly when you need something from them.</w:t>
+        <w:t>③ The writer advises sending a useful article to a contact only if you have spoken with them recently.</w:t>
       </w:r>
     </w:p>
     <w:p>
@@ -2153,7 +2268,7 @@
           <w:sz w:val="17"/>
           <w:u w:val="none"/>
         </w:rPr>
-        <w:t>④ Passing along a useful article can strengthen a bond even after a long period of silence.</w:t>
+        <w:t>④ A brief greeting with no special purpose can still strengthen a relationship.</w:t>
       </w:r>
     </w:p>
     <w:p>
@@ -2169,7 +2284,7 @@
           <w:sz w:val="17"/>
           <w:u w:val="none"/>
         </w:rPr>
-        <w:t>⑤ Small gestures can signal that you value and want to keep the relationship.</w:t>
+        <w:t>⑤ Passing something along to a contact shows that you have been thinking about them.</w:t>
       </w:r>
     </w:p>
     <w:p>
@@ -2185,7 +2300,7 @@
           <w:sz w:val="17"/>
           <w:u w:val="none"/>
         </w:rPr>
-        <w:t>20-5.</w:t>
+        <w:t>20-6.</w:t>
       </w:r>
       <w:r>
         <w:rPr>
@@ -2194,7 +2309,25 @@
           <w:sz w:val="17"/>
           <w:u w:val="none"/>
         </w:rPr>
-        <w:t xml:space="preserve"> [A]와 [B]를 읽고 이해한 것으로 가장 적절한 것은? [3.2점]</w:t>
+        <w:t xml:space="preserve"> Which of the following questions </w:t>
+      </w:r>
+      <w:r>
+        <w:rPr>
+          <w:rFonts w:ascii="맑은 고딕" w:hAnsi="맑은 고딕" w:eastAsia="맑은 고딕"/>
+          <w:b w:val="0"/>
+          <w:sz w:val="17"/>
+          <w:u w:val="single"/>
+        </w:rPr>
+        <w:t>CANNOT</w:t>
+      </w:r>
+      <w:r>
+        <w:rPr>
+          <w:rFonts w:ascii="맑은 고딕" w:hAnsi="맑은 고딕" w:eastAsia="맑은 고딕"/>
+          <w:b w:val="0"/>
+          <w:sz w:val="17"/>
+          <w:u w:val="none"/>
+        </w:rPr>
+        <w:t xml:space="preserve"> be answered based on the passage? [2.9점]</w:t>
       </w:r>
     </w:p>
     <w:p>
@@ -2217,30 +2350,7 @@
           <w:sz w:val="17"/>
           <w:u w:val="none"/>
         </w:rPr>
-        <w:t>[A] It’s easy to connect with someone and then let the relationship get stuck due to a lack of follow-up. To keep the connection alive, make a conscious effort to stay in touch. This doesn’t mean constantly reaching out with requests or updates but rather maintaining a friendly and consistent line of communication. A simple message to check in or share something of value can go a long way in reinforcing your relationship.</w:t>
-      </w:r>
-    </w:p>
-    <w:p>
-      <w:pPr>
-        <w:spacing w:before="0" w:after="60" w:line="288" w:lineRule="auto"/>
-        <w:ind w:left="40"/>
-        <w:snapToGrid w:val="0"/>
-        <w:pBdr>
-          <w:top w:val="single" w:sz="4" w:space="2" w:color="6B7FB8"/>
-          <w:left w:val="single" w:sz="4" w:space="2" w:color="6B7FB8"/>
-          <w:bottom w:val="single" w:sz="4" w:space="2" w:color="6B7FB8"/>
-          <w:right w:val="single" w:sz="4" w:space="2" w:color="6B7FB8"/>
-        </w:pBdr>
-        <w:shd w:val="clear" w:color="auto" w:fill="EEF2FF"/>
-      </w:pPr>
-      <w:r>
-        <w:rPr>
-          <w:rFonts w:ascii="맑은 고딕" w:hAnsi="맑은 고딕" w:eastAsia="맑은 고딕"/>
-          <w:b w:val="0"/>
-          <w:sz w:val="17"/>
-          <w:u w:val="none"/>
-        </w:rPr>
-        <w:t>[B] Career advisers give similar advice about professional networks. Many people collect contacts at conferences and never write to them again, so the names in their phones slowly turn into strangers. Advisers suggest a small habit instead: once a month, send a short note to a few contacts — congratulations on a new job, or a link to a talk they might enjoy. Such notes ask for nothing, yet when an opportunity appears, the people who received them are far more likely to think of the sender first. The point is not to be useful every time but to be present now and then.</w:t>
+        <w:t>Among the things that matter most in keeping a relationship going over the years, communication stands near the top. Meeting someone is the easy part; what often happens next is that the relationship stalls simply because nobody follows up. If you want the bond to survive, you have to decide, on purpose, to keep in contact. That does not mean bombarding the other person with favours to ask or news to report; it means keeping open a warm and regular channel between you. A short note just to say hello, or to pass along something useful, does a great deal to strengthen the tie. Say you run into an article or a resource that a contact would probably find interesting: send it on, even if the two of you have not talked for some time. Doing so signals that the person is on your mind and that you care about keeping the relationship alive.</w:t>
       </w:r>
     </w:p>
     <w:p>
@@ -2256,7 +2366,7 @@
           <w:sz w:val="17"/>
           <w:u w:val="none"/>
         </w:rPr>
-        <w:t>① [A] recommends frequent requests, whereas [B] recommends staying silent until help is needed.</w:t>
+        <w:t>① Why do many relationships stall soon after people first connect?</w:t>
       </w:r>
     </w:p>
     <w:p>
@@ -2272,7 +2382,7 @@
           <w:sz w:val="17"/>
           <w:u w:val="none"/>
         </w:rPr>
-        <w:t>② [A] deals only with friendships, while [B] warns against contacting colleagues without a clear purpose.</w:t>
+        <w:t>② How many times a month should you contact someone to keep the relationship healthy?</w:t>
       </w:r>
     </w:p>
     <w:p>
@@ -2288,7 +2398,7 @@
           <w:sz w:val="17"/>
           <w:u w:val="none"/>
         </w:rPr>
-        <w:t>③ Both texts claim that the most effective messages are detailed reports of one’s own achievements.</w:t>
+        <w:t>③ What kind of contact does the writer say staying in touch does NOT mean?</w:t>
       </w:r>
     </w:p>
     <w:p>
@@ -2304,7 +2414,7 @@
           <w:sz w:val="17"/>
           <w:u w:val="none"/>
         </w:rPr>
-        <w:t>④ Both texts suggest that occasional contact that asks for nothing helps keep a connection alive.</w:t>
+        <w:t>④ What is one simple thing you can send to a contact you have not talked to for a while?</w:t>
       </w:r>
     </w:p>
     <w:p>
@@ -2320,7 +2430,7 @@
           <w:sz w:val="17"/>
           <w:u w:val="none"/>
         </w:rPr>
-        <w:t>⑤ [B] advises people to get in touch with their contacts only when an opportunity appears.</w:t>
+        <w:t>⑤ What does sending someone a useful resource show about you?</w:t>
       </w:r>
     </w:p>
     <w:p>
@@ -2336,7 +2446,7 @@
           <w:sz w:val="17"/>
           <w:u w:val="none"/>
         </w:rPr>
-        <w:t>20-6.</w:t>
+        <w:t>20-7.</w:t>
       </w:r>
       <w:r>
         <w:rPr>
@@ -2345,7 +2455,7 @@
           <w:sz w:val="17"/>
           <w:u w:val="none"/>
         </w:rPr>
-        <w:t xml:space="preserve"> 윗글의 밑줄 친 </w:t>
+        <w:t xml:space="preserve"> 다음 글의 밑줄 친 부분 중, 문맥상 낱말의 쓰임이 적절하지 </w:t>
       </w:r>
       <w:r>
         <w:rPr>
@@ -2354,7 +2464,7 @@
           <w:sz w:val="17"/>
           <w:u w:val="single"/>
         </w:rPr>
-        <w:t>can go a long way</w:t>
+        <w:t>않은</w:t>
       </w:r>
       <w:r>
         <w:rPr>
@@ -2363,7 +2473,7 @@
           <w:sz w:val="17"/>
           <w:u w:val="none"/>
         </w:rPr>
-        <w:t>가 의미하는 바로 가장 적절한 것은? [2.9점]</w:t>
+        <w:t xml:space="preserve"> 것은? [3.0점]</w:t>
       </w:r>
     </w:p>
     <w:p>
@@ -2386,7 +2496,7 @@
           <w:sz w:val="17"/>
           <w:u w:val="none"/>
         </w:rPr>
-        <w:t xml:space="preserve">One of the most important aspects of sustaining long-term relationships is communication. It’s easy to connect with someone and then let the relationship get stuck due to a lack of follow-up. To keep the connection alive, make a conscious effort to stay in touch. This doesn’t mean constantly reaching out with requests or updates but rather maintaining a friendly and consistent line of communication. A simple message to check in or share something of value </w:t>
+        <w:t>One of the most important aspects of sustaining long-term relationships is communication. It’s ①</w:t>
       </w:r>
       <w:r>
         <w:rPr>
@@ -2395,7 +2505,7 @@
           <w:sz w:val="17"/>
           <w:u w:val="single"/>
         </w:rPr>
-        <w:t>can go a long way</w:t>
+        <w:t>easy</w:t>
       </w:r>
       <w:r>
         <w:rPr>
@@ -2404,13 +2514,85 @@
           <w:sz w:val="17"/>
           <w:u w:val="none"/>
         </w:rPr>
-        <w:t xml:space="preserve"> in reinforcing your relationship. For example, if you come across an article or resource that you think might interest a connection, share it with them, even if you haven’t spoken in a while. This shows that you’re thinking of them and are invested in maintaining the relationship.</w:t>
+        <w:t xml:space="preserve"> to connect with someone and then let the relationship get stuck due to a lack of follow-up. If you want the bond to survive, you have to make a ②</w:t>
+      </w:r>
+      <w:r>
+        <w:rPr>
+          <w:rFonts w:ascii="맑은 고딕" w:hAnsi="맑은 고딕" w:eastAsia="맑은 고딕"/>
+          <w:b w:val="0"/>
+          <w:sz w:val="17"/>
+          <w:u w:val="single"/>
+        </w:rPr>
+        <w:t>conscious</w:t>
+      </w:r>
+      <w:r>
+        <w:rPr>
+          <w:rFonts w:ascii="맑은 고딕" w:hAnsi="맑은 고딕" w:eastAsia="맑은 고딕"/>
+          <w:b w:val="0"/>
+          <w:sz w:val="17"/>
+          <w:u w:val="none"/>
+        </w:rPr>
+        <w:t xml:space="preserve"> effort to keep in contact. This doesn’t mean ③</w:t>
+      </w:r>
+      <w:r>
+        <w:rPr>
+          <w:rFonts w:ascii="맑은 고딕" w:hAnsi="맑은 고딕" w:eastAsia="맑은 고딕"/>
+          <w:b w:val="0"/>
+          <w:sz w:val="17"/>
+          <w:u w:val="single"/>
+        </w:rPr>
+        <w:t>constantly</w:t>
+      </w:r>
+      <w:r>
+        <w:rPr>
+          <w:rFonts w:ascii="맑은 고딕" w:hAnsi="맑은 고딕" w:eastAsia="맑은 고딕"/>
+          <w:b w:val="0"/>
+          <w:sz w:val="17"/>
+          <w:u w:val="none"/>
+        </w:rPr>
+        <w:t xml:space="preserve"> reaching out with requests or updates but rather maintaining a friendly and ④</w:t>
+      </w:r>
+      <w:r>
+        <w:rPr>
+          <w:rFonts w:ascii="맑은 고딕" w:hAnsi="맑은 고딕" w:eastAsia="맑은 고딕"/>
+          <w:b w:val="0"/>
+          <w:sz w:val="17"/>
+          <w:u w:val="single"/>
+        </w:rPr>
+        <w:t>sporadic</w:t>
+      </w:r>
+      <w:r>
+        <w:rPr>
+          <w:rFonts w:ascii="맑은 고딕" w:hAnsi="맑은 고딕" w:eastAsia="맑은 고딕"/>
+          <w:b w:val="0"/>
+          <w:sz w:val="17"/>
+          <w:u w:val="none"/>
+        </w:rPr>
+        <w:t xml:space="preserve"> line of communication. A simple message to check in or share something of value can go a long way in reinforcing your relationship. For example, if you come across an article or resource that you think might interest a connection, share it with them, even if you haven’t spoken in a while. This shows that you’re thinking of them and are ⑤</w:t>
+      </w:r>
+      <w:r>
+        <w:rPr>
+          <w:rFonts w:ascii="맑은 고딕" w:hAnsi="맑은 고딕" w:eastAsia="맑은 고딕"/>
+          <w:b w:val="0"/>
+          <w:sz w:val="17"/>
+          <w:u w:val="single"/>
+        </w:rPr>
+        <w:t>invested</w:t>
+      </w:r>
+      <w:r>
+        <w:rPr>
+          <w:rFonts w:ascii="맑은 고딕" w:hAnsi="맑은 고딕" w:eastAsia="맑은 고딕"/>
+          <w:b w:val="0"/>
+          <w:sz w:val="17"/>
+          <w:u w:val="none"/>
+        </w:rPr>
+        <w:t xml:space="preserve"> in maintaining the relationship.</w:t>
       </w:r>
     </w:p>
     <w:p>
       <w:pPr>
-        <w:spacing w:before="0" w:after="0" w:line="269" w:lineRule="auto"/>
-        <w:ind w:left="180" w:hanging="180"/>
+        <w:spacing w:before="0" w:after="20" w:line="276" w:lineRule="auto"/>
+        <w:ind w:left="80"/>
         <w:snapToGrid w:val="0"/>
       </w:pPr>
       <w:r>
@@ -2420,71 +2602,25 @@
           <w:sz w:val="17"/>
           <w:u w:val="none"/>
         </w:rPr>
-        <w:t>① can travel a great distance before reaching the other person</w:t>
+        <w:t>① ①    ② ②    ③ ③    ④ ④    ⑤ ⑤</w:t>
       </w:r>
     </w:p>
     <w:p>
       <w:pPr>
-        <w:spacing w:before="0" w:after="0" w:line="269" w:lineRule="auto"/>
-        <w:ind w:left="180" w:hanging="180"/>
+        <w:keepNext/>
+        <w:spacing w:before="80" w:after="40" w:line="276" w:lineRule="auto"/>
         <w:snapToGrid w:val="0"/>
-      </w:pPr>
-      <w:r>
-        <w:rPr>
-          <w:rFonts w:ascii="맑은 고딕" w:hAnsi="맑은 고딕" w:eastAsia="맑은 고딕"/>
-          <w:b w:val="0"/>
+        <w:shd w:val="clear" w:color="auto" w:fill="8A3A12"/>
+      </w:pPr>
+      <w:r>
+        <w:rPr>
+          <w:rFonts w:ascii="맑은 고딕" w:hAnsi="맑은 고딕" w:eastAsia="맑은 고딕"/>
+          <w:b/>
+          <w:color w:val="FFFFFF"/>
           <w:sz w:val="17"/>
           <w:u w:val="none"/>
         </w:rPr>
-        <w:t>② can be surprisingly effective</w:t>
-      </w:r>
-    </w:p>
-    <w:p>
-      <w:pPr>
-        <w:spacing w:before="0" w:after="0" w:line="269" w:lineRule="auto"/>
-        <w:ind w:left="180" w:hanging="180"/>
-        <w:snapToGrid w:val="0"/>
-      </w:pPr>
-      <w:r>
-        <w:rPr>
-          <w:rFonts w:ascii="맑은 고딕" w:hAnsi="맑은 고딕" w:eastAsia="맑은 고딕"/>
-          <w:b w:val="0"/>
-          <w:sz w:val="17"/>
-          <w:u w:val="none"/>
-        </w:rPr>
-        <w:t>③ can take a long time to be noticed</w:t>
-      </w:r>
-    </w:p>
-    <w:p>
-      <w:pPr>
-        <w:spacing w:before="0" w:after="0" w:line="269" w:lineRule="auto"/>
-        <w:ind w:left="180" w:hanging="180"/>
-        <w:snapToGrid w:val="0"/>
-      </w:pPr>
-      <w:r>
-        <w:rPr>
-          <w:rFonts w:ascii="맑은 고딕" w:hAnsi="맑은 고딕" w:eastAsia="맑은 고딕"/>
-          <w:b w:val="0"/>
-          <w:sz w:val="17"/>
-          <w:u w:val="none"/>
-        </w:rPr>
-        <w:t>④ can lead to an unexpected request in return</w:t>
-      </w:r>
-    </w:p>
-    <w:p>
-      <w:pPr>
-        <w:spacing w:before="0" w:after="0" w:line="269" w:lineRule="auto"/>
-        <w:ind w:left="180" w:hanging="180"/>
-        <w:snapToGrid w:val="0"/>
-      </w:pPr>
-      <w:r>
-        <w:rPr>
-          <w:rFonts w:ascii="맑은 고딕" w:hAnsi="맑은 고딕" w:eastAsia="맑은 고딕"/>
-          <w:b w:val="0"/>
-          <w:sz w:val="17"/>
-          <w:u w:val="none"/>
-        </w:rPr>
-        <w:t>⑤ can keep the relationship going only for a short while</w:t>
+        <w:t>서답형  20-서1 ~ 20-서2</w:t>
       </w:r>
     </w:p>
     <w:p>
@@ -2500,7 +2636,7 @@
           <w:sz w:val="17"/>
           <w:u w:val="none"/>
         </w:rPr>
-        <w:t>20-7.</w:t>
+        <w:t>20-서1.</w:t>
       </w:r>
       <w:r>
         <w:rPr>
@@ -2509,25 +2645,7 @@
           <w:sz w:val="17"/>
           <w:u w:val="none"/>
         </w:rPr>
-        <w:t xml:space="preserve"> 다음 글을 읽고 이해한 학생의 반응으로 적절하지 </w:t>
-      </w:r>
-      <w:r>
-        <w:rPr>
-          <w:rFonts w:ascii="맑은 고딕" w:hAnsi="맑은 고딕" w:eastAsia="맑은 고딕"/>
-          <w:b w:val="0"/>
-          <w:sz w:val="17"/>
-          <w:u w:val="single"/>
-        </w:rPr>
-        <w:t>않은</w:t>
-      </w:r>
-      <w:r>
-        <w:rPr>
-          <w:rFonts w:ascii="맑은 고딕" w:hAnsi="맑은 고딕" w:eastAsia="맑은 고딕"/>
-          <w:b w:val="0"/>
-          <w:sz w:val="17"/>
-          <w:u w:val="none"/>
-        </w:rPr>
-        <w:t xml:space="preserve"> 것은? [3.0점]</w:t>
+        <w:t xml:space="preserve"> 다음 글의 밑줄 친 문장과 같은 뜻이 되도록 &lt;보기&gt;의 표현을 모두 사용하여 &lt;조건&gt;에 맞게 영작하시오. [3점] [3.0점]</w:t>
       </w:r>
     </w:p>
     <w:p>
@@ -2550,15 +2668,40 @@
           <w:sz w:val="17"/>
           <w:u w:val="none"/>
         </w:rPr>
-        <w:t>One of the most important aspects of sustaining long-term relationships is communication. It’s easy to connect with someone and then let the relationship get stuck due to a lack of follow-up. To keep the connection alive, make a conscious effort to stay in touch. This doesn’t mean constantly reaching out with requests or updates but rather maintaining a friendly and consistent line of communication. A simple message to check in or share something of value can go a long way in reinforcing your relationship. For example, if you come across an article or resource that you think might interest a connection, share it with them, even if you haven’t spoken in a while. This shows that you’re thinking of them and are invested in maintaining the relationship.</w:t>
+        <w:t xml:space="preserve">It’s easy to connect with someone and then let the relationship get stuck due to a lack of follow-up. </w:t>
+      </w:r>
+      <w:r>
+        <w:rPr>
+          <w:rFonts w:ascii="맑은 고딕" w:hAnsi="맑은 고딕" w:eastAsia="맑은 고딕"/>
+          <w:b w:val="0"/>
+          <w:sz w:val="17"/>
+          <w:u w:val="single"/>
+        </w:rPr>
+        <w:t>To keep the connection alive, make a conscious effort to stay in touch.</w:t>
       </w:r>
     </w:p>
     <w:p>
       <w:pPr>
-        <w:spacing w:before="0" w:after="0" w:line="269" w:lineRule="auto"/>
-        <w:ind w:left="180" w:hanging="180"/>
+        <w:spacing w:before="0" w:after="60" w:line="288" w:lineRule="auto"/>
+        <w:ind w:left="40"/>
         <w:snapToGrid w:val="0"/>
-      </w:pPr>
+        <w:pBdr>
+          <w:top w:val="single" w:sz="4" w:space="2" w:color="9B6BD0"/>
+          <w:left w:val="single" w:sz="4" w:space="2" w:color="9B6BD0"/>
+          <w:bottom w:val="single" w:sz="4" w:space="2" w:color="9B6BD0"/>
+          <w:right w:val="single" w:sz="4" w:space="2" w:color="9B6BD0"/>
+        </w:pBdr>
+        <w:shd w:val="clear" w:color="auto" w:fill="FAF5FF"/>
+      </w:pPr>
+      <w:r>
+        <w:rPr>
+          <w:rFonts w:ascii="맑은 고딕" w:hAnsi="맑은 고딕" w:eastAsia="맑은 고딕"/>
+          <w:b/>
+          <w:sz w:val="17"/>
+          <w:u w:val="none"/>
+        </w:rPr>
+        <w:t>&lt;보 기&gt;</w:t>
+      </w:r>
       <w:r>
         <w:rPr>
           <w:rFonts w:ascii="맑은 고딕" w:hAnsi="맑은 고딕" w:eastAsia="맑은 고딕"/>
@@ -2566,14 +2709,44 @@
           <w:sz w:val="17"/>
           <w:u w:val="none"/>
         </w:rPr>
-        <w:t>① 민지: 연락이 끊긴 지 오래된 친구에게도 관심 있을 만한 기사를 보내 보면 되겠구나.</w:t>
+        <w:t xml:space="preserve"> if / you / want / to keep / the connection / alive / you / need / to make / a conscious effort / to stay in touch</w:t>
       </w:r>
     </w:p>
     <w:p>
       <w:pPr>
-        <w:spacing w:before="0" w:after="0" w:line="269" w:lineRule="auto"/>
-        <w:ind w:left="180" w:hanging="180"/>
+        <w:spacing w:before="0" w:after="0" w:line="288" w:lineRule="auto"/>
+        <w:ind w:left="40"/>
         <w:snapToGrid w:val="0"/>
+        <w:pBdr>
+          <w:top w:val="single" w:sz="4" w:space="2" w:color="9B6BD0"/>
+          <w:left w:val="single" w:sz="4" w:space="2" w:color="9B6BD0"/>
+          <w:bottom w:val="single" w:sz="4" w:space="2" w:color="9B6BD0"/>
+          <w:right w:val="single" w:sz="4" w:space="2" w:color="9B6BD0"/>
+        </w:pBdr>
+        <w:shd w:val="clear" w:color="auto" w:fill="FAF5FF"/>
+      </w:pPr>
+      <w:r>
+        <w:rPr>
+          <w:rFonts w:ascii="맑은 고딕" w:hAnsi="맑은 고딕" w:eastAsia="맑은 고딕"/>
+          <w:b/>
+          <w:sz w:val="17"/>
+          <w:u w:val="none"/>
+        </w:rPr>
+        <w:t>&lt;조 건&gt;</w:t>
+      </w:r>
+    </w:p>
+    <w:p>
+      <w:pPr>
+        <w:spacing w:before="0" w:after="0" w:line="288" w:lineRule="auto"/>
+        <w:ind w:left="40"/>
+        <w:snapToGrid w:val="0"/>
+        <w:pBdr>
+          <w:top w:val="single" w:sz="4" w:space="2" w:color="9B6BD0"/>
+          <w:left w:val="single" w:sz="4" w:space="2" w:color="9B6BD0"/>
+          <w:bottom w:val="single" w:sz="4" w:space="2" w:color="9B6BD0"/>
+          <w:right w:val="single" w:sz="4" w:space="2" w:color="9B6BD0"/>
+        </w:pBdr>
+        <w:shd w:val="clear" w:color="auto" w:fill="FAF5FF"/>
       </w:pPr>
       <w:r>
         <w:rPr>
@@ -2582,14 +2755,21 @@
           <w:sz w:val="17"/>
           <w:u w:val="none"/>
         </w:rPr>
-        <w:t>② 준호: 관계를 유지하려면 상대가 먼저 연락할 때까지 기다리는 게 예의라는 뜻이야.</w:t>
+        <w:t>1. Use ALL the expressions in the box, each only once.</w:t>
       </w:r>
     </w:p>
     <w:p>
       <w:pPr>
-        <w:spacing w:before="0" w:after="0" w:line="269" w:lineRule="auto"/>
-        <w:ind w:left="180" w:hanging="180"/>
+        <w:spacing w:before="0" w:after="0" w:line="288" w:lineRule="auto"/>
+        <w:ind w:left="40"/>
         <w:snapToGrid w:val="0"/>
+        <w:pBdr>
+          <w:top w:val="single" w:sz="4" w:space="2" w:color="9B6BD0"/>
+          <w:left w:val="single" w:sz="4" w:space="2" w:color="9B6BD0"/>
+          <w:bottom w:val="single" w:sz="4" w:space="2" w:color="9B6BD0"/>
+          <w:right w:val="single" w:sz="4" w:space="2" w:color="9B6BD0"/>
+        </w:pBdr>
+        <w:shd w:val="clear" w:color="auto" w:fill="FAF5FF"/>
       </w:pPr>
       <w:r>
         <w:rPr>
@@ -2598,14 +2778,21 @@
           <w:sz w:val="17"/>
           <w:u w:val="none"/>
         </w:rPr>
-        <w:t>③ 서연: 부탁이 있을 때만 연락하는 습관은 필자가 권하는 방식이 아니야.</w:t>
+        <w:t>2. Do NOT change the form of any word, and do NOT add any other words.</w:t>
       </w:r>
     </w:p>
     <w:p>
       <w:pPr>
-        <w:spacing w:before="0" w:after="0" w:line="269" w:lineRule="auto"/>
-        <w:ind w:left="180" w:hanging="180"/>
+        <w:spacing w:before="0" w:after="0" w:line="288" w:lineRule="auto"/>
+        <w:ind w:left="40"/>
         <w:snapToGrid w:val="0"/>
+        <w:pBdr>
+          <w:top w:val="single" w:sz="4" w:space="2" w:color="9B6BD0"/>
+          <w:left w:val="single" w:sz="4" w:space="2" w:color="9B6BD0"/>
+          <w:bottom w:val="single" w:sz="4" w:space="2" w:color="9B6BD0"/>
+          <w:right w:val="single" w:sz="4" w:space="2" w:color="9B6BD0"/>
+        </w:pBdr>
+        <w:shd w:val="clear" w:color="auto" w:fill="FAF5FF"/>
       </w:pPr>
       <w:r>
         <w:rPr>
@@ -2614,14 +2801,21 @@
           <w:sz w:val="17"/>
           <w:u w:val="none"/>
         </w:rPr>
-        <w:t>④ 도윤: 안부를 묻는 한 줄짜리 메시지도 관계를 강화하는 데 효과가 있다는 거네.</w:t>
+        <w:t>3. Begin with ‘If you want to’ (a conditional clause) and use ‘need to’ in the main clause.</w:t>
       </w:r>
     </w:p>
     <w:p>
       <w:pPr>
-        <w:spacing w:before="0" w:after="0" w:line="269" w:lineRule="auto"/>
-        <w:ind w:left="180" w:hanging="180"/>
+        <w:spacing w:before="0" w:after="0" w:line="288" w:lineRule="auto"/>
+        <w:ind w:left="40"/>
         <w:snapToGrid w:val="0"/>
+        <w:pBdr>
+          <w:top w:val="single" w:sz="4" w:space="2" w:color="9B6BD0"/>
+          <w:left w:val="single" w:sz="4" w:space="2" w:color="9B6BD0"/>
+          <w:bottom w:val="single" w:sz="4" w:space="2" w:color="9B6BD0"/>
+          <w:right w:val="single" w:sz="4" w:space="2" w:color="9B6BD0"/>
+        </w:pBdr>
+        <w:shd w:val="clear" w:color="auto" w:fill="FAF5FF"/>
       </w:pPr>
       <w:r>
         <w:rPr>
@@ -2630,25 +2824,45 @@
           <w:sz w:val="17"/>
           <w:u w:val="none"/>
         </w:rPr>
-        <w:t>⑤ 하은: 연락의 양보다 꾸준하고 우호적인 소통이 더 중요하다는 말이구나.</w:t>
+        <w:t>4. Write 17 words in total.</w:t>
       </w:r>
     </w:p>
     <w:p>
       <w:pPr>
-        <w:keepNext/>
-        <w:spacing w:before="80" w:after="40" w:line="276" w:lineRule="auto"/>
+        <w:spacing w:before="0" w:after="60" w:line="288" w:lineRule="auto"/>
+        <w:ind w:left="40"/>
         <w:snapToGrid w:val="0"/>
-        <w:shd w:val="clear" w:color="auto" w:fill="8A3A12"/>
-      </w:pPr>
-      <w:r>
-        <w:rPr>
-          <w:rFonts w:ascii="맑은 고딕" w:hAnsi="맑은 고딕" w:eastAsia="맑은 고딕"/>
-          <w:b/>
-          <w:color w:val="FFFFFF"/>
+        <w:pBdr>
+          <w:top w:val="single" w:sz="4" w:space="2" w:color="9B6BD0"/>
+          <w:left w:val="single" w:sz="4" w:space="2" w:color="9B6BD0"/>
+          <w:bottom w:val="single" w:sz="4" w:space="2" w:color="9B6BD0"/>
+          <w:right w:val="single" w:sz="4" w:space="2" w:color="9B6BD0"/>
+        </w:pBdr>
+        <w:shd w:val="clear" w:color="auto" w:fill="FAF5FF"/>
+      </w:pPr>
+      <w:r>
+        <w:rPr>
+          <w:rFonts w:ascii="맑은 고딕" w:hAnsi="맑은 고딕" w:eastAsia="맑은 고딕"/>
+          <w:b w:val="0"/>
           <w:sz w:val="17"/>
           <w:u w:val="none"/>
         </w:rPr>
-        <w:t>서답형  20-서1 ~ 20-서2</w:t>
+        <w:t>5. 답안지에 소문항 번호를 정확하게 기입할 것</w:t>
+      </w:r>
+    </w:p>
+    <w:p>
+      <w:pPr>
+        <w:spacing w:before="0" w:after="40" w:line="360" w:lineRule="auto"/>
+        <w:snapToGrid w:val="0"/>
+      </w:pPr>
+      <w:r>
+        <w:rPr>
+          <w:rFonts w:ascii="맑은 고딕" w:hAnsi="맑은 고딕" w:eastAsia="맑은 고딕"/>
+          <w:b w:val="0"/>
+          <w:sz w:val="17"/>
+          <w:u w:val="none"/>
+        </w:rPr>
+        <w:t>⇒ If you want to ________________________________________________________________________ .</w:t>
       </w:r>
     </w:p>
     <w:p>
@@ -2664,7 +2878,7 @@
           <w:sz w:val="17"/>
           <w:u w:val="none"/>
         </w:rPr>
-        <w:t>20-서1.</w:t>
+        <w:t>20-서2.</w:t>
       </w:r>
       <w:r>
         <w:rPr>
@@ -2673,7 +2887,7 @@
           <w:sz w:val="17"/>
           <w:u w:val="none"/>
         </w:rPr>
-        <w:t xml:space="preserve"> 다음 글의 내용을 요약하고자 한다. 빈칸 (1)~(3)에 들어갈 말을 본문에서 찾아 </w:t>
+        <w:t xml:space="preserve"> 다음 글을 읽고, 물음에 </w:t>
       </w:r>
       <w:r>
         <w:rPr>
@@ -2682,7 +2896,7 @@
           <w:sz w:val="17"/>
           <w:u w:val="single"/>
         </w:rPr>
-        <w:t>반드시 변형하여</w:t>
+        <w:t>영어로</w:t>
       </w:r>
       <w:r>
         <w:rPr>
@@ -2691,7 +2905,7 @@
           <w:sz w:val="17"/>
           <w:u w:val="none"/>
         </w:rPr>
-        <w:t xml:space="preserve"> 쓰시오. (한 칸에 한 단어) [각 1점, 총 3점] [3.0점]</w:t>
+        <w:t xml:space="preserve"> 답하시오. (본문의 표현을 활용하되 완전한 문장으로 쓸 것) [각 1.5점, 총 3점] [3.0점]</w:t>
       </w:r>
     </w:p>
     <w:p>
@@ -2714,7 +2928,172 @@
           <w:sz w:val="17"/>
           <w:u w:val="none"/>
         </w:rPr>
-        <w:t>One of the most important aspects of sustaining long-term relationships is communication. It’s easy to connect with someone and then let the relationship get stuck due to a lack of follow-up. To keep the connection alive, make a conscious effort to stay in touch. This doesn’t mean constantly reaching out with requests or updates but rather maintaining a friendly and consistent line of communication. A simple message to check in or share something of value can go a long way in reinforcing your relationship. For example, if you come across an article or resource that you think might interest a connection, share it with them, even if you haven’t spoken in a while. This shows that you’re thinking of them and are invested in maintaining the relationship.</w:t>
+        <w:t>Among the things that matter most in keeping a relationship going over the years, communication stands near the top. Meeting someone is the easy part; what often happens next is that the relationship stalls simply because nobody follows up. If you want the bond to survive, you have to decide, on purpose, to keep in contact. That does not mean bombarding the other person with favours to ask or news to report; it means keeping open a warm and regular channel between you. A short note just to say hello, or to pass along something useful, does a great deal to strengthen the tie. Say you run into an article or a resource that a contact would probably find interesting: send it on, even if the two of you have not talked for some time. Doing so signals that the person is on your mind and that you care about keeping the relationship alive.</w:t>
+      </w:r>
+    </w:p>
+    <w:p>
+      <w:pPr>
+        <w:spacing w:before="0" w:after="0" w:line="288" w:lineRule="auto"/>
+        <w:ind w:left="40"/>
+        <w:snapToGrid w:val="0"/>
+        <w:pBdr>
+          <w:top w:val="single" w:sz="4" w:space="2" w:color="9B6BD0"/>
+          <w:left w:val="single" w:sz="4" w:space="2" w:color="9B6BD0"/>
+          <w:bottom w:val="single" w:sz="4" w:space="2" w:color="9B6BD0"/>
+          <w:right w:val="single" w:sz="4" w:space="2" w:color="9B6BD0"/>
+        </w:pBdr>
+        <w:shd w:val="clear" w:color="auto" w:fill="FAF5FF"/>
+      </w:pPr>
+      <w:r>
+        <w:rPr>
+          <w:rFonts w:ascii="맑은 고딕" w:hAnsi="맑은 고딕" w:eastAsia="맑은 고딕"/>
+          <w:b/>
+          <w:sz w:val="17"/>
+          <w:u w:val="none"/>
+        </w:rPr>
+        <w:t>&lt;조 건&gt;</w:t>
+      </w:r>
+    </w:p>
+    <w:p>
+      <w:pPr>
+        <w:spacing w:before="0" w:after="0" w:line="288" w:lineRule="auto"/>
+        <w:ind w:left="40"/>
+        <w:snapToGrid w:val="0"/>
+        <w:pBdr>
+          <w:top w:val="single" w:sz="4" w:space="2" w:color="9B6BD0"/>
+          <w:left w:val="single" w:sz="4" w:space="2" w:color="9B6BD0"/>
+          <w:bottom w:val="single" w:sz="4" w:space="2" w:color="9B6BD0"/>
+          <w:right w:val="single" w:sz="4" w:space="2" w:color="9B6BD0"/>
+        </w:pBdr>
+        <w:shd w:val="clear" w:color="auto" w:fill="FAF5FF"/>
+      </w:pPr>
+      <w:r>
+        <w:rPr>
+          <w:rFonts w:ascii="맑은 고딕" w:hAnsi="맑은 고딕" w:eastAsia="맑은 고딕"/>
+          <w:b w:val="0"/>
+          <w:sz w:val="17"/>
+          <w:u w:val="none"/>
+        </w:rPr>
+        <w:t>Q1. According to the writer, what does staying in touch NOT mean?</w:t>
+      </w:r>
+    </w:p>
+    <w:p>
+      <w:pPr>
+        <w:spacing w:before="0" w:after="0" w:line="288" w:lineRule="auto"/>
+        <w:ind w:left="40"/>
+        <w:snapToGrid w:val="0"/>
+        <w:pBdr>
+          <w:top w:val="single" w:sz="4" w:space="2" w:color="9B6BD0"/>
+          <w:left w:val="single" w:sz="4" w:space="2" w:color="9B6BD0"/>
+          <w:bottom w:val="single" w:sz="4" w:space="2" w:color="9B6BD0"/>
+          <w:right w:val="single" w:sz="4" w:space="2" w:color="9B6BD0"/>
+        </w:pBdr>
+        <w:shd w:val="clear" w:color="auto" w:fill="FAF5FF"/>
+      </w:pPr>
+      <w:r>
+        <w:rPr>
+          <w:rFonts w:ascii="맑은 고딕" w:hAnsi="맑은 고딕" w:eastAsia="맑은 고딕"/>
+          <w:b w:val="0"/>
+          <w:sz w:val="17"/>
+          <w:u w:val="none"/>
+        </w:rPr>
+        <w:t>Q2. What example does the writer give of a simple way to stay in touch with a connection?</w:t>
+      </w:r>
+    </w:p>
+    <w:p>
+      <w:pPr>
+        <w:spacing w:before="0" w:after="60" w:line="288" w:lineRule="auto"/>
+        <w:ind w:left="40"/>
+        <w:snapToGrid w:val="0"/>
+        <w:pBdr>
+          <w:top w:val="single" w:sz="4" w:space="2" w:color="9B6BD0"/>
+          <w:left w:val="single" w:sz="4" w:space="2" w:color="9B6BD0"/>
+          <w:bottom w:val="single" w:sz="4" w:space="2" w:color="9B6BD0"/>
+          <w:right w:val="single" w:sz="4" w:space="2" w:color="9B6BD0"/>
+        </w:pBdr>
+        <w:shd w:val="clear" w:color="auto" w:fill="FAF5FF"/>
+      </w:pPr>
+      <w:r>
+        <w:rPr>
+          <w:rFonts w:ascii="맑은 고딕" w:hAnsi="맑은 고딕" w:eastAsia="맑은 고딕"/>
+          <w:b w:val="0"/>
+          <w:sz w:val="17"/>
+          <w:u w:val="none"/>
+        </w:rPr>
+        <w:t>※ 답안지에 소문항 번호를 정확하게 기입할 것  예) 2-Q1 2-Q2</w:t>
+      </w:r>
+    </w:p>
+    <w:p>
+      <w:pPr>
+        <w:spacing w:before="0" w:after="40" w:line="360" w:lineRule="auto"/>
+        <w:snapToGrid w:val="0"/>
+      </w:pPr>
+      <w:r>
+        <w:rPr>
+          <w:rFonts w:ascii="맑은 고딕" w:hAnsi="맑은 고딕" w:eastAsia="맑은 고딕"/>
+          <w:b w:val="0"/>
+          <w:sz w:val="17"/>
+          <w:u w:val="none"/>
+        </w:rPr>
+        <w:t>Q1 ⇒ ______________________________________________________________</w:t>
+      </w:r>
+    </w:p>
+    <w:p>
+      <w:pPr>
+        <w:spacing w:before="0" w:after="40" w:line="360" w:lineRule="auto"/>
+        <w:snapToGrid w:val="0"/>
+      </w:pPr>
+      <w:r>
+        <w:rPr>
+          <w:rFonts w:ascii="맑은 고딕" w:hAnsi="맑은 고딕" w:eastAsia="맑은 고딕"/>
+          <w:b w:val="0"/>
+          <w:sz w:val="17"/>
+          <w:u w:val="none"/>
+        </w:rPr>
+        <w:t>Q2 ⇒ ______________________________________________________________</w:t>
+      </w:r>
+    </w:p>
+    <w:p>
+      <w:pPr>
+        <w:keepNext/>
+        <w:spacing w:before="80" w:after="40" w:line="276" w:lineRule="auto"/>
+        <w:snapToGrid w:val="0"/>
+        <w:shd w:val="clear" w:color="auto" w:fill="6B21A8"/>
+      </w:pPr>
+      <w:r>
+        <w:rPr>
+          <w:rFonts w:ascii="맑은 고딕" w:hAnsi="맑은 고딕" w:eastAsia="맑은 고딕"/>
+          <w:b/>
+          <w:color w:val="FFFFFF"/>
+          <w:sz w:val="17"/>
+          <w:u w:val="none"/>
+        </w:rPr>
+        <w:t>[지문 구조]  ※ 앞 문항을 모두 푼 뒤에 풀 것</w:t>
+      </w:r>
+    </w:p>
+    <w:p>
+      <w:pPr>
+        <w:keepNext/>
+        <w:spacing w:before="80" w:after="20" w:line="276" w:lineRule="auto"/>
+        <w:snapToGrid w:val="0"/>
+      </w:pPr>
+      <w:r>
+        <w:rPr>
+          <w:rFonts w:ascii="맑은 고딕" w:hAnsi="맑은 고딕" w:eastAsia="맑은 고딕"/>
+          <w:b/>
+          <w:sz w:val="17"/>
+          <w:u w:val="none"/>
+        </w:rPr>
+        <w:t>20-8.</w:t>
+      </w:r>
+      <w:r>
+        <w:rPr>
+          <w:rFonts w:ascii="맑은 고딕" w:hAnsi="맑은 고딕" w:eastAsia="맑은 고딕"/>
+          <w:b w:val="0"/>
+          <w:sz w:val="17"/>
+          <w:u w:val="none"/>
+        </w:rPr>
+        <w:t xml:space="preserve"> 글의 흐름으로 보아, 주어진 문장이 들어가기에 가장 적절한 곳은? [2.7점]</w:t>
       </w:r>
     </w:p>
     <w:p>
@@ -2737,116 +3116,7 @@
           <w:sz w:val="17"/>
           <w:u w:val="none"/>
         </w:rPr>
-        <w:t>(1) ________ of communication is essential if we are to (2) ________ long-term relationships, and even a small message of value can (3) ________ them.</w:t>
-      </w:r>
-    </w:p>
-    <w:p>
-      <w:pPr>
-        <w:spacing w:before="0" w:after="0" w:line="288" w:lineRule="auto"/>
-        <w:ind w:left="40"/>
-        <w:snapToGrid w:val="0"/>
-        <w:pBdr>
-          <w:top w:val="single" w:sz="4" w:space="2" w:color="9B6BD0"/>
-          <w:left w:val="single" w:sz="4" w:space="2" w:color="9B6BD0"/>
-          <w:bottom w:val="single" w:sz="4" w:space="2" w:color="9B6BD0"/>
-          <w:right w:val="single" w:sz="4" w:space="2" w:color="9B6BD0"/>
-        </w:pBdr>
-        <w:shd w:val="clear" w:color="auto" w:fill="FAF5FF"/>
-      </w:pPr>
-      <w:r>
-        <w:rPr>
-          <w:rFonts w:ascii="맑은 고딕" w:hAnsi="맑은 고딕" w:eastAsia="맑은 고딕"/>
-          <w:b/>
-          <w:sz w:val="17"/>
-          <w:u w:val="none"/>
-        </w:rPr>
-        <w:t>&lt;조 건&gt;</w:t>
-      </w:r>
-    </w:p>
-    <w:p>
-      <w:pPr>
-        <w:spacing w:before="0" w:after="0" w:line="288" w:lineRule="auto"/>
-        <w:ind w:left="40"/>
-        <w:snapToGrid w:val="0"/>
-        <w:pBdr>
-          <w:top w:val="single" w:sz="4" w:space="2" w:color="9B6BD0"/>
-          <w:left w:val="single" w:sz="4" w:space="2" w:color="9B6BD0"/>
-          <w:bottom w:val="single" w:sz="4" w:space="2" w:color="9B6BD0"/>
-          <w:right w:val="single" w:sz="4" w:space="2" w:color="9B6BD0"/>
-        </w:pBdr>
-        <w:shd w:val="clear" w:color="auto" w:fill="FAF5FF"/>
-      </w:pPr>
-      <w:r>
-        <w:rPr>
-          <w:rFonts w:ascii="맑은 고딕" w:hAnsi="맑은 고딕" w:eastAsia="맑은 고딕"/>
-          <w:b w:val="0"/>
-          <w:sz w:val="17"/>
-          <w:u w:val="none"/>
-        </w:rPr>
-        <w:t>1. 본문의 단어를 반드시 변형(품사·어형)하여 쓸 것 — 본문 형태 그대로 쓰면 0점</w:t>
-      </w:r>
-    </w:p>
-    <w:p>
-      <w:pPr>
-        <w:spacing w:before="0" w:after="60" w:line="288" w:lineRule="auto"/>
-        <w:ind w:left="40"/>
-        <w:snapToGrid w:val="0"/>
-        <w:pBdr>
-          <w:top w:val="single" w:sz="4" w:space="2" w:color="9B6BD0"/>
-          <w:left w:val="single" w:sz="4" w:space="2" w:color="9B6BD0"/>
-          <w:bottom w:val="single" w:sz="4" w:space="2" w:color="9B6BD0"/>
-          <w:right w:val="single" w:sz="4" w:space="2" w:color="9B6BD0"/>
-        </w:pBdr>
-        <w:shd w:val="clear" w:color="auto" w:fill="FAF5FF"/>
-      </w:pPr>
-      <w:r>
-        <w:rPr>
-          <w:rFonts w:ascii="맑은 고딕" w:hAnsi="맑은 고딕" w:eastAsia="맑은 고딕"/>
-          <w:b w:val="0"/>
-          <w:sz w:val="17"/>
-          <w:u w:val="none"/>
-        </w:rPr>
-        <w:t>2. 답안지에 소문항 번호를 정확하게 기입할 것  예) 1-(1) 1-(2) 1-(3)</w:t>
-      </w:r>
-    </w:p>
-    <w:p>
-      <w:pPr>
-        <w:spacing w:before="0" w:after="40" w:line="360" w:lineRule="auto"/>
-        <w:snapToGrid w:val="0"/>
-      </w:pPr>
-      <w:r>
-        <w:rPr>
-          <w:rFonts w:ascii="맑은 고딕" w:hAnsi="맑은 고딕" w:eastAsia="맑은 고딕"/>
-          <w:b w:val="0"/>
-          <w:sz w:val="17"/>
-          <w:u w:val="none"/>
-        </w:rPr>
-        <w:t>(1) ______________   (2) ______________   (3) ______________</w:t>
-      </w:r>
-    </w:p>
-    <w:p>
-      <w:pPr>
-        <w:keepNext/>
-        <w:spacing w:before="80" w:after="20" w:line="276" w:lineRule="auto"/>
-        <w:snapToGrid w:val="0"/>
-      </w:pPr>
-      <w:r>
-        <w:rPr>
-          <w:rFonts w:ascii="맑은 고딕" w:hAnsi="맑은 고딕" w:eastAsia="맑은 고딕"/>
-          <w:b/>
-          <w:sz w:val="17"/>
-          <w:u w:val="none"/>
-        </w:rPr>
-        <w:t>20-서2.</w:t>
-      </w:r>
-      <w:r>
-        <w:rPr>
-          <w:rFonts w:ascii="맑은 고딕" w:hAnsi="맑은 고딕" w:eastAsia="맑은 고딕"/>
-          <w:b w:val="0"/>
-          <w:sz w:val="17"/>
-          <w:u w:val="none"/>
-        </w:rPr>
-        <w:t xml:space="preserve"> 다음 글의 밑줄 친 문장과 같은 뜻이 되도록 &lt;보기&gt;의 표현을 모두 사용하여 &lt;조건&gt;에 맞게 영작하시오. [3점] [3.0점]</w:t>
+        <w:t>A simple message to check in or share something of value can go a long way in reinforcing your relationship.</w:t>
       </w:r>
     </w:p>
     <w:p>
@@ -2869,290 +3139,7 @@
           <w:sz w:val="17"/>
           <w:u w:val="none"/>
         </w:rPr>
-        <w:t xml:space="preserve">For example, if you come across an article or resource that you think might interest a connection, share it with them, even if you haven’t spoken in a while. </w:t>
-      </w:r>
-      <w:r>
-        <w:rPr>
-          <w:rFonts w:ascii="맑은 고딕" w:hAnsi="맑은 고딕" w:eastAsia="맑은 고딕"/>
-          <w:b w:val="0"/>
-          <w:sz w:val="17"/>
-          <w:u w:val="single"/>
-        </w:rPr>
-        <w:t>This shows that you’re thinking of them and are invested in maintaining the relationship.</w:t>
-      </w:r>
-    </w:p>
-    <w:p>
-      <w:pPr>
-        <w:spacing w:before="0" w:after="60" w:line="288" w:lineRule="auto"/>
-        <w:ind w:left="40"/>
-        <w:snapToGrid w:val="0"/>
-        <w:pBdr>
-          <w:top w:val="single" w:sz="4" w:space="2" w:color="9B6BD0"/>
-          <w:left w:val="single" w:sz="4" w:space="2" w:color="9B6BD0"/>
-          <w:bottom w:val="single" w:sz="4" w:space="2" w:color="9B6BD0"/>
-          <w:right w:val="single" w:sz="4" w:space="2" w:color="9B6BD0"/>
-        </w:pBdr>
-        <w:shd w:val="clear" w:color="auto" w:fill="FAF5FF"/>
-      </w:pPr>
-      <w:r>
-        <w:rPr>
-          <w:rFonts w:ascii="맑은 고딕" w:hAnsi="맑은 고딕" w:eastAsia="맑은 고딕"/>
-          <w:b/>
-          <w:sz w:val="17"/>
-          <w:u w:val="none"/>
-        </w:rPr>
-        <w:t>&lt;보 기&gt;</w:t>
-      </w:r>
-      <w:r>
-        <w:rPr>
-          <w:rFonts w:ascii="맑은 고딕" w:hAnsi="맑은 고딕" w:eastAsia="맑은 고딕"/>
-          <w:b w:val="0"/>
-          <w:sz w:val="17"/>
-          <w:u w:val="none"/>
-        </w:rPr>
-        <w:t xml:space="preserve"> invest / maintain / the relationship / you / show / sharing it / in / are / that</w:t>
-      </w:r>
-    </w:p>
-    <w:p>
-      <w:pPr>
-        <w:spacing w:before="0" w:after="0" w:line="288" w:lineRule="auto"/>
-        <w:ind w:left="40"/>
-        <w:snapToGrid w:val="0"/>
-        <w:pBdr>
-          <w:top w:val="single" w:sz="4" w:space="2" w:color="9B6BD0"/>
-          <w:left w:val="single" w:sz="4" w:space="2" w:color="9B6BD0"/>
-          <w:bottom w:val="single" w:sz="4" w:space="2" w:color="9B6BD0"/>
-          <w:right w:val="single" w:sz="4" w:space="2" w:color="9B6BD0"/>
-        </w:pBdr>
-        <w:shd w:val="clear" w:color="auto" w:fill="FAF5FF"/>
-      </w:pPr>
-      <w:r>
-        <w:rPr>
-          <w:rFonts w:ascii="맑은 고딕" w:hAnsi="맑은 고딕" w:eastAsia="맑은 고딕"/>
-          <w:b/>
-          <w:sz w:val="17"/>
-          <w:u w:val="none"/>
-        </w:rPr>
-        <w:t>&lt;조 건&gt;</w:t>
-      </w:r>
-    </w:p>
-    <w:p>
-      <w:pPr>
-        <w:spacing w:before="0" w:after="0" w:line="288" w:lineRule="auto"/>
-        <w:ind w:left="40"/>
-        <w:snapToGrid w:val="0"/>
-        <w:pBdr>
-          <w:top w:val="single" w:sz="4" w:space="2" w:color="9B6BD0"/>
-          <w:left w:val="single" w:sz="4" w:space="2" w:color="9B6BD0"/>
-          <w:bottom w:val="single" w:sz="4" w:space="2" w:color="9B6BD0"/>
-          <w:right w:val="single" w:sz="4" w:space="2" w:color="9B6BD0"/>
-        </w:pBdr>
-        <w:shd w:val="clear" w:color="auto" w:fill="FAF5FF"/>
-      </w:pPr>
-      <w:r>
-        <w:rPr>
-          <w:rFonts w:ascii="맑은 고딕" w:hAnsi="맑은 고딕" w:eastAsia="맑은 고딕"/>
-          <w:b w:val="0"/>
-          <w:sz w:val="17"/>
-          <w:u w:val="none"/>
-        </w:rPr>
-        <w:t>1. &lt;보기&gt;의 표현을 모두 한 번씩만 사용할 것</w:t>
-      </w:r>
-    </w:p>
-    <w:p>
-      <w:pPr>
-        <w:spacing w:before="0" w:after="0" w:line="288" w:lineRule="auto"/>
-        <w:ind w:left="40"/>
-        <w:snapToGrid w:val="0"/>
-        <w:pBdr>
-          <w:top w:val="single" w:sz="4" w:space="2" w:color="9B6BD0"/>
-          <w:left w:val="single" w:sz="4" w:space="2" w:color="9B6BD0"/>
-          <w:bottom w:val="single" w:sz="4" w:space="2" w:color="9B6BD0"/>
-          <w:right w:val="single" w:sz="4" w:space="2" w:color="9B6BD0"/>
-        </w:pBdr>
-        <w:shd w:val="clear" w:color="auto" w:fill="FAF5FF"/>
-      </w:pPr>
-      <w:r>
-        <w:rPr>
-          <w:rFonts w:ascii="맑은 고딕" w:hAnsi="맑은 고딕" w:eastAsia="맑은 고딕"/>
-          <w:b w:val="0"/>
-          <w:sz w:val="17"/>
-          <w:u w:val="none"/>
-        </w:rPr>
-        <w:t>2. 필요한 경우 어형을 바꿀 것(3곳) · 다른 단어를 추가하지 말 것</w:t>
-      </w:r>
-    </w:p>
-    <w:p>
-      <w:pPr>
-        <w:spacing w:before="0" w:after="0" w:line="288" w:lineRule="auto"/>
-        <w:ind w:left="40"/>
-        <w:snapToGrid w:val="0"/>
-        <w:pBdr>
-          <w:top w:val="single" w:sz="4" w:space="2" w:color="9B6BD0"/>
-          <w:left w:val="single" w:sz="4" w:space="2" w:color="9B6BD0"/>
-          <w:bottom w:val="single" w:sz="4" w:space="2" w:color="9B6BD0"/>
-          <w:right w:val="single" w:sz="4" w:space="2" w:color="9B6BD0"/>
-        </w:pBdr>
-        <w:shd w:val="clear" w:color="auto" w:fill="FAF5FF"/>
-      </w:pPr>
-      <w:r>
-        <w:rPr>
-          <w:rFonts w:ascii="맑은 고딕" w:hAnsi="맑은 고딕" w:eastAsia="맑은 고딕"/>
-          <w:b w:val="0"/>
-          <w:sz w:val="17"/>
-          <w:u w:val="none"/>
-        </w:rPr>
-        <w:t>3. 동명사 주어(Sharing it)로 시작할 것</w:t>
-      </w:r>
-    </w:p>
-    <w:p>
-      <w:pPr>
-        <w:spacing w:before="0" w:after="0" w:line="288" w:lineRule="auto"/>
-        <w:ind w:left="40"/>
-        <w:snapToGrid w:val="0"/>
-        <w:pBdr>
-          <w:top w:val="single" w:sz="4" w:space="2" w:color="9B6BD0"/>
-          <w:left w:val="single" w:sz="4" w:space="2" w:color="9B6BD0"/>
-          <w:bottom w:val="single" w:sz="4" w:space="2" w:color="9B6BD0"/>
-          <w:right w:val="single" w:sz="4" w:space="2" w:color="9B6BD0"/>
-        </w:pBdr>
-        <w:shd w:val="clear" w:color="auto" w:fill="FAF5FF"/>
-      </w:pPr>
-      <w:r>
-        <w:rPr>
-          <w:rFonts w:ascii="맑은 고딕" w:hAnsi="맑은 고딕" w:eastAsia="맑은 고딕"/>
-          <w:b w:val="0"/>
-          <w:sz w:val="17"/>
-          <w:u w:val="none"/>
-        </w:rPr>
-        <w:t>4. 총 11단어로 쓸 것</w:t>
-      </w:r>
-    </w:p>
-    <w:p>
-      <w:pPr>
-        <w:spacing w:before="0" w:after="60" w:line="288" w:lineRule="auto"/>
-        <w:ind w:left="40"/>
-        <w:snapToGrid w:val="0"/>
-        <w:pBdr>
-          <w:top w:val="single" w:sz="4" w:space="2" w:color="9B6BD0"/>
-          <w:left w:val="single" w:sz="4" w:space="2" w:color="9B6BD0"/>
-          <w:bottom w:val="single" w:sz="4" w:space="2" w:color="9B6BD0"/>
-          <w:right w:val="single" w:sz="4" w:space="2" w:color="9B6BD0"/>
-        </w:pBdr>
-        <w:shd w:val="clear" w:color="auto" w:fill="FAF5FF"/>
-      </w:pPr>
-      <w:r>
-        <w:rPr>
-          <w:rFonts w:ascii="맑은 고딕" w:hAnsi="맑은 고딕" w:eastAsia="맑은 고딕"/>
-          <w:b w:val="0"/>
-          <w:sz w:val="17"/>
-          <w:u w:val="none"/>
-        </w:rPr>
-        <w:t>5. 답안지에 소문항 번호를 정확하게 기입할 것</w:t>
-      </w:r>
-    </w:p>
-    <w:p>
-      <w:pPr>
-        <w:spacing w:before="0" w:after="40" w:line="360" w:lineRule="auto"/>
-        <w:snapToGrid w:val="0"/>
-      </w:pPr>
-      <w:r>
-        <w:rPr>
-          <w:rFonts w:ascii="맑은 고딕" w:hAnsi="맑은 고딕" w:eastAsia="맑은 고딕"/>
-          <w:b w:val="0"/>
-          <w:sz w:val="17"/>
-          <w:u w:val="none"/>
-        </w:rPr>
-        <w:t>⇒ Sharing it ______________________________________________________________ .</w:t>
-      </w:r>
-    </w:p>
-    <w:p>
-      <w:pPr>
-        <w:keepNext/>
-        <w:spacing w:before="80" w:after="40" w:line="276" w:lineRule="auto"/>
-        <w:snapToGrid w:val="0"/>
-        <w:shd w:val="clear" w:color="auto" w:fill="6B21A8"/>
-      </w:pPr>
-      <w:r>
-        <w:rPr>
-          <w:rFonts w:ascii="맑은 고딕" w:hAnsi="맑은 고딕" w:eastAsia="맑은 고딕"/>
-          <w:b/>
-          <w:color w:val="FFFFFF"/>
-          <w:sz w:val="17"/>
-          <w:u w:val="none"/>
-        </w:rPr>
-        <w:t>[지문 구조]  ※ 앞 문항을 모두 푼 뒤에 풀 것</w:t>
-      </w:r>
-    </w:p>
-    <w:p>
-      <w:pPr>
-        <w:keepNext/>
-        <w:spacing w:before="80" w:after="20" w:line="276" w:lineRule="auto"/>
-        <w:snapToGrid w:val="0"/>
-      </w:pPr>
-      <w:r>
-        <w:rPr>
-          <w:rFonts w:ascii="맑은 고딕" w:hAnsi="맑은 고딕" w:eastAsia="맑은 고딕"/>
-          <w:b/>
-          <w:sz w:val="17"/>
-          <w:u w:val="none"/>
-        </w:rPr>
-        <w:t>20-8.</w:t>
-      </w:r>
-      <w:r>
-        <w:rPr>
-          <w:rFonts w:ascii="맑은 고딕" w:hAnsi="맑은 고딕" w:eastAsia="맑은 고딕"/>
-          <w:b w:val="0"/>
-          <w:sz w:val="17"/>
-          <w:u w:val="none"/>
-        </w:rPr>
-        <w:t xml:space="preserve"> 글의 흐름으로 보아, 주어진 문장이 들어가기에 가장 적절한 곳은? [2.7점]</w:t>
-      </w:r>
-    </w:p>
-    <w:p>
-      <w:pPr>
-        <w:spacing w:before="0" w:after="60" w:line="288" w:lineRule="auto"/>
-        <w:ind w:left="40"/>
-        <w:snapToGrid w:val="0"/>
-        <w:pBdr>
-          <w:top w:val="single" w:sz="4" w:space="2" w:color="C99B4E"/>
-          <w:left w:val="single" w:sz="4" w:space="2" w:color="C99B4E"/>
-          <w:bottom w:val="single" w:sz="4" w:space="2" w:color="C99B4E"/>
-          <w:right w:val="single" w:sz="4" w:space="2" w:color="C99B4E"/>
-        </w:pBdr>
-        <w:shd w:val="clear" w:color="auto" w:fill="FFF8E1"/>
-      </w:pPr>
-      <w:r>
-        <w:rPr>
-          <w:rFonts w:ascii="맑은 고딕" w:hAnsi="맑은 고딕" w:eastAsia="맑은 고딕"/>
-          <w:b w:val="0"/>
-          <w:sz w:val="17"/>
-          <w:u w:val="none"/>
-        </w:rPr>
-        <w:t>This doesn’t mean constantly reaching out with requests or updates but rather maintaining a friendly and consistent line of communication.</w:t>
-      </w:r>
-    </w:p>
-    <w:p>
-      <w:pPr>
-        <w:spacing w:before="0" w:after="60" w:line="288" w:lineRule="auto"/>
-        <w:ind w:left="40"/>
-        <w:snapToGrid w:val="0"/>
-        <w:pBdr>
-          <w:top w:val="single" w:sz="4" w:space="2" w:color="999999"/>
-          <w:left w:val="single" w:sz="4" w:space="2" w:color="999999"/>
-          <w:bottom w:val="single" w:sz="4" w:space="2" w:color="999999"/>
-          <w:right w:val="single" w:sz="4" w:space="2" w:color="999999"/>
-        </w:pBdr>
-        <w:shd w:val="clear" w:color="auto" w:fill="F6F3EA"/>
-      </w:pPr>
-      <w:r>
-        <w:rPr>
-          <w:rFonts w:ascii="맑은 고딕" w:hAnsi="맑은 고딕" w:eastAsia="맑은 고딕"/>
-          <w:b w:val="0"/>
-          <w:sz w:val="17"/>
-          <w:u w:val="none"/>
-        </w:rPr>
-        <w:t>One of the most important aspects of sustaining long-term relationships is communication. ( ① ) It’s easy to connect with someone and then let the relationship get stuck due to a lack of follow-up. ( ② ) To keep the connection alive, make a conscious effort to stay in touch. ( ③ ) A simple message to check in or share something of value can go a long way in reinforcing your relationship. ( ④ ) For example, if you come across an article or resource that you think might interest a connection, share it with them, even if you haven’t spoken in a while. ( ⑤ ) This shows that you’re thinking of them and are invested in maintaining the relationship.</w:t>
+        <w:t>One of the most important aspects of sustaining long-term relationships is communication. ( ① ) It’s easy to connect with someone and then let the relationship get stuck due to a lack of follow-up. ( ② ) To keep the connection alive, make a conscious effort to stay in touch. This doesn’t mean constantly reaching out with requests or updates but rather maintaining a friendly and consistent line of communication. ( ③ ) For example, if you come across an article or resource that you think might interest a connection, share it with them, even if you haven’t spoken in a while. ( ④ ) This shows that you’re thinking of them and are invested in maintaining the relationship. ( ⑤ )</w:t>
       </w:r>
     </w:p>
     <w:p>
@@ -3296,7 +3283,7 @@
           <w:sz w:val="15"/>
           <w:u w:val="none"/>
         </w:rPr>
-        <w:t xml:space="preserve"> ★is (주어 One of ~ → 단수)</w:t>
+        <w:t xml:space="preserve"> ★is (주어 One … 단수 — relationships에 끌리지 말 것)</w:t>
       </w:r>
     </w:p>
     <w:p>
@@ -3321,7 +3308,7 @@
           <w:sz w:val="15"/>
           <w:u w:val="none"/>
         </w:rPr>
-        <w:t xml:space="preserve"> ★get (let + O + 동사원형)</w:t>
+        <w:t xml:space="preserve"> communication</w:t>
       </w:r>
     </w:p>
     <w:p>
@@ -3346,7 +3333,7 @@
           <w:sz w:val="15"/>
           <w:u w:val="none"/>
         </w:rPr>
-        <w:t xml:space="preserve"> stuck (get + p.p. · stick–stuck–stuck)</w:t>
+        <w:t xml:space="preserve"> ★to connect (가주어 It – 진주어 to부정사)</w:t>
       </w:r>
     </w:p>
     <w:p>
@@ -3371,7 +3358,7 @@
           <w:sz w:val="15"/>
           <w:u w:val="none"/>
         </w:rPr>
-        <w:t xml:space="preserve"> follow-up</w:t>
+        <w:t xml:space="preserve"> ★get (사역동사 let + 목적어 + 동사원형)</w:t>
       </w:r>
     </w:p>
     <w:p>
@@ -3396,7 +3383,7 @@
           <w:sz w:val="15"/>
           <w:u w:val="none"/>
         </w:rPr>
-        <w:t xml:space="preserve"> ★To keep (목적 ‘~하려면’ — 분사구문 Keeping은 ‘유지하면서’로 의미 어긋남)</w:t>
+        <w:t xml:space="preserve"> follow-up</w:t>
       </w:r>
     </w:p>
     <w:p>
@@ -3421,7 +3408,7 @@
           <w:sz w:val="15"/>
           <w:u w:val="none"/>
         </w:rPr>
-        <w:t xml:space="preserve"> conscious (careless 부주의한 ↔)</w:t>
+        <w:t xml:space="preserve"> conscious (의식적인 노력 — 뒤 ‘stay in touch’와 호응; unconscious는 반대)</w:t>
       </w:r>
     </w:p>
     <w:p>
@@ -3446,7 +3433,7 @@
           <w:sz w:val="15"/>
           <w:u w:val="none"/>
         </w:rPr>
-        <w:t xml:space="preserve"> touch (stay in touch)</w:t>
+        <w:t xml:space="preserve"> touch</w:t>
       </w:r>
     </w:p>
     <w:p>
@@ -3496,7 +3483,7 @@
           <w:sz w:val="15"/>
           <w:u w:val="none"/>
         </w:rPr>
-        <w:t xml:space="preserve"> maintaining (mean + 동명사, reaching과 병렬)</w:t>
+        <w:t xml:space="preserve"> reaching (mean + 동명사 ‘~하는 것을 의미하다’)</w:t>
       </w:r>
     </w:p>
     <w:p>
@@ -3521,7 +3508,7 @@
           <w:sz w:val="15"/>
           <w:u w:val="none"/>
         </w:rPr>
-        <w:t xml:space="preserve"> consistent (occasional 이따금 ↔ 꾸준함)</w:t>
+        <w:t xml:space="preserve"> ★maintaining (not A but rather B — reaching과 병렬 동명사)</w:t>
       </w:r>
     </w:p>
     <w:p>
@@ -3546,7 +3533,7 @@
           <w:sz w:val="15"/>
           <w:u w:val="none"/>
         </w:rPr>
-        <w:t xml:space="preserve"> communication</w:t>
+        <w:t xml:space="preserve"> friendly (명사 line 수식 → 형용사; -ly지만 형용사)</w:t>
       </w:r>
     </w:p>
     <w:p>
@@ -3571,7 +3558,7 @@
           <w:sz w:val="15"/>
           <w:u w:val="none"/>
         </w:rPr>
-        <w:t xml:space="preserve"> value (something of value 가치 있는 것)</w:t>
+        <w:t xml:space="preserve"> consistent (일관된 — ‘stay in touch’·‘reinforcing’과 호응; inconsistent는 반대)</w:t>
       </w:r>
     </w:p>
     <w:p>
@@ -3596,7 +3583,7 @@
           <w:sz w:val="15"/>
           <w:u w:val="none"/>
         </w:rPr>
-        <w:t xml:space="preserve"> long (go a long way 큰 도움이 되다)</w:t>
+        <w:t xml:space="preserve"> simple (간단한 메시지로도 충분 — can go a long way와 호응)</w:t>
       </w:r>
     </w:p>
     <w:p>
@@ -3621,7 +3608,7 @@
           <w:sz w:val="15"/>
           <w:u w:val="none"/>
         </w:rPr>
-        <w:t xml:space="preserve"> reinforcing (전치사 in + 동명사)</w:t>
+        <w:t xml:space="preserve"> value</w:t>
       </w:r>
     </w:p>
     <w:p>
@@ -3646,7 +3633,7 @@
           <w:sz w:val="15"/>
           <w:u w:val="none"/>
         </w:rPr>
-        <w:t xml:space="preserve"> ★that (선행사 an article or resource — what은 선행사 불가)</w:t>
+        <w:t xml:space="preserve"> reinforcing (전치사 in + 동명사)</w:t>
       </w:r>
     </w:p>
     <w:p>
@@ -3671,7 +3658,7 @@
           <w:sz w:val="15"/>
           <w:u w:val="none"/>
         </w:rPr>
-        <w:t xml:space="preserve"> ★interest (기사가 흥미를 ‘끄는’ 타동사 능동 — be interested는 사람이 주어)</w:t>
+        <w:t xml:space="preserve"> ★that (선행사 an article or resource + you think가 삽입된 관계절의 주어 자리; what 불가)</w:t>
       </w:r>
     </w:p>
     <w:p>
@@ -3696,7 +3683,7 @@
           <w:sz w:val="15"/>
           <w:u w:val="none"/>
         </w:rPr>
-        <w:t xml:space="preserve"> ★haven’t spoken (in a while ‘한동안 지금까지’ → 현재완료)</w:t>
+        <w:t xml:space="preserve"> ★haven’t spoken (in a while ‘한동안’ → 현재완료)</w:t>
       </w:r>
     </w:p>
     <w:p>
@@ -3721,7 +3708,7 @@
           <w:sz w:val="15"/>
           <w:u w:val="none"/>
         </w:rPr>
-        <w:t xml:space="preserve"> ★are (you’re thinking … and are — 주어 you)</w:t>
+        <w:t xml:space="preserve"> ★are (you’re thinking … and are invested — 주어 you)</w:t>
       </w:r>
     </w:p>
     <w:p>
@@ -3746,7 +3733,7 @@
           <w:sz w:val="15"/>
           <w:u w:val="none"/>
         </w:rPr>
-        <w:t xml:space="preserve"> ★invested (be invested in ~에 마음을 쏟다 — 과거분사)</w:t>
+        <w:t xml:space="preserve"> ★invested (be invested in ‘~에 마음을 쏟다’ — 과거분사 형용사)</w:t>
       </w:r>
     </w:p>
     <w:p>
@@ -3771,7 +3758,7 @@
           <w:sz w:val="15"/>
           <w:u w:val="none"/>
         </w:rPr>
-        <w:t xml:space="preserve"> ○ (사물 선행사 주격 관계대명사 that = which)</w:t>
+        <w:t xml:space="preserve"> ○ (let + O + 원형 = allow + O + to부정사)</w:t>
       </w:r>
     </w:p>
     <w:p>
@@ -3796,7 +3783,7 @@
           <w:sz w:val="15"/>
           <w:u w:val="none"/>
         </w:rPr>
-        <w:t xml:space="preserve"> ★✕ — 바른 형태: maintaining (mean + 동명사, reaching과 but rather 병렬)</w:t>
+        <w:t xml:space="preserve"> ○ (but rather = but instead ‘그게 아니라 오히려’)</w:t>
       </w:r>
     </w:p>
     <w:p>
@@ -3821,7 +3808,7 @@
           <w:sz w:val="15"/>
           <w:u w:val="none"/>
         </w:rPr>
-        <w:t xml:space="preserve"> ○ (let + O + 동사원형 = allow + O + to-v)</w:t>
+        <w:t xml:space="preserve"> ★✕ — 바른 형태: might interest (interest는 타동사 ‘~의 흥미를 끌다’; be interested 뒤에는 목적어 a connection이 올 수 없음)</w:t>
       </w:r>
     </w:p>
     <w:p>
@@ -3846,7 +3833,7 @@
           <w:sz w:val="15"/>
           <w:u w:val="none"/>
         </w:rPr>
-        <w:t xml:space="preserve"> It’s easy to connect with someone and then let the relationship get stuck due to a lack of follow-up. (보충 easy / 제외 easily / stick→stuck)</w:t>
+        <w:t xml:space="preserve"> A simple message to check in or share something of value can go a long way in reinforcing your relationship. (보충 in / 제외 for / reinforce→reinforcing)</w:t>
       </w:r>
     </w:p>
     <w:p>
@@ -3871,7 +3858,7 @@
           <w:sz w:val="15"/>
           <w:u w:val="none"/>
         </w:rPr>
-        <w:t xml:space="preserve"> This shows that you’re thinking of them and are invested in maintaining the relationship. (보충 are / 제외 investing / show→shows · think→thinking · maintain→maintaining)</w:t>
+        <w:t xml:space="preserve"> If you come across an article or resource that you think might interest a connection, share it with them, even if you haven’t spoken in a while. (보충 that / 제외 what / speak→spoken)</w:t>
       </w:r>
     </w:p>
     <w:p>
@@ -3896,7 +3883,7 @@
           <w:sz w:val="15"/>
           <w:u w:val="none"/>
         </w:rPr>
-        <w:t xml:space="preserve"> A simple message to check in or share something of value can go a long way in reinforcing your relationship. (reinforce→reinforcing)</w:t>
+        <w:t xml:space="preserve"> This doesn’t mean constantly reaching out with requests or updates but rather maintaining a friendly and consistent line of communication. (reach→reaching)</w:t>
       </w:r>
     </w:p>
     <w:p>
@@ -3996,7 +3983,7 @@
           <w:sz w:val="15"/>
           <w:u w:val="none"/>
         </w:rPr>
-        <w:t xml:space="preserve"> 한동안 이야기하지 않았더라도 상대가 흥미로워할 기사나 자료를 공유하는 것</w:t>
+        <w:t xml:space="preserve"> 한동안 연락이 없었더라도 지인이 흥미로워할 기사나 자료를 공유하는 것</w:t>
       </w:r>
     </w:p>
     <w:p>
@@ -4021,7 +4008,7 @@
           <w:sz w:val="15"/>
           <w:u w:val="none"/>
         </w:rPr>
-        <w:t xml:space="preserve"> ★mentioned (친구가 지난번에 ‘언급한’ — 과거시제 능동, last time과 호응)</w:t>
+        <w:t xml:space="preserve"> ★checks (주어 nobody 단수)</w:t>
       </w:r>
     </w:p>
     <w:p>
@@ -4046,7 +4033,7 @@
           <w:sz w:val="15"/>
           <w:u w:val="none"/>
         </w:rPr>
-        <w:t xml:space="preserve"> ★is (주어 it = each gesture 단수)</w:t>
+        <w:t xml:space="preserve"> ★done (watering이 ‘행해지는’ 수동 — 분사구문)</w:t>
       </w:r>
     </w:p>
     <w:p>
@@ -4071,7 +4058,7 @@
           <w:sz w:val="15"/>
           <w:u w:val="none"/>
         </w:rPr>
-        <w:t xml:space="preserve"> ★valued (친구가 ‘소중히 여겨지는’ 수동 — feel + p.p.)</w:t>
+        <w:t xml:space="preserve"> ★which (선행사 the tomatoes, planted의 목적어 자리 — where 뒤에는 완전한 절)</w:t>
       </w:r>
     </w:p>
     <w:p>
@@ -4137,7 +4124,7 @@
           <w:sz w:val="15"/>
           <w:u w:val="none"/>
         </w:rPr>
-        <w:t xml:space="preserve"> 정답 ② — (a) ○ (b) ✕ (c) ✕ (d) ○ (e) ✕</w:t>
+        <w:t xml:space="preserve"> 정답 ② — ⓑ to get → get / ⓒ to staying → to stay / ⓓ maintain → maintaining</w:t>
       </w:r>
     </w:p>
     <w:p>
@@ -4162,7 +4149,7 @@
           <w:sz w:val="15"/>
           <w:u w:val="none"/>
         </w:rPr>
-        <w:t xml:space="preserve"> 정답 ③ — ⓐ sustain → sustaining / ⓓ maintain → maintaining / ⓔ what → that</w:t>
+        <w:t xml:space="preserve"> 정답 ③ — ③, ④</w:t>
       </w:r>
     </w:p>
     <w:p>
@@ -4187,7 +4174,7 @@
           <w:sz w:val="15"/>
           <w:u w:val="none"/>
         </w:rPr>
-        <w:t xml:space="preserve"> 정답 ③ — conscious · consistent · interest</w:t>
+        <w:t xml:space="preserve"> 정답 ① — fading · friendly but regular</w:t>
       </w:r>
     </w:p>
     <w:p>
@@ -4212,7 +4199,7 @@
           <w:sz w:val="15"/>
           <w:u w:val="none"/>
         </w:rPr>
-        <w:t xml:space="preserve"> 정답 ③</w:t>
+        <w:t xml:space="preserve"> 정답 ⑤</w:t>
       </w:r>
     </w:p>
     <w:p>
@@ -4237,7 +4224,7 @@
           <w:sz w:val="15"/>
           <w:u w:val="none"/>
         </w:rPr>
-        <w:t xml:space="preserve"> 정답 ④</w:t>
+        <w:t xml:space="preserve"> 정답 ③</w:t>
       </w:r>
     </w:p>
     <w:p>
@@ -4287,7 +4274,7 @@
           <w:sz w:val="15"/>
           <w:u w:val="none"/>
         </w:rPr>
-        <w:t xml:space="preserve"> 정답 ②</w:t>
+        <w:t xml:space="preserve"> 정답 ④ — sporadic → consistent</w:t>
       </w:r>
     </w:p>
     <w:p>
@@ -4312,7 +4299,7 @@
           <w:sz w:val="15"/>
           <w:u w:val="none"/>
         </w:rPr>
-        <w:t xml:space="preserve"> (1) Consistency  (2) sustain  (3) reinforce</w:t>
+        <w:t xml:space="preserve"> If you want to keep the connection alive, you need to make a conscious effort to stay in touch.</w:t>
       </w:r>
     </w:p>
     <w:p>
@@ -4337,7 +4324,7 @@
           <w:sz w:val="15"/>
           <w:u w:val="none"/>
         </w:rPr>
-        <w:t xml:space="preserve"> Sharing it shows that you are invested in maintaining the relationship.</w:t>
+        <w:t xml:space="preserve"> Q1: It does not mean bombarding the other person with favours to ask or news to report. (= constantly reaching out with requests or updates)  Q2: (The writer suggests) sending a contact an article or a resource they would find interesting, even if you have not talked for some time.</w:t>
       </w:r>
     </w:p>
     <w:p>
@@ -4412,7 +4399,7 @@
           <w:sz w:val="14"/>
           <w:u w:val="none"/>
         </w:rPr>
-        <w:t>(c) [어법 함정]</w:t>
+        <w:t>ⓓ [병렬 함정]</w:t>
       </w:r>
       <w:r>
         <w:rPr>
@@ -4421,7 +4408,7 @@
           <w:sz w:val="14"/>
           <w:u w:val="none"/>
         </w:rPr>
-        <w:t xml:space="preserve"> get stuck이 ‘to부정사로도 되는’ 것처럼 보이지만 let은 사역동사라 원형만 가능. </w:t>
+        <w:t xml:space="preserve"> mean 뒤라서 동사원형처럼 보이지만 reaching과 짝이 되는 동명사 자리 — 놓치면 ④. </w:t>
       </w:r>
       <w:r>
         <w:rPr>
@@ -4430,7 +4417,7 @@
           <w:sz w:val="14"/>
           <w:u w:val="none"/>
         </w:rPr>
-        <w:t>(e) [본문 어휘 재사용 함정]</w:t>
+        <w:t>ⓔ [decoy]</w:t>
       </w:r>
       <w:r>
         <w:rPr>
@@ -4439,7 +4426,7 @@
           <w:sz w:val="14"/>
           <w:u w:val="none"/>
         </w:rPr>
-        <w:t xml:space="preserve"> requests·updates가 본문에 그대로 있어 맞는 말처럼 보이지만 바로 그 방식을 부정한 문장(This doesn’t mean …)에서 왔다. </w:t>
+        <w:t xml:space="preserve"> 주어 you와 are 사이가 멀어 is로 고치고 싶어진다. </w:t>
       </w:r>
       <w:r>
         <w:rPr>
@@ -4448,7 +4435,7 @@
           <w:sz w:val="14"/>
           <w:u w:val="none"/>
         </w:rPr>
-        <w:t>(b)</w:t>
+        <w:t>ⓕ [decoy]</w:t>
       </w:r>
       <w:r>
         <w:rPr>
@@ -4457,7 +4444,7 @@
           <w:sz w:val="14"/>
           <w:u w:val="none"/>
         </w:rPr>
-        <w:t xml:space="preserve"> 사례 도입 → For example. ③은 (c)를, ④는 (a)를 놓친 선지.</w:t>
+        <w:t xml:space="preserve"> in a while 때문에 과거 didn’t speak로 바꾸면 오히려 틀린다.</w:t>
       </w:r>
     </w:p>
     <w:p>
@@ -4491,7 +4478,7 @@
           <w:sz w:val="14"/>
           <w:u w:val="none"/>
         </w:rPr>
-        <w:t>ⓔ [삽입절 함정]</w:t>
+        <w:t>① [한 끗]</w:t>
       </w:r>
       <w:r>
         <w:rPr>
@@ -4500,7 +4487,7 @@
           <w:sz w:val="14"/>
           <w:u w:val="none"/>
         </w:rPr>
-        <w:t xml:space="preserve"> you think가 끼어 있어 what절처럼 보이지만 앞에 선행사가 있다. </w:t>
+        <w:t xml:space="preserve"> every few weeks라는 ‘일관성’만 보면 충족처럼 보이지만 내용이 전부 requests. </w:t>
       </w:r>
       <w:r>
         <w:rPr>
@@ -4509,7 +4496,7 @@
           <w:sz w:val="14"/>
           <w:u w:val="none"/>
         </w:rPr>
-        <w:t>ⓑ [decoy]</w:t>
+        <w:t>② [한 끗]</w:t>
       </w:r>
       <w:r>
         <w:rPr>
@@ -4518,25 +4505,7 @@
           <w:sz w:val="14"/>
           <w:u w:val="none"/>
         </w:rPr>
-        <w:t xml:space="preserve"> get을 to get으로 고치고 싶게 만드는 자리. </w:t>
-      </w:r>
-      <w:r>
-        <w:rPr>
-          <w:rFonts w:ascii="맑은 고딕" w:hAnsi="맑은 고딕" w:eastAsia="맑은 고딕"/>
-          <w:b/>
-          <w:sz w:val="14"/>
-          <w:u w:val="none"/>
-        </w:rPr>
-        <w:t>ⓕ [decoy]</w:t>
-      </w:r>
-      <w:r>
-        <w:rPr>
-          <w:rFonts w:ascii="맑은 고딕" w:hAnsi="맑은 고딕" w:eastAsia="맑은 고딕"/>
-          <w:b w:val="0"/>
-          <w:sz w:val="14"/>
-          <w:u w:val="none"/>
-        </w:rPr>
-        <w:t xml:space="preserve"> didn’t speak로 바꾸면 in a while과 어울리지 않는다. ①은 ⓔ를, ⑤는 decoy ⓑ에 걸린 선지.</w:t>
+        <w:t xml:space="preserve"> 마음을 쏟는 것처럼 보여도 ‘일관된 창구’가 아니다 — 필자는 양이 아니라 꾸준함을 말한다.</w:t>
       </w:r>
     </w:p>
     <w:p>
@@ -4570,7 +4539,7 @@
           <w:sz w:val="14"/>
           <w:u w:val="none"/>
         </w:rPr>
-        <w:t>④ [한 끗]</w:t>
+        <w:t>③ [강도 함정]</w:t>
       </w:r>
       <w:r>
         <w:rPr>
@@ -4579,7 +4548,7 @@
           <w:sz w:val="14"/>
           <w:u w:val="none"/>
         </w:rPr>
-        <w:t xml:space="preserve"> (A)(B)는 맞고 (C)만 be interested — 수동 뒤에 목적어 a connection이 올 수 없고, 흥미를 느끼는 쪽은 사람. </w:t>
+        <w:t xml:space="preserve"> (A)는 맞고 (B)의 constant가 regular와 비슷해 보이지만, 본문은 bombarding(constantly reaching out)을 분명히 부정한다. </w:t>
       </w:r>
       <w:r>
         <w:rPr>
@@ -4588,7 +4557,7 @@
           <w:sz w:val="14"/>
           <w:u w:val="none"/>
         </w:rPr>
-        <w:t>② [어휘 함정]</w:t>
+        <w:t>⑤ [한 끗]</w:t>
       </w:r>
       <w:r>
         <w:rPr>
@@ -4597,7 +4566,7 @@
           <w:sz w:val="14"/>
           <w:u w:val="none"/>
         </w:rPr>
-        <w:t xml:space="preserve"> sporadic은 ‘이따금’이라 ‘끊임없이 하지 말라’는 문장과 어울려 보이지만 필자가 요구하는 것은 consistent(일관됨).</w:t>
+        <w:t xml:space="preserve"> (B)는 맞지만 ‘깊어지는 것을 막는다’는 방향이 반대.</w:t>
       </w:r>
     </w:p>
     <w:p>
@@ -4631,7 +4600,7 @@
           <w:sz w:val="14"/>
           <w:u w:val="none"/>
         </w:rPr>
-        <w:t>③ [목적 교체]</w:t>
+        <w:t>④ [방향 역전]</w:t>
       </w:r>
       <w:r>
         <w:rPr>
@@ -4640,7 +4609,7 @@
           <w:sz w:val="14"/>
           <w:u w:val="none"/>
         </w:rPr>
-        <w:t xml:space="preserve"> requests를 ‘필요할 때 연락’으로 바꿔 넣었다 — 본문이 부정한 내용. </w:t>
+        <w:t xml:space="preserve"> 앞의 ‘requests or updates가 아니다’를 뒤집어 그것만 보내라는 선지 — not A but B에서 A를 다시 B 자리에 넣은 함정. </w:t>
       </w:r>
       <w:r>
         <w:rPr>
@@ -4649,7 +4618,7 @@
           <w:sz w:val="14"/>
           <w:u w:val="none"/>
         </w:rPr>
-        <w:t>④ [한 끗 정답지]</w:t>
+        <w:t>③ [절대화]</w:t>
       </w:r>
       <w:r>
         <w:rPr>
@@ -4658,7 +4627,7 @@
           <w:sz w:val="14"/>
           <w:u w:val="none"/>
         </w:rPr>
-        <w:t xml:space="preserve"> even if you haven’t spoken in a while을 after a long period of silence로 환언 — 참. </w:t>
+        <w:t xml:space="preserve"> every detail은 constantly reaching out에 가깝다. </w:t>
       </w:r>
       <w:r>
         <w:rPr>
@@ -4676,7 +4645,7 @@
           <w:sz w:val="14"/>
           <w:u w:val="none"/>
         </w:rPr>
-        <w:t xml:space="preserve"> One of the most important aspects … is communication의 환언.</w:t>
+        <w:t xml:space="preserve"> 의식적 노력(decide, on purpose)과 반대.</w:t>
       </w:r>
     </w:p>
     <w:p>
@@ -4710,7 +4679,7 @@
           <w:sz w:val="14"/>
           <w:u w:val="none"/>
         </w:rPr>
-        <w:t>⑤ [조건 역전]</w:t>
+        <w:t>③ [조건 역전 + only]</w:t>
       </w:r>
       <w:r>
         <w:rPr>
@@ -4719,7 +4688,7 @@
           <w:sz w:val="14"/>
           <w:u w:val="none"/>
         </w:rPr>
-        <w:t xml:space="preserve"> [B]에서 기회(opportunity)는 연락의 ‘결과’로 등장 — 연락의 조건이 아니다. </w:t>
+        <w:t xml:space="preserve"> even if(~라도)를 only if(~일 때만)로 바꾼 한 끗 오답. </w:t>
       </w:r>
       <w:r>
         <w:rPr>
@@ -4728,7 +4697,7 @@
           <w:sz w:val="14"/>
           <w:u w:val="none"/>
         </w:rPr>
-        <w:t>② [방향 역전]</w:t>
+        <w:t>① [한 끗 정답지]</w:t>
       </w:r>
       <w:r>
         <w:rPr>
@@ -4737,7 +4706,7 @@
           <w:sz w:val="14"/>
           <w:u w:val="none"/>
         </w:rPr>
-        <w:t xml:space="preserve"> [B]는 목적 없는(ask for nothing) 연락을 오히려 권한다. </w:t>
+        <w:t xml:space="preserve"> Meeting someone is the easy part; … stalls … because nobody follows up의 환언 — 참. </w:t>
       </w:r>
       <w:r>
         <w:rPr>
@@ -4746,7 +4715,7 @@
           <w:sz w:val="14"/>
           <w:u w:val="none"/>
         </w:rPr>
-        <w:t>①</w:t>
+        <w:t>④</w:t>
       </w:r>
       <w:r>
         <w:rPr>
@@ -4755,25 +4724,7 @@
           <w:sz w:val="14"/>
           <w:u w:val="none"/>
         </w:rPr>
-        <w:t xml:space="preserve"> 두 글 모두와 반대. </w:t>
-      </w:r>
-      <w:r>
-        <w:rPr>
-          <w:rFonts w:ascii="맑은 고딕" w:hAnsi="맑은 고딕" w:eastAsia="맑은 고딕"/>
-          <w:b/>
-          <w:sz w:val="14"/>
-          <w:u w:val="none"/>
-        </w:rPr>
-        <w:t>③</w:t>
-      </w:r>
-      <w:r>
-        <w:rPr>
-          <w:rFonts w:ascii="맑은 고딕" w:hAnsi="맑은 고딕" w:eastAsia="맑은 고딕"/>
-          <w:b w:val="0"/>
-          <w:sz w:val="14"/>
-          <w:u w:val="none"/>
-        </w:rPr>
-        <w:t xml:space="preserve"> updates·achievements는 [A]가 부정한 방식.</w:t>
+        <w:t xml:space="preserve"> A short note just to say hello … does a great deal — 참.</w:t>
       </w:r>
     </w:p>
     <w:p>
@@ -4807,7 +4758,7 @@
           <w:sz w:val="14"/>
           <w:u w:val="none"/>
         </w:rPr>
-        <w:t>①③ [직역 함정]</w:t>
+        <w:t>② [수치 함정]</w:t>
       </w:r>
       <w:r>
         <w:rPr>
@@ -4816,7 +4767,7 @@
           <w:sz w:val="14"/>
           <w:u w:val="none"/>
         </w:rPr>
-        <w:t xml:space="preserve"> way를 ‘거리’, long을 ‘오래’로 읽은 오답. </w:t>
+        <w:t xml:space="preserve"> regular(규칙적)라는 말이 있어 답할 수 있다고 착각하기 쉽지만, 본문은 빈도의 수치를 제시하지 않는다. </w:t>
       </w:r>
       <w:r>
         <w:rPr>
@@ -4825,7 +4776,7 @@
           <w:sz w:val="14"/>
           <w:u w:val="none"/>
         </w:rPr>
-        <w:t>⑤ [방향 역전]</w:t>
+        <w:t>③ [부정 발문]</w:t>
       </w:r>
       <w:r>
         <w:rPr>
@@ -4834,25 +4785,7 @@
           <w:sz w:val="14"/>
           <w:u w:val="none"/>
         </w:rPr>
-        <w:t xml:space="preserve"> long-term relationships가 주제인 글에서 ‘짧게만’은 반대. </w:t>
-      </w:r>
-      <w:r>
-        <w:rPr>
-          <w:rFonts w:ascii="맑은 고딕" w:hAnsi="맑은 고딕" w:eastAsia="맑은 고딕"/>
-          <w:b/>
-          <w:sz w:val="14"/>
-          <w:u w:val="none"/>
-        </w:rPr>
-        <w:t>④</w:t>
-      </w:r>
-      <w:r>
-        <w:rPr>
-          <w:rFonts w:ascii="맑은 고딕" w:hAnsi="맑은 고딕" w:eastAsia="맑은 고딕"/>
-          <w:b w:val="0"/>
-          <w:sz w:val="14"/>
-          <w:u w:val="none"/>
-        </w:rPr>
-        <w:t xml:space="preserve"> requests는 필자가 부정한 방식.</w:t>
+        <w:t xml:space="preserve"> NOT이 들어 있어 답이 없는 것처럼 보이지만 본문에 명시돼 있다.</w:t>
       </w:r>
     </w:p>
     <w:p>
@@ -4886,7 +4819,7 @@
           <w:sz w:val="14"/>
           <w:u w:val="none"/>
         </w:rPr>
-        <w:t>② [주체·태도 역전]</w:t>
+        <w:t>③ [부정문 함정]</w:t>
       </w:r>
       <w:r>
         <w:rPr>
@@ -4895,7 +4828,7 @@
           <w:sz w:val="14"/>
           <w:u w:val="none"/>
         </w:rPr>
-        <w:t xml:space="preserve"> 필자는 ‘내가 먼저’ 의식적으로 연락하라고 한다. ‘예의’라는 그럴듯한 이유를 붙여 고르기 어렵게 만든 오답. </w:t>
+        <w:t xml:space="preserve"> constantly가 ‘틀린 말’처럼 보이지만 This doesn’t mean … 안에 있어 ‘그런 뜻이 아니다’로 쓰인 것 — 적절. </w:t>
       </w:r>
       <w:r>
         <w:rPr>
@@ -4904,7 +4837,7 @@
           <w:sz w:val="14"/>
           <w:u w:val="none"/>
         </w:rPr>
-        <w:t>⑤</w:t>
+        <w:t>①</w:t>
       </w:r>
       <w:r>
         <w:rPr>
@@ -4913,7 +4846,7 @@
           <w:sz w:val="14"/>
           <w:u w:val="none"/>
         </w:rPr>
-        <w:t xml:space="preserve"> constantly(양)를 부정하고 consistent(일관성)를 강조한 것과 일치.</w:t>
+        <w:t xml:space="preserve"> easy를 ‘연결이 쉽다’로만 읽으면 어색해 보이나 ‘방치하기 쉽다’까지가 한 덩어리.</w:t>
       </w:r>
     </w:p>
     <w:p>
@@ -4938,7 +4871,61 @@
           <w:sz w:val="14"/>
           <w:u w:val="none"/>
         </w:rPr>
-        <w:t xml:space="preserve"> (1) consistent(형용사) ✕ — 주어 자리 명사, 문두 대문자. (2) sustaining ✕ — be to 용법 뒤 원형. maintain(본문 maintaining의 변형)도 문맥상 인정. (3) reinforcing ✕. [채점] 각 1점, 철자 오류 0점.</w:t>
+        <w:t xml:space="preserve"> </w:t>
+      </w:r>
+      <w:r>
+        <w:rPr>
+          <w:rFonts w:ascii="맑은 고딕" w:hAnsi="맑은 고딕" w:eastAsia="맑은 고딕"/>
+          <w:b/>
+          <w:sz w:val="14"/>
+          <w:u w:val="none"/>
+        </w:rPr>
+        <w:t>If you want keeping</w:t>
+      </w:r>
+      <w:r>
+        <w:rPr>
+          <w:rFonts w:ascii="맑은 고딕" w:hAnsi="맑은 고딕" w:eastAsia="맑은 고딕"/>
+          <w:b w:val="0"/>
+          <w:sz w:val="14"/>
+          <w:u w:val="none"/>
+        </w:rPr>
+        <w:t xml:space="preserve"> ✕ — want + to부정사. </w:t>
+      </w:r>
+      <w:r>
+        <w:rPr>
+          <w:rFonts w:ascii="맑은 고딕" w:hAnsi="맑은 고딕" w:eastAsia="맑은 고딕"/>
+          <w:b/>
+          <w:sz w:val="14"/>
+          <w:u w:val="none"/>
+        </w:rPr>
+        <w:t>you need make</w:t>
+      </w:r>
+      <w:r>
+        <w:rPr>
+          <w:rFonts w:ascii="맑은 고딕" w:hAnsi="맑은 고딕" w:eastAsia="맑은 고딕"/>
+          <w:b w:val="0"/>
+          <w:sz w:val="14"/>
+          <w:u w:val="none"/>
+        </w:rPr>
+        <w:t xml:space="preserve"> ✕ — need to + 원형. </w:t>
+      </w:r>
+      <w:r>
+        <w:rPr>
+          <w:rFonts w:ascii="맑은 고딕" w:hAnsi="맑은 고딕" w:eastAsia="맑은 고딕"/>
+          <w:b/>
+          <w:sz w:val="14"/>
+          <w:u w:val="none"/>
+        </w:rPr>
+        <w:t>alive the connection</w:t>
+      </w:r>
+      <w:r>
+        <w:rPr>
+          <w:rFonts w:ascii="맑은 고딕" w:hAnsi="맑은 고딕" w:eastAsia="맑은 고딕"/>
+          <w:b w:val="0"/>
+          <w:sz w:val="14"/>
+          <w:u w:val="none"/>
+        </w:rPr>
+        <w:t xml:space="preserve"> ✕ — keep + O + 보어 어순. [채점] 조건절·need to 구조 1.5 / 어순·보기 전부 1 / 철자·단어 수 0.5.</w:t>
       </w:r>
     </w:p>
     <w:p>
@@ -4972,7 +4959,7 @@
           <w:sz w:val="14"/>
           <w:u w:val="none"/>
         </w:rPr>
-        <w:t>show → shows</w:t>
+        <w:t>Q1에 ‘maintaining a friendly and consistent line’을 쓰면</w:t>
       </w:r>
       <w:r>
         <w:rPr>
@@ -4981,7 +4968,7 @@
           <w:sz w:val="14"/>
           <w:u w:val="none"/>
         </w:rPr>
-        <w:t xml:space="preserve">: 동명사 주어는 단수. </w:t>
+        <w:t xml:space="preserve"> ✕ — 그것은 ‘의미하는 것’이지 ‘의미하지 않는 것’이 아니다(부정 질문 주의). </w:t>
       </w:r>
       <w:r>
         <w:rPr>
@@ -4990,7 +4977,7 @@
           <w:sz w:val="14"/>
           <w:u w:val="none"/>
         </w:rPr>
-        <w:t>invest → invested</w:t>
+        <w:t>Q2에 ‘a simple message to check in’만 쓰면</w:t>
       </w:r>
       <w:r>
         <w:rPr>
@@ -4999,25 +4986,7 @@
           <w:sz w:val="14"/>
           <w:u w:val="none"/>
         </w:rPr>
-        <w:t xml:space="preserve">: be invested in ‘~에 마음을 쏟다’. </w:t>
-      </w:r>
-      <w:r>
-        <w:rPr>
-          <w:rFonts w:ascii="맑은 고딕" w:hAnsi="맑은 고딕" w:eastAsia="맑은 고딕"/>
-          <w:b/>
-          <w:sz w:val="14"/>
-          <w:u w:val="none"/>
-        </w:rPr>
-        <w:t>maintain → maintaining</w:t>
-      </w:r>
-      <w:r>
-        <w:rPr>
-          <w:rFonts w:ascii="맑은 고딕" w:hAnsi="맑은 고딕" w:eastAsia="맑은 고딕"/>
-          <w:b w:val="0"/>
-          <w:sz w:val="14"/>
-          <w:u w:val="none"/>
-        </w:rPr>
-        <w:t>: 전치사 in 뒤 동명사. [채점] 어형 3곳 각 0.5 / 어순 1 / 단어 수·철자 0.5.</w:t>
+        <w:t xml:space="preserve"> 0.5 감점 — 질문은 구체적 example(for example 문장)을 묻는다. [채점] 각 문항 내용 1 + 문장 완성·어법 0.5.</w:t>
       </w:r>
     </w:p>
     <w:p>
@@ -5051,7 +5020,7 @@
           <w:sz w:val="14"/>
           <w:u w:val="none"/>
         </w:rPr>
-        <w:t>② [한 끗]</w:t>
+        <w:t>④ [한 끗]</w:t>
       </w:r>
       <w:r>
         <w:rPr>
@@ -5060,7 +5029,25 @@
           <w:sz w:val="14"/>
           <w:u w:val="none"/>
         </w:rPr>
-        <w:t xml:space="preserve"> follow-up 부족 → This doesn’t mean …은 대상이 어긋난다(follow-up 부족을 ‘뜻한다’가 아님). 처방(stay in touch) → 오해 방지(This doesn’t mean) → 구체적 방법 순서.</w:t>
+        <w:t xml:space="preserve"> 예시 뒤에 일반 문장을 두는 것도 가능해 보이지만, 그러면 ④ 뒤 This shows의 This가 예시 문장이 아니라 주어진 문장을 가리키게 되어 어색하다. </w:t>
+      </w:r>
+      <w:r>
+        <w:rPr>
+          <w:rFonts w:ascii="맑은 고딕" w:hAnsi="맑은 고딕" w:eastAsia="맑은 고딕"/>
+          <w:b/>
+          <w:sz w:val="14"/>
+          <w:u w:val="none"/>
+        </w:rPr>
+        <w:t>②</w:t>
+      </w:r>
+      <w:r>
+        <w:rPr>
+          <w:rFonts w:ascii="맑은 고딕" w:hAnsi="맑은 고딕" w:eastAsia="맑은 고딕"/>
+          <w:b w:val="0"/>
+          <w:sz w:val="14"/>
+          <w:u w:val="none"/>
+        </w:rPr>
+        <w:t xml:space="preserve"> 아직 ‘연락을 유지하라’는 주장이 나오기 전이라 메시지 이야기가 이르다.</w:t>
       </w:r>
     </w:p>
     <w:p>
@@ -5085,7 +5072,7 @@
           <w:sz w:val="14"/>
           <w:u w:val="none"/>
         </w:rPr>
-        <w:t xml:space="preserve"> 장기적인 관계를 유지하는 데 가장 중요한 측면 가운데 하나는 소통이다. 누군가와 관계를 맺고 나서 후속 연락이 없어 관계가 막히게 내버려 두기 쉽다. 그 관계를 살려 두려면 연락을 유지하려는 의식적인 노력을 하라. 이것은 부탁이나 근황을 가지고 끊임없이 연락하는 것이 아니라, 오히려 우호적이고 일관된 소통의 창구를 유지하는 것을 의미한다. 안부를 묻거나 가치 있는 것을 공유하는 간단한 메시지가 관계를 강화하는 데 큰 도움이 될 수 있다. 예를 들어, 지인이 흥미로워할 것 같은 기사나 자료를 우연히 발견하면, 한동안 이야기를 나누지 않았더라도 그것을 그들과 공유하라. 이것은 당신이 그들을 생각하고 있고 그 관계를 유지하는 데 마음을 쏟고 있음을 보여 준다.</w:t>
+        <w:t xml:space="preserve"> ['장기적인 관계를 유지하는 데 가장 중요한 측면 가운데 하나는 소통이다.', '누군가와 관계를 맺고 나서 후속 연락이 없어 관계가 막히게 내버려 두기 쉽다.', '그 관계를 살려 두려면 연락을 유지하려는 의식적인 노력을 하라.', '이것은 부탁이나 근황을 가지고 끊임없이 연락하는 것이 아니라, 오히려 우호적이고 일관된 소통의 창구를 유지하는 것을 의미한다.', '안부를 묻거나 가치 있는 것을 공유하는 간단한 메시지가 관계를 강화하는 데 큰 도움이 될 수 있다.', '예를 들어, 지인이 흥미로워할 것 같은 기사나 자료를 우연히 발견하면, 한동안 이야기를 나누지 않았더라도 그것을 그들과 공유하라.', '이것은 당신이 그들을 생각하고 있고 그 관계를 유지하는 데 마음을 쏟고 있음을 보여 준다.']</w:t>
       </w:r>
     </w:p>
     <w:p>
@@ -5110,7 +5097,7 @@
           <w:sz w:val="14"/>
           <w:u w:val="none"/>
         </w:rPr>
-        <w:t xml:space="preserve"> 정원사들은 몇 주 동안 내버려 둔 식물이 한꺼번에 죽는 일은 드물고 그저 자라기를 멈출 뿐이라는 것을 안다. 우정도 거의 같은 방식으로 움직인다. 우정을 건강하게 유지하는 데 거창한 행동은 필요 없다. 짧은 쪽지, 함께 보는 사진 한 장, 혹은 친구가 지난번에 언급한 것에 대한 질문 하나로 충분한 경우가 많다. 중요한 것은 각 행동의 크기가 아니라 그것이 얼마나 규칙적으로 이루어지는가이다. 아무것도 부탁받지 않으면서 이따금 당신의 소식을 듣는 친구는 이용당한다기보다 소중히 여겨진다고 느낀다.</w:t>
+        <w:t xml:space="preserve"> ['같은 원리가 이웃과 함께 가꾸는 텃밭에도 적용된다.', '봄에 함께 무언가를 심어 놓고는 아무도 들여다보지 않아 밭이 잡초밭이 되게 내버려 두기 쉽다.', '텃밭을 살려 두는 데 매일 몇 시간의 노동이 필요한 것은 아니며, 규칙적으로 하는 몇 분의 물주기가 어느 하루의 영웅적인 오후보다 더 중요하다.', '이웃이 심은 토마토가 익어 가는 것을 알아차리면 사진을 보내라.', '그 작은 몸짓은 텃밭이 여전히 함께하는 것임을 그들에게 말해 준다.']</w:t>
       </w:r>
     </w:p>
     <w:sectPr>

--- a/shinmok1/pack/2510/H1MOGO25-10_20_SET.docx
+++ b/shinmok1/pack/2510/H1MOGO25-10_20_SET.docx
@@ -1014,7 +1014,7 @@
           <w:sz w:val="16"/>
           <w:u w:val="none"/>
         </w:rPr>
-        <w:t xml:space="preserve">  주어진 말을 모두 사용 · 필요한 단어 1개만 어형 변형</w:t>
+        <w:t xml:space="preserve">  주어진 말을 모두 사용 · 어형 변형 3곳 · 조건의 단어 수·구문을 지킬 것</w:t>
       </w:r>
     </w:p>
     <w:p>
@@ -1041,6 +1041,8 @@
           <w:u w:val="none"/>
         </w:rPr>
         <w:t>이것은 부탁이나 근황을 가지고 끊임없이 연락하는 것이 아니라, 오히려 우호적이고 일관된 소통의 창구를 유지하는 것을 의미한다.</w:t>
+        <w:br/>
+        <w:t>&lt;조건&gt; 구문: not A but rather B (동명사구 병렬) · 총 20단어</w:t>
       </w:r>
     </w:p>
     <w:p>
@@ -1057,7 +1059,7 @@
           <w:sz w:val="17"/>
           <w:u w:val="none"/>
         </w:rPr>
-        <w:t>doesn’t mean / this / constantly / with requests or updates / but rather / reach out / maintaining / line of communication / a friendly and consistent</w:t>
+        <w:t>constant / reach out / with requests or updates / doesn’t mean / a friendly and consistent / but rather / this / maintain / line of communication</w:t>
       </w:r>
     </w:p>
     <w:p>
@@ -2679,6 +2681,15 @@
         </w:rPr>
         <w:t>To keep the connection alive, make a conscious effort to stay in touch.</w:t>
       </w:r>
+      <w:r>
+        <w:rPr>
+          <w:rFonts w:ascii="맑은 고딕" w:hAnsi="맑은 고딕" w:eastAsia="맑은 고딕"/>
+          <w:b w:val="0"/>
+          <w:sz w:val="17"/>
+          <w:u w:val="none"/>
+        </w:rPr>
+        <w:t xml:space="preserve"> Staying in touch does not have to mean sending requests or news all the time.</w:t>
+      </w:r>
     </w:p>
     <w:p>
       <w:pPr>
@@ -2709,7 +2720,7 @@
           <w:sz w:val="17"/>
           <w:u w:val="none"/>
         </w:rPr>
-        <w:t xml:space="preserve"> if / you / want / to keep / the connection / alive / you / need / to make / a conscious effort / to stay in touch</w:t>
+        <w:t xml:space="preserve"> you / require / to stay in touch / alive / make / keep / that / a conscious effort / the connection</w:t>
       </w:r>
     </w:p>
     <w:p>
@@ -2755,7 +2766,7 @@
           <w:sz w:val="17"/>
           <w:u w:val="none"/>
         </w:rPr>
-        <w:t>1. Use ALL the expressions in the box, each only once.</w:t>
+        <w:t>1. &lt;보기&gt;의 표현을 모두 한 번씩 사용할 것 (다른 단어 추가 금지)</w:t>
       </w:r>
     </w:p>
     <w:p>
@@ -2778,7 +2789,7 @@
           <w:sz w:val="17"/>
           <w:u w:val="none"/>
         </w:rPr>
-        <w:t>2. Do NOT change the form of any word, and do NOT add any other words.</w:t>
+        <w:t>2. 필요한 단어 2개의 형태를 바꿀 것</w:t>
       </w:r>
     </w:p>
     <w:p>
@@ -2801,7 +2812,7 @@
           <w:sz w:val="17"/>
           <w:u w:val="none"/>
         </w:rPr>
-        <w:t>3. Begin with ‘If you want to’ (a conditional clause) and use ‘need to’ in the main clause.</w:t>
+        <w:t>3. 동명사구를 주어로 하고, ‘require that + 주어 + 동사원형’ 구문을 사용할 것</w:t>
       </w:r>
     </w:p>
     <w:p>
@@ -2824,7 +2835,7 @@
           <w:sz w:val="17"/>
           <w:u w:val="none"/>
         </w:rPr>
-        <w:t>4. Write 17 words in total.</w:t>
+        <w:t>4. 총 15단어로 쓸 것</w:t>
       </w:r>
     </w:p>
     <w:p>
@@ -2862,7 +2873,7 @@
           <w:sz w:val="17"/>
           <w:u w:val="none"/>
         </w:rPr>
-        <w:t>⇒ If you want to ________________________________________________________________________ .</w:t>
+        <w:t>⇒ ________________________________________________________________________ .</w:t>
       </w:r>
     </w:p>
     <w:p>
@@ -3883,7 +3894,7 @@
           <w:sz w:val="15"/>
           <w:u w:val="none"/>
         </w:rPr>
-        <w:t xml:space="preserve"> This doesn’t mean constantly reaching out with requests or updates but rather maintaining a friendly and consistent line of communication. (reach→reaching)</w:t>
+        <w:t xml:space="preserve"> This doesn’t mean constantly reaching out with requests or updates but rather maintaining a friendly and consistent line of communication. (constant→constantly · reach out→reaching out · maintain→maintaining / 20단어 / not A but rather B)</w:t>
       </w:r>
     </w:p>
     <w:p>
@@ -4299,7 +4310,7 @@
           <w:sz w:val="15"/>
           <w:u w:val="none"/>
         </w:rPr>
-        <w:t xml:space="preserve"> If you want to keep the connection alive, you need to make a conscious effort to stay in touch.</w:t>
+        <w:t xml:space="preserve"> Keeping the connection alive requires that you make a conscious effort to stay in touch.</w:t>
       </w:r>
     </w:p>
     <w:p>
@@ -4880,7 +4891,7 @@
           <w:sz w:val="14"/>
           <w:u w:val="none"/>
         </w:rPr>
-        <w:t>If you want keeping</w:t>
+        <w:t>Keep the connection alive requires</w:t>
       </w:r>
       <w:r>
         <w:rPr>
@@ -4889,7 +4900,7 @@
           <w:sz w:val="14"/>
           <w:u w:val="none"/>
         </w:rPr>
-        <w:t xml:space="preserve"> ✕ — want + to부정사. </w:t>
+        <w:t xml:space="preserve"> ✕ — 주어 자리는 동명사. </w:t>
       </w:r>
       <w:r>
         <w:rPr>
@@ -4898,7 +4909,7 @@
           <w:sz w:val="14"/>
           <w:u w:val="none"/>
         </w:rPr>
-        <w:t>you need make</w:t>
+        <w:t>requires that you makes</w:t>
       </w:r>
       <w:r>
         <w:rPr>
@@ -4907,7 +4918,7 @@
           <w:sz w:val="14"/>
           <w:u w:val="none"/>
         </w:rPr>
-        <w:t xml:space="preserve"> ✕ — need to + 원형. </w:t>
+        <w:t xml:space="preserve"> ✕ — that절은 원형. </w:t>
       </w:r>
       <w:r>
         <w:rPr>
@@ -4916,7 +4927,7 @@
           <w:sz w:val="14"/>
           <w:u w:val="none"/>
         </w:rPr>
-        <w:t>alive the connection</w:t>
+        <w:t>Keeping alive the connection</w:t>
       </w:r>
       <w:r>
         <w:rPr>
@@ -4925,7 +4936,7 @@
           <w:sz w:val="14"/>
           <w:u w:val="none"/>
         </w:rPr>
-        <w:t xml:space="preserve"> ✕ — keep + O + 보어 어순. [채점] 조건절·need to 구조 1.5 / 어순·보기 전부 1 / 철자·단어 수 0.5.</w:t>
+        <w:t xml:space="preserve"> △ — 뜻은 통하나 보기 어순(the connection / alive) 조건과 어긋남. [채점] 구문(동명사 주어 + require that V) 1.5 / 어형 2곳 1 / 철자·단어 수 0.5.</w:t>
       </w:r>
     </w:p>
     <w:p>
